--- a/downloads/teacher/ai-5-week-18.docx
+++ b/downloads/teacher/ai-5-week-18.docx
@@ -2203,6 +2203,396 @@
         <w:t>For your Image-pattern Network Investigation, save the input, procedure, observed result and limitation of this check. Label this worked example as practice; use a different, previously unreviewed case when checking independent understanding.</w:t>
       </w:r>
     </w:p>
+    <w:p>
+      <w:pPr>
+        <w:pStyle w:val="Heading1"/>
+      </w:pPr>
+      <w:r>
+        <w:t>07. Prepare, teach and assess</w:t>
+      </w:r>
+    </w:p>
+    <w:p>
+      <w:r>
+        <w:t>Teaching target: Check dimension contracts before computing a layer</w:t>
+      </w:r>
+    </w:p>
+    <w:p>
+      <w:r>
+        <w:t>Prepare the labelled worked-case picture, the matching workbook, fictional input cards and a place for individual responses. Check a local Python 3 environment before class; have a paper-trace version ready.</w:t>
+      </w:r>
+    </w:p>
+    <w:tbl>
+      <w:tblPr>
+        <w:tblStyle w:val="LightShading-Accent1"/>
+        <w:tblW w:type="auto" w:w="0"/>
+        <w:tblLook w:firstColumn="1" w:firstRow="1" w:lastColumn="0" w:lastRow="0" w:noHBand="0" w:noVBand="1" w:val="04A0"/>
+      </w:tblPr>
+      <w:tblGrid>
+        <w:gridCol w:w="3408"/>
+        <w:gridCol w:w="3408"/>
+        <w:gridCol w:w="3408"/>
+      </w:tblGrid>
+      <w:tr>
+        <w:trPr>
+          <w:tblHeader/>
+        </w:trPr>
+        <w:tc>
+          <w:tcPr>
+            <w:tcW w:type="dxa" w:w="3408"/>
+          </w:tcPr>
+          <w:p>
+            <w:r>
+              <w:t>Session</w:t>
+            </w:r>
+          </w:p>
+        </w:tc>
+        <w:tc>
+          <w:tcPr>
+            <w:tcW w:type="dxa" w:w="3408"/>
+          </w:tcPr>
+          <w:p>
+            <w:r>
+              <w:t>Plan</w:t>
+            </w:r>
+          </w:p>
+        </w:tc>
+        <w:tc>
+          <w:tcPr>
+            <w:tcW w:type="dxa" w:w="3408"/>
+          </w:tcPr>
+          <w:p>
+            <w:r>
+              <w:t>Resources</w:t>
+            </w:r>
+          </w:p>
+        </w:tc>
+      </w:tr>
+      <w:tr>
+        <w:tc>
+          <w:tcPr>
+            <w:tcW w:type="dxa" w:w="3408"/>
+          </w:tcPr>
+          <w:p>
+            <w:r>
+              <w:t>Session 1 · Understand · 45 min</w:t>
+            </w:r>
+          </w:p>
+        </w:tc>
+        <w:tc>
+          <w:tcPr>
+            <w:tcW w:type="dxa" w:w="3408"/>
+          </w:tcPr>
+          <w:p>
+            <w:r>
+              <w:t>0–7: recall and prerequisite; 7–15: inspect the concrete case and predict; 15–30: teacher models the worked trace; 30–40: learners explain a step using the text and visual; 40–45: check the core idea.</w:t>
+            </w:r>
+          </w:p>
+        </w:tc>
+        <w:tc>
+          <w:tcPr>
+            <w:tcW w:type="dxa" w:w="3408"/>
+          </w:tcPr>
+          <w:p>
+            <w:r>
+              <w:t>Sections 1–6; record the brief recall in the workbook.</w:t>
+            </w:r>
+          </w:p>
+        </w:tc>
+      </w:tr>
+      <w:tr>
+        <w:tc>
+          <w:tcPr>
+            <w:tcW w:type="dxa" w:w="3408"/>
+          </w:tcPr>
+          <w:p>
+            <w:r>
+              <w:t>Session 2 · Practise · 45 min</w:t>
+            </w:r>
+          </w:p>
+        </w:tc>
+        <w:tc>
+          <w:tcPr>
+            <w:tcW w:type="dxa" w:w="3408"/>
+          </w:tcPr>
+          <w:p>
+            <w:r>
+              <w:t>0–5: retrieve the procedure; 5–15: W2 completion practice; 15–23: explain and check with a partner; 23–30: each learner answers the misconception check; 30–40: targeted reteaching or a harder variation; 40–45: prepare the investigation.</w:t>
+            </w:r>
+          </w:p>
+        </w:tc>
+        <w:tc>
+          <w:tcPr>
+            <w:tcW w:type="dxa" w:w="3408"/>
+          </w:tcPr>
+          <w:p>
+            <w:r>
+              <w:t>Sections 7–10; use the matching workbook W2 and misconception check.</w:t>
+            </w:r>
+          </w:p>
+        </w:tc>
+      </w:tr>
+      <w:tr>
+        <w:tc>
+          <w:tcPr>
+            <w:tcW w:type="dxa" w:w="3408"/>
+          </w:tcPr>
+          <w:p>
+            <w:r>
+              <w:t>Session 3 · Investigate and transfer · 45 min</w:t>
+            </w:r>
+          </w:p>
+        </w:tc>
+        <w:tc>
+          <w:tcPr>
+            <w:tcW w:type="dxa" w:w="3408"/>
+          </w:tcPr>
+          <w:p>
+            <w:r>
+              <w:t>0–5: retrieve the decision rule; 5–20: investigate or trace; 20–30: start the independent case; 30–38: connect the project; 38–43: act on feedback; 43–45: plan the return check.</w:t>
+            </w:r>
+          </w:p>
+        </w:tc>
+        <w:tc>
+          <w:tcPr>
+            <w:tcW w:type="dxa" w:w="3408"/>
+          </w:tcPr>
+          <w:p>
+            <w:r>
+              <w:t>Sections 9 and 11–14. Give extra time to finish the full task set; use Section 15 when the week includes a coding lab.</w:t>
+            </w:r>
+          </w:p>
+        </w:tc>
+      </w:tr>
+    </w:tbl>
+    <w:p>
+      <w:r>
+        <w:t>Before class, solve the supported practice: Compute scores and activations for x = [3, 1] with the lesson layer, then omit the third bias. Identify the first discrepancy and the resulting activation error.</w:t>
+      </w:r>
+    </w:p>
+    <w:p>
+      <w:r>
+        <w:t>Reasoned practice answer: Teacher explanation: Correct scores and activations are [3, 1, 3]. Omitting the third bias produces [3, 1, 2]. The third score is the first discrepancy and now survives ReLU.</w:t>
+      </w:r>
+    </w:p>
+    <w:p>
+      <w:r>
+        <w:t>Check every learner before discussion: Use the worked case for Debugging shapes and gradients. Proposed explanation: “Matching output shape guarantees the computation”. Decide whether this explanation is supported. Point to the step or supplied fact that decides; explain your repair if needed.</w:t>
+      </w:r>
+    </w:p>
+    <w:p>
+      <w:r>
+        <w:t>Misconception repair: Correct dimensions can hide swapped features, missing biases or wrong axis meanings.</w:t>
+      </w:r>
+    </w:p>
+    <w:p>
+      <w:r>
+        <w:t>Support: read the exact case aloud, enlarge the labelled picture, supply input cards and model only the first deciding step. Accept a spoken explanation or drawing; retain the reasoning goal.</w:t>
+      </w:r>
+    </w:p>
+    <w:p>
+      <w:r>
+        <w:t>Extension: The program changes its declared order to [c, a] and returns [-12,-8]. Require a prediction and a reason before comparing. Expected result: That vector now matches the declared coordinate order. Reason: Gradient values are meaningful only when their parameter names and array positions agree.</w:t>
+      </w:r>
+    </w:p>
+    <w:p>
+      <w:r>
+        <w:t>Independent assessment: withhold the reserved answer until the learner has attempted the new case. Record support separately from correctness.</w:t>
+      </w:r>
+    </w:p>
+    <w:tbl>
+      <w:tblPr>
+        <w:tblStyle w:val="LightShading-Accent1"/>
+        <w:tblW w:type="auto" w:w="0"/>
+        <w:tblLook w:firstColumn="1" w:firstRow="1" w:lastColumn="0" w:lastRow="0" w:noHBand="0" w:noVBand="1" w:val="04A0"/>
+      </w:tblPr>
+      <w:tblGrid>
+        <w:gridCol w:w="2556"/>
+        <w:gridCol w:w="2556"/>
+        <w:gridCol w:w="2556"/>
+        <w:gridCol w:w="2556"/>
+      </w:tblGrid>
+      <w:tr>
+        <w:trPr>
+          <w:tblHeader/>
+        </w:trPr>
+        <w:tc>
+          <w:tcPr>
+            <w:tcW w:type="dxa" w:w="2556"/>
+          </w:tcPr>
+          <w:p>
+            <w:r>
+              <w:t>Criterion</w:t>
+            </w:r>
+          </w:p>
+        </w:tc>
+        <w:tc>
+          <w:tcPr>
+            <w:tcW w:type="dxa" w:w="2556"/>
+          </w:tcPr>
+          <w:p>
+            <w:r>
+              <w:t>Not yet</w:t>
+            </w:r>
+          </w:p>
+        </w:tc>
+        <w:tc>
+          <w:tcPr>
+            <w:tcW w:type="dxa" w:w="2556"/>
+          </w:tcPr>
+          <w:p>
+            <w:r>
+              <w:t>With support</w:t>
+            </w:r>
+          </w:p>
+        </w:tc>
+        <w:tc>
+          <w:tcPr>
+            <w:tcW w:type="dxa" w:w="2556"/>
+          </w:tcPr>
+          <w:p>
+            <w:r>
+              <w:t>Independent</w:t>
+            </w:r>
+          </w:p>
+        </w:tc>
+      </w:tr>
+      <w:tr>
+        <w:tc>
+          <w:tcPr>
+            <w:tcW w:type="dxa" w:w="2556"/>
+          </w:tcPr>
+          <w:p>
+            <w:r>
+              <w:t>Explanation</w:t>
+            </w:r>
+          </w:p>
+        </w:tc>
+        <w:tc>
+          <w:tcPr>
+            <w:tcW w:type="dxa" w:w="2556"/>
+          </w:tcPr>
+          <w:p>
+            <w:r>
+              <w:t>Names an answer without a deciding fact</w:t>
+            </w:r>
+          </w:p>
+        </w:tc>
+        <w:tc>
+          <w:tcPr>
+            <w:tcW w:type="dxa" w:w="2556"/>
+          </w:tcPr>
+          <w:p>
+            <w:r>
+              <w:t>Uses a hint to link fact and decision</w:t>
+            </w:r>
+          </w:p>
+        </w:tc>
+        <w:tc>
+          <w:tcPr>
+            <w:tcW w:type="dxa" w:w="2556"/>
+          </w:tcPr>
+          <w:p>
+            <w:r>
+              <w:t>Explains the deciding fact in own words</w:t>
+            </w:r>
+          </w:p>
+        </w:tc>
+      </w:tr>
+      <w:tr>
+        <w:tc>
+          <w:tcPr>
+            <w:tcW w:type="dxa" w:w="2556"/>
+          </w:tcPr>
+          <w:p>
+            <w:r>
+              <w:t>Trace or test</w:t>
+            </w:r>
+          </w:p>
+        </w:tc>
+        <w:tc>
+          <w:tcPr>
+            <w:tcW w:type="dxa" w:w="2556"/>
+          </w:tcPr>
+          <w:p>
+            <w:r>
+              <w:t>Cannot connect input and result</w:t>
+            </w:r>
+          </w:p>
+        </w:tc>
+        <w:tc>
+          <w:tcPr>
+            <w:tcW w:type="dxa" w:w="2556"/>
+          </w:tcPr>
+          <w:p>
+            <w:r>
+              <w:t>Completes steps with prompts</w:t>
+            </w:r>
+          </w:p>
+        </w:tc>
+        <w:tc>
+          <w:tcPr>
+            <w:tcW w:type="dxa" w:w="2556"/>
+          </w:tcPr>
+          <w:p>
+            <w:r>
+              <w:t>Traces or tests a changed case accurately</w:t>
+            </w:r>
+          </w:p>
+        </w:tc>
+      </w:tr>
+      <w:tr>
+        <w:tc>
+          <w:tcPr>
+            <w:tcW w:type="dxa" w:w="2556"/>
+          </w:tcPr>
+          <w:p>
+            <w:r>
+              <w:t>Limits and revision</w:t>
+            </w:r>
+          </w:p>
+        </w:tc>
+        <w:tc>
+          <w:tcPr>
+            <w:tcW w:type="dxa" w:w="2556"/>
+          </w:tcPr>
+          <w:p>
+            <w:r>
+              <w:t>Claims more than evidence supports</w:t>
+            </w:r>
+          </w:p>
+        </w:tc>
+        <w:tc>
+          <w:tcPr>
+            <w:tcW w:type="dxa" w:w="2556"/>
+          </w:tcPr>
+          <w:p>
+            <w:r>
+              <w:t>Names a limit after a prompt</w:t>
+            </w:r>
+          </w:p>
+        </w:tc>
+        <w:tc>
+          <w:tcPr>
+            <w:tcW w:type="dxa" w:w="2556"/>
+          </w:tcPr>
+          <w:p>
+            <w:r>
+              <w:t>States a defensible limit and useful next test</w:t>
+            </w:r>
+          </w:p>
+        </w:tc>
+      </w:tr>
+    </w:tbl>
+    <w:p>
+      <w:r>
+        <w:t>Project checkpoint: Test changed cases. Keep normal, boundary and failure cases; compare expected and observed results.</w:t>
+      </w:r>
+    </w:p>
+    <w:p>
+      <w:r>
+        <w:t>Use the weekly teacher answer for topic-specific reasoning. A saved progress tick is an activity record; judge mastery from the learner’s explanation and evidence.</w:t>
+      </w:r>
+    </w:p>
     <w:sectPr>
       <w:pgSz w:w="12240" w:h="15840"/>
       <w:pgMar w:top="936" w:right="1008" w:bottom="936" w:left="1008" w:header="720" w:footer="720" w:gutter="0"/>

--- a/downloads/teacher/ai-5-week-18.docx
+++ b/downloads/teacher/ai-5-week-18.docx
@@ -2593,6 +2593,39 @@
         <w:t>Use the weekly teacher answer for topic-specific reasoning. A saved progress tick is an activity record; judge mastery from the learner’s explanation and evidence.</w:t>
       </w:r>
     </w:p>
+    <w:p>
+      <w:pPr>
+        <w:pStyle w:val="Heading1"/>
+      </w:pPr>
+      <w:r>
+        <w:t>08. Use feedback, labs and repair paths</w:t>
+      </w:r>
+    </w:p>
+    <w:p>
+      <w:r>
+        <w:t>Use the two formative questions as supported practice, not as independent mastery scores. Discuss the deciding evidence rather than accepting a guessed selection.</w:t>
+      </w:r>
+    </w:p>
+    <w:p>
+      <w:r>
+        <w:t>The feedback comes from the reviewed public worked case. Do not reveal the separately reserved independent teacher answer until the learner has attempted that case.</w:t>
+      </w:r>
+    </w:p>
+    <w:p>
+      <w:r>
+        <w:t>Ask students to predict before running code. Preserve errors and actual outputs; collect a changed test and an explanation. The branch-boundary and indexing lessons deliberately include failure cases.</w:t>
+      </w:r>
+    </w:p>
+    <w:p>
+      <w:r>
+        <w:t>Use the earlier worked-explanation links to address a specific missing building block, then return to the current question. Adapt this suggestion after observing the learner; it is not an automatic diagnosis.</w:t>
+      </w:r>
+    </w:p>
+    <w:p>
+      <w:r>
+        <w:t>Collect the completed-work portfolio as evidence. Record support separately from correctness, and assess explanation, trace/test and limitations. Progress ticks and quiz selections alone do not establish mastery.</w:t>
+      </w:r>
+    </w:p>
     <w:sectPr>
       <w:pgSz w:w="12240" w:h="15840"/>
       <w:pgMar w:top="936" w:right="1008" w:bottom="936" w:left="1008" w:header="720" w:footer="720" w:gutter="0"/>

--- a/downloads/teacher/ai-5-week-18.docx
+++ b/downloads/teacher/ai-5-week-18.docx
@@ -29,16 +29,39 @@
       </w:r>
     </w:p>
     <w:p>
-      <w:pPr>
-        <w:pStyle w:val="Heading3"/>
-      </w:pPr>
-      <w:r>
-        <w:t>Teach the learning cycle</w:t>
+      <w:r>
+        <w:t>Prepare Debugging shapes and gradients: check the target, prerequisites, resources and adaptable teaching schedule.</w:t>
       </w:r>
     </w:p>
     <w:p>
-      <w:r>
-        <w:t>Primary target: Check dimension contracts before computing a layer</w:t>
+      <w:pPr>
+        <w:pStyle w:val="Heading3"/>
+      </w:pPr>
+      <w:r>
+        <w:t>Teach the learning cycle</w:t>
+      </w:r>
+    </w:p>
+    <w:p>
+      <w:pPr>
+        <w:spacing w:line="336" w:lineRule="auto" w:after="180"/>
+      </w:pPr>
+      <w:r>
+        <w:rPr>
+          <w:b w:val="0"/>
+        </w:rPr>
+        <w:t xml:space="preserve">Primary target: Check dimension </w:t>
+      </w:r>
+      <w:r>
+        <w:rPr>
+          <w:b/>
+        </w:rPr>
+        <w:t>contract</w:t>
+      </w:r>
+      <w:r>
+        <w:rPr>
+          <w:b w:val="0"/>
+        </w:rPr>
+        <w:t>s before computing a layer</w:t>
       </w:r>
     </w:p>
     <w:tbl>
@@ -185,16 +208,37 @@
       </w:tr>
     </w:tbl>
     <w:p>
-      <w:r>
-        <w:t>This is a starting allocation of 135 minutes, not a validated duration. Preserve all named topics. Schedule extra time for connected examples, the full investigation, independent cases and project building. Repeated copies of a case share one recorded attempt; they are not new evidence.</w:t>
+      <w:pPr>
+        <w:spacing w:line="336" w:lineRule="auto" w:after="180"/>
+      </w:pPr>
+      <w:r>
+        <w:rPr>
+          <w:b w:val="0"/>
+        </w:rPr>
+        <w:t>This is a starting allocation of 135 minutes, not a validated duration. Preserve all named topics. Schedule extra time for connected examples, the full investigation, independent cases and project building.</w:t>
       </w:r>
     </w:p>
     <w:p>
       <w:pPr>
-        <w:pStyle w:val="Heading3"/>
-      </w:pPr>
-      <w:r>
-        <w:t>Retrieval answer guidance</w:t>
+        <w:spacing w:line="336" w:lineRule="auto" w:after="180"/>
+      </w:pPr>
+      <w:r>
+        <w:rPr>
+          <w:b w:val="0"/>
+        </w:rPr>
+        <w:t xml:space="preserve">Repeated copies of a case share one recorded attempt; they are not new </w:t>
+      </w:r>
+      <w:r>
+        <w:rPr>
+          <w:b/>
+        </w:rPr>
+        <w:t>evidence</w:t>
+      </w:r>
+      <w:r>
+        <w:rPr>
+          <w:b w:val="0"/>
+        </w:rPr>
+        <w:t>.</w:t>
       </w:r>
     </w:p>
     <w:p>
@@ -202,132 +246,354 @@
         <w:pStyle w:val="Heading3"/>
       </w:pPr>
       <w:r>
-        <w:t>Initialisation and reproducibility</w:t>
+        <w:t>Retrieval answer guidance</w:t>
       </w:r>
     </w:p>
     <w:p>
-      <w:r>
-        <w:t>Without opening the old lesson, explain one key idea from Initialisation and reproducibility. Give an example and a mistake that the idea helps you avoid.</w:t>
+      <w:pPr>
+        <w:pStyle w:val="Heading3"/>
+      </w:pPr>
+      <w:r>
+        <w:t>Initialisation and reproducibility</w:t>
       </w:r>
     </w:p>
     <w:p>
-      <w:r>
-        <w:t>Look for: Trace how starting values affect a fixed training budget</w:t>
+      <w:pPr>
+        <w:spacing w:line="336" w:lineRule="auto" w:after="180"/>
+      </w:pPr>
+      <w:r>
+        <w:rPr>
+          <w:b w:val="0"/>
+        </w:rPr>
+        <w:t>Without opening the old lesson, explain one key idea from Initialisation and reproducibility. Give an example and a mistake that the idea helps you avoid.</w:t>
       </w:r>
     </w:p>
     <w:p>
-      <w:r>
-        <w:t>Reference example, not the only acceptable wording: Teacher explanation: States are -2, 0 and 1. Final training MSE is 2.5. Each step halves the signed distance from 2.</w:t>
+      <w:pPr>
+        <w:spacing w:line="336" w:lineRule="auto" w:after="180"/>
+      </w:pPr>
+      <w:r>
+        <w:rPr>
+          <w:b w:val="0"/>
+        </w:rPr>
+        <w:t xml:space="preserve">Look for: Trace how starting values affect a fixed </w:t>
+      </w:r>
+      <w:r>
+        <w:rPr>
+          <w:b/>
+        </w:rPr>
+        <w:t>training</w:t>
+      </w:r>
+      <w:r>
+        <w:rPr>
+          <w:b w:val="0"/>
+        </w:rPr>
+        <w:t xml:space="preserve"> budget</w:t>
       </w:r>
     </w:p>
     <w:p>
       <w:pPr>
-        <w:pStyle w:val="Heading3"/>
-      </w:pPr>
-      <w:r>
-        <w:t>Training and validation curves</w:t>
+        <w:spacing w:line="336" w:lineRule="auto" w:after="180"/>
+      </w:pPr>
+      <w:r>
+        <w:rPr>
+          <w:b w:val="0"/>
+        </w:rPr>
+        <w:t xml:space="preserve">Reference example, not the only acceptable wording: Teacher explanation: States are -2, 0 and 1. Final </w:t>
+      </w:r>
+      <w:r>
+        <w:rPr>
+          <w:b/>
+        </w:rPr>
+        <w:t>training</w:t>
+      </w:r>
+      <w:r>
+        <w:rPr>
+          <w:b w:val="0"/>
+        </w:rPr>
+        <w:t xml:space="preserve"> MSE is 2.5. Each step halves the signed distance from 2.</w:t>
       </w:r>
     </w:p>
     <w:p>
-      <w:r>
-        <w:t>Without opening the old lesson, explain one key idea from Training and validation curves. Give an example and a mistake that the idea helps you avoid.</w:t>
+      <w:pPr>
+        <w:pStyle w:val="Heading3"/>
+      </w:pPr>
+      <w:r>
+        <w:t>Training and validation curves</w:t>
       </w:r>
     </w:p>
     <w:p>
-      <w:r>
-        <w:t>Look for: Compute comparable training and validation losses at saved checkpoints</w:t>
+      <w:pPr>
+        <w:spacing w:line="336" w:lineRule="auto" w:after="180"/>
+      </w:pPr>
+      <w:r>
+        <w:rPr>
+          <w:b w:val="0"/>
+        </w:rPr>
+        <w:t xml:space="preserve">Without opening the old lesson, explain one key idea from </w:t>
+      </w:r>
+      <w:r>
+        <w:rPr>
+          <w:b/>
+        </w:rPr>
+        <w:t>Training</w:t>
+      </w:r>
+      <w:r>
+        <w:rPr>
+          <w:b w:val="0"/>
+        </w:rPr>
+        <w:t xml:space="preserve"> and validation curves. Give an example and a mistake that the idea helps you avoid.</w:t>
       </w:r>
     </w:p>
     <w:p>
-      <w:r>
-        <w:t>Reference example, not the only acceptable wording: Teacher explanation: Predictions [3, 4], residuals [-1.5, -2], squares [2.25, 4], MSE 3.125.</w:t>
+      <w:pPr>
+        <w:spacing w:line="336" w:lineRule="auto" w:after="180"/>
+      </w:pPr>
+      <w:r>
+        <w:rPr>
+          <w:b w:val="0"/>
+        </w:rPr>
+        <w:t xml:space="preserve">Look for: Compute comparable </w:t>
+      </w:r>
+      <w:r>
+        <w:rPr>
+          <w:b/>
+        </w:rPr>
+        <w:t>training</w:t>
+      </w:r>
+      <w:r>
+        <w:rPr>
+          <w:b w:val="0"/>
+        </w:rPr>
+        <w:t xml:space="preserve"> and validation losses at saved checkpoints</w:t>
       </w:r>
     </w:p>
     <w:p>
       <w:pPr>
-        <w:pStyle w:val="Heading3"/>
-      </w:pPr>
-      <w:r>
-        <w:t>Training a small network</w:t>
+        <w:spacing w:line="336" w:lineRule="auto" w:after="180"/>
+      </w:pPr>
+      <w:r>
+        <w:rPr>
+          <w:b w:val="0"/>
+        </w:rPr>
+        <w:t xml:space="preserve">Reference example, not the only acceptable wording: Teacher explanation: </w:t>
+      </w:r>
+      <w:r>
+        <w:rPr>
+          <w:b/>
+        </w:rPr>
+        <w:t>Prediction</w:t>
+      </w:r>
+      <w:r>
+        <w:rPr>
+          <w:b w:val="0"/>
+        </w:rPr>
+        <w:t>s [3, 4], residuals [-1.5, -2], squares [2.25, 4], MSE 3.125.</w:t>
       </w:r>
     </w:p>
     <w:p>
-      <w:r>
-        <w:t>Without opening the old lesson, explain one key idea from Training a small network. Give an example and a mistake that the idea helps you avoid.</w:t>
+      <w:pPr>
+        <w:pStyle w:val="Heading3"/>
+      </w:pPr>
+      <w:r>
+        <w:t>Training a small network</w:t>
       </w:r>
     </w:p>
     <w:p>
-      <w:r>
-        <w:t>Look for: Trace repeated forward loss gradient and update steps</w:t>
+      <w:pPr>
+        <w:spacing w:line="336" w:lineRule="auto" w:after="180"/>
+      </w:pPr>
+      <w:r>
+        <w:rPr>
+          <w:b w:val="0"/>
+        </w:rPr>
+        <w:t xml:space="preserve">Without opening the old lesson, explain one key idea from </w:t>
+      </w:r>
+      <w:r>
+        <w:rPr>
+          <w:b/>
+        </w:rPr>
+        <w:t>Training</w:t>
+      </w:r>
+      <w:r>
+        <w:rPr>
+          <w:b w:val="0"/>
+        </w:rPr>
+        <w:t xml:space="preserve"> a small network. Give an example and a mistake that the idea helps you avoid.</w:t>
       </w:r>
     </w:p>
     <w:p>
-      <w:r>
-        <w:t>Reference example, not the only acceptable wording: Teacher explanation: Predictions [0, 0], errors [-2, -4], MSE 10, gradient -10 and new v = 1.</w:t>
+      <w:pPr>
+        <w:spacing w:line="336" w:lineRule="auto" w:after="180"/>
+      </w:pPr>
+      <w:r>
+        <w:rPr>
+          <w:b w:val="0"/>
+        </w:rPr>
+        <w:t>Look for: Trace repeated forward loss gradient and update steps</w:t>
       </w:r>
     </w:p>
     <w:p>
-      <w:r>
-        <w:t>Use two 45-minute sessions. Start with an axis contract and a deliberately wrong intermediate value. Keep the dense-layer example separate from the scalar gradient diagnostic. The central assessment is locating the first error and preserving meaningful regression checks, not merely getting a program to execute.</w:t>
+      <w:pPr>
+        <w:spacing w:line="336" w:lineRule="auto" w:after="180"/>
+      </w:pPr>
+      <w:r>
+        <w:rPr>
+          <w:b w:val="0"/>
+        </w:rPr>
+        <w:t xml:space="preserve">Reference example, not the only acceptable wording: Teacher explanation: </w:t>
+      </w:r>
+      <w:r>
+        <w:rPr>
+          <w:b/>
+        </w:rPr>
+        <w:t>Prediction</w:t>
+      </w:r>
+      <w:r>
+        <w:rPr>
+          <w:b w:val="0"/>
+        </w:rPr>
+        <w:t>s [0, 0], errors [-2, -4], MSE 10, gradient -10 and new v = 1.</w:t>
       </w:r>
     </w:p>
     <w:p>
       <w:pPr>
-        <w:pStyle w:val="Heading3"/>
-      </w:pPr>
-      <w:r>
-        <w:t>Outcomes</w:t>
+        <w:spacing w:line="336" w:lineRule="auto" w:after="180"/>
+      </w:pPr>
+      <w:r>
+        <w:rPr>
+          <w:b w:val="0"/>
+        </w:rPr>
+        <w:t xml:space="preserve">Use two 45-minute sessions. Start with an axis </w:t>
+      </w:r>
+      <w:r>
+        <w:rPr>
+          <w:b/>
+        </w:rPr>
+        <w:t>contract</w:t>
+      </w:r>
+      <w:r>
+        <w:rPr>
+          <w:b w:val="0"/>
+        </w:rPr>
+        <w:t xml:space="preserve"> and a deliberately wrong intermediate value. Keep the dense-layer example separate from the scalar gradient diagnostic.</w:t>
       </w:r>
     </w:p>
     <w:p>
-      <w:r>
-        <w:t>Check dimension contracts before computing a layer</w:t>
+      <w:pPr>
+        <w:spacing w:line="336" w:lineRule="auto" w:after="180"/>
+      </w:pPr>
+      <w:r>
+        <w:rPr>
+          <w:b w:val="0"/>
+        </w:rPr>
+        <w:t xml:space="preserve">The central assessment is locating the first error and preserving meaningful </w:t>
+      </w:r>
+      <w:r>
+        <w:rPr>
+          <w:b/>
+        </w:rPr>
+        <w:t>regression check</w:t>
+      </w:r>
+      <w:r>
+        <w:rPr>
+          <w:b w:val="0"/>
+        </w:rPr>
+        <w:t>s, not merely getting a program to execute.</w:t>
       </w:r>
     </w:p>
     <w:p>
-      <w:r>
-        <w:t>Locate the first wrong value in a forward or gradient trace</w:t>
+      <w:pPr>
+        <w:pStyle w:val="Heading3"/>
+      </w:pPr>
+      <w:r>
+        <w:t>Outcomes</w:t>
       </w:r>
     </w:p>
     <w:p>
-      <w:r>
-        <w:t>Verify a repair with independent checks and limited claims</w:t>
+      <w:pPr>
+        <w:spacing w:line="336" w:lineRule="auto" w:after="180"/>
+      </w:pPr>
+      <w:r>
+        <w:rPr>
+          <w:b w:val="0"/>
+        </w:rPr>
+        <w:t xml:space="preserve">Check dimension </w:t>
+      </w:r>
+      <w:r>
+        <w:rPr>
+          <w:b/>
+        </w:rPr>
+        <w:t>contract</w:t>
+      </w:r>
+      <w:r>
+        <w:rPr>
+          <w:b w:val="0"/>
+        </w:rPr>
+        <w:t>s before computing a layer</w:t>
       </w:r>
     </w:p>
     <w:p>
       <w:pPr>
-        <w:pStyle w:val="Heading3"/>
-      </w:pPr>
-      <w:r>
-        <w:t>Preparation</w:t>
+        <w:spacing w:line="336" w:lineRule="auto" w:after="180"/>
+      </w:pPr>
+      <w:r>
+        <w:rPr>
+          <w:b w:val="0"/>
+        </w:rPr>
+        <w:t>Locate the first wrong value in a forward or gradient trace</w:t>
       </w:r>
     </w:p>
     <w:p>
-      <w:r>
-        <w:t>Printed lesson and workbook; paper and pencil</w:t>
+      <w:pPr>
+        <w:spacing w:line="336" w:lineRule="auto" w:after="180"/>
+      </w:pPr>
+      <w:r>
+        <w:rPr>
+          <w:b w:val="0"/>
+        </w:rPr>
+        <w:t>Verify a repair with independent checks and limited claims</w:t>
       </w:r>
     </w:p>
     <w:p>
-      <w:r>
-        <w:t>Calculator and optional local Python 3 editor; no packages or AI accounts needed</w:t>
+      <w:pPr>
+        <w:pStyle w:val="Heading3"/>
+      </w:pPr>
+      <w:r>
+        <w:t>Preparation</w:t>
       </w:r>
     </w:p>
     <w:p>
-      <w:r>
-        <w:t>Use the fictional examples supplied; prepare the fresh retry before class</w:t>
+      <w:pPr>
+        <w:spacing w:line="336" w:lineRule="auto" w:after="180"/>
+      </w:pPr>
+      <w:r>
+        <w:rPr>
+          <w:b w:val="0"/>
+        </w:rPr>
+        <w:t>Printed lesson and workbook; paper and pencil</w:t>
       </w:r>
     </w:p>
     <w:p>
       <w:pPr>
-        <w:pStyle w:val="Heading3"/>
-      </w:pPr>
-      <w:r>
-        <w:t>Prerequisite answer</w:t>
+        <w:spacing w:line="336" w:lineRule="auto" w:after="180"/>
+      </w:pPr>
+      <w:r>
+        <w:rPr>
+          <w:b w:val="0"/>
+        </w:rPr>
+        <w:t>Calculator and optional local Python 3 editor; no packages or AI accounts needed</w:t>
       </w:r>
     </w:p>
     <w:p>
-      <w:r>
-        <w:t>A deterministic error can repeat perfectly. Independent expected values and checks of intermediate computations are needed.</w:t>
+      <w:pPr>
+        <w:spacing w:line="336" w:lineRule="auto" w:after="180"/>
+      </w:pPr>
+      <w:r>
+        <w:rPr>
+          <w:b w:val="0"/>
+        </w:rPr>
+        <w:t>Use the fictional examples supplied; prepare the fresh retry before class</w:t>
       </w:r>
     </w:p>
     <w:p>
@@ -335,50 +601,340 @@
         <w:pStyle w:val="Heading3"/>
       </w:pPr>
       <w:r>
-        <w:t>End goal for the pictorial case</w:t>
+        <w:t>Prerequisite answer</w:t>
       </w:r>
     </w:p>
     <w:p>
-      <w:r>
-        <w:t>By the end, I can explain debugging shapes and gradients using a traced example and a stated limitation.</w:t>
+      <w:pPr>
+        <w:spacing w:line="336" w:lineRule="auto" w:after="180"/>
+      </w:pPr>
+      <w:r>
+        <w:rPr>
+          <w:b w:val="0"/>
+        </w:rPr>
+        <w:t>A deterministic error can repeat perfectly. Independent expected values and checks of intermediate computations are needed.</w:t>
       </w:r>
     </w:p>
     <w:p>
-      <w:r>
-        <w:t>This added worked case illustrates the week’s main idea. Retain all original and connected topics; schedule its practice within the teaching cycle.</w:t>
+      <w:pPr>
+        <w:pStyle w:val="Heading3"/>
+      </w:pPr>
+      <w:r>
+        <w:t>End goal for the pictorial case</w:t>
       </w:r>
     </w:p>
     <w:p>
       <w:pPr>
-        <w:pStyle w:val="Heading1"/>
-      </w:pPr>
-      <w:r>
-        <w:t>02. Explain and model the mechanism</w:t>
+        <w:spacing w:line="336" w:lineRule="auto" w:after="180"/>
+      </w:pPr>
+      <w:r>
+        <w:rPr>
+          <w:b w:val="0"/>
+        </w:rPr>
+        <w:t xml:space="preserve">By the end, I can explain debugging </w:t>
+      </w:r>
+      <w:r>
+        <w:rPr>
+          <w:b/>
+        </w:rPr>
+        <w:t>shape</w:t>
+      </w:r>
+      <w:r>
+        <w:rPr>
+          <w:b w:val="0"/>
+        </w:rPr>
+        <w:t>s and gradients using a traced example and a stated limitation.</w:t>
       </w:r>
     </w:p>
     <w:p>
-      <w:r>
-        <w:t>For this lesson, a dense layer stores one output unit per weight-matrix row. If an input has two features and the layer has three units, W has three rows and two columns, b has length 3, and one input x has length 2. Compute z for each unit, then apply ReLU to each component.</w:t>
+      <w:pPr>
+        <w:spacing w:line="336" w:lineRule="auto" w:after="180"/>
+      </w:pPr>
+      <w:r>
+        <w:rPr>
+          <w:b w:val="0"/>
+        </w:rPr>
+        <w:t>This added worked case illustrates the week’s main idea. Retain all original and connected topics; schedule its practice within the teaching cycle.</w:t>
       </w:r>
     </w:p>
     <w:p>
-      <w:r>
-        <w:t>Use W rows [1, 0], [0, 1], [1, -1] and b = [0, 0, 1]. For x = [1, 2], the scores are [1, 2, 0] and the activations are [1, 2, 0]. A batch stores examples in rows: inputs [[1, 2], [3, 1]] have shape 2 by 2, and outputs have shape 2 by 3.</w:t>
+      <w:pPr>
+        <w:pStyle w:val="Heading1"/>
+      </w:pPr>
+      <w:r>
+        <w:t>02. Explain and model the mechanism</w:t>
       </w:r>
     </w:p>
     <w:p>
       <w:r>
-        <w:t>Other software may use a transposed weight convention. The key is to record and follow one contract. An array with the right number of values can still be wrong if features or axes are swapped.</w:t>
+        <w:t>Model Debugging shapes and gradients using the supplied case, labelled mechanism and reasoning. Make the scope of each conclusion explicit.</w:t>
       </w:r>
     </w:p>
     <w:p>
-      <w:r>
-        <w:t>Python zip stops when its shortest input ends. Without a length check, a missing feature can silently remove a contribution. Reject malformed dimensions before computing: do not pad, truncate or reshape a mismatched input just to make the calculation run.</w:t>
+      <w:pPr>
+        <w:spacing w:line="336" w:lineRule="auto" w:after="180"/>
+      </w:pPr>
+      <w:r>
+        <w:rPr>
+          <w:b w:val="0"/>
+        </w:rPr>
+        <w:t xml:space="preserve">For this lesson, a dense layer stores one </w:t>
+      </w:r>
+      <w:r>
+        <w:rPr>
+          <w:b/>
+        </w:rPr>
+        <w:t>output</w:t>
+      </w:r>
+      <w:r>
+        <w:rPr>
+          <w:b w:val="0"/>
+        </w:rPr>
+        <w:t xml:space="preserve"> unit per weight-matrix row. If an </w:t>
+      </w:r>
+      <w:r>
+        <w:rPr>
+          <w:b/>
+        </w:rPr>
+        <w:t>input</w:t>
+      </w:r>
+      <w:r>
+        <w:rPr>
+          <w:b w:val="0"/>
+        </w:rPr>
+        <w:t xml:space="preserve"> has two features and the layer has three units, W has three rows and two columns, b has length 3, and one </w:t>
+      </w:r>
+      <w:r>
+        <w:rPr>
+          <w:b/>
+        </w:rPr>
+        <w:t>input</w:t>
+      </w:r>
+      <w:r>
+        <w:rPr>
+          <w:b w:val="0"/>
+        </w:rPr>
+        <w:t xml:space="preserve"> x has length 2.</w:t>
       </w:r>
     </w:p>
     <w:p>
-      <w:r>
-        <w:t>The function assumes finite numeric values; it checks dimensions, not every possible input fault. Evaluate the two batch rows independently and stack their outputs. Retain tests that reject a missing input feature, a short weight row and an incorrect bias count.</w:t>
+      <w:pPr>
+        <w:spacing w:line="336" w:lineRule="auto" w:after="180"/>
+      </w:pPr>
+      <w:r>
+        <w:rPr>
+          <w:b w:val="0"/>
+        </w:rPr>
+        <w:t>Compute z for each unit, then apply ReLU to each component.</w:t>
+      </w:r>
+    </w:p>
+    <w:p>
+      <w:pPr>
+        <w:spacing w:line="336" w:lineRule="auto" w:after="180"/>
+      </w:pPr>
+      <w:r>
+        <w:rPr>
+          <w:b w:val="0"/>
+        </w:rPr>
+        <w:t>Use W rows [1, 0], [0, 1], [1, -1] and b = [0, 0, 1]. For x = [1, 2], the scores are [1, 2, 0] and the activations are [1, 2, 0].</w:t>
+      </w:r>
+    </w:p>
+    <w:p>
+      <w:pPr>
+        <w:spacing w:line="336" w:lineRule="auto" w:after="180"/>
+      </w:pPr>
+      <w:r>
+        <w:rPr>
+          <w:b w:val="0"/>
+        </w:rPr>
+        <w:t xml:space="preserve">A batch stores examples in rows: </w:t>
+      </w:r>
+      <w:r>
+        <w:rPr>
+          <w:b/>
+        </w:rPr>
+        <w:t>input</w:t>
+      </w:r>
+      <w:r>
+        <w:rPr>
+          <w:b w:val="0"/>
+        </w:rPr>
+        <w:t xml:space="preserve">s [[1, 2], [3, 1]] have </w:t>
+      </w:r>
+      <w:r>
+        <w:rPr>
+          <w:b/>
+        </w:rPr>
+        <w:t>shape</w:t>
+      </w:r>
+      <w:r>
+        <w:rPr>
+          <w:b w:val="0"/>
+        </w:rPr>
+        <w:t xml:space="preserve"> 2 by 2, and </w:t>
+      </w:r>
+      <w:r>
+        <w:rPr>
+          <w:b/>
+        </w:rPr>
+        <w:t>output</w:t>
+      </w:r>
+      <w:r>
+        <w:rPr>
+          <w:b w:val="0"/>
+        </w:rPr>
+        <w:t xml:space="preserve">s have </w:t>
+      </w:r>
+      <w:r>
+        <w:rPr>
+          <w:b/>
+        </w:rPr>
+        <w:t>shape</w:t>
+      </w:r>
+      <w:r>
+        <w:rPr>
+          <w:b w:val="0"/>
+        </w:rPr>
+        <w:t xml:space="preserve"> 2 by 3.</w:t>
+      </w:r>
+    </w:p>
+    <w:p>
+      <w:pPr>
+        <w:spacing w:line="336" w:lineRule="auto" w:after="180"/>
+      </w:pPr>
+      <w:r>
+        <w:rPr>
+          <w:b w:val="0"/>
+        </w:rPr>
+        <w:t xml:space="preserve">Other software may use a transposed weight convention. The key is to record and follow one </w:t>
+      </w:r>
+      <w:r>
+        <w:rPr>
+          <w:b/>
+        </w:rPr>
+        <w:t>contract</w:t>
+      </w:r>
+      <w:r>
+        <w:rPr>
+          <w:b w:val="0"/>
+        </w:rPr>
+        <w:t>. An array with the right number of values can still be wrong if features or axes are swapped.</w:t>
+      </w:r>
+    </w:p>
+    <w:p>
+      <w:pPr>
+        <w:spacing w:line="336" w:lineRule="auto" w:after="180"/>
+      </w:pPr>
+      <w:r>
+        <w:rPr>
+          <w:b w:val="0"/>
+        </w:rPr>
+        <w:t xml:space="preserve">Python zip stops when its shortest </w:t>
+      </w:r>
+      <w:r>
+        <w:rPr>
+          <w:b/>
+        </w:rPr>
+        <w:t>input</w:t>
+      </w:r>
+      <w:r>
+        <w:rPr>
+          <w:b w:val="0"/>
+        </w:rPr>
+        <w:t xml:space="preserve"> ends. Without a length check, a missing feature can silently remove a contribution.</w:t>
+      </w:r>
+    </w:p>
+    <w:p>
+      <w:pPr>
+        <w:spacing w:line="336" w:lineRule="auto" w:after="180"/>
+      </w:pPr>
+      <w:r>
+        <w:rPr>
+          <w:b w:val="0"/>
+        </w:rPr>
+        <w:t>Reject malformed dimensions before computing: do not pad, truncate or re</w:t>
+      </w:r>
+      <w:r>
+        <w:rPr>
+          <w:b/>
+        </w:rPr>
+        <w:t>shape</w:t>
+      </w:r>
+      <w:r>
+        <w:rPr>
+          <w:b w:val="0"/>
+        </w:rPr>
+        <w:t xml:space="preserve"> a mismatched </w:t>
+      </w:r>
+      <w:r>
+        <w:rPr>
+          <w:b/>
+        </w:rPr>
+        <w:t>input</w:t>
+      </w:r>
+      <w:r>
+        <w:rPr>
+          <w:b w:val="0"/>
+        </w:rPr>
+        <w:t xml:space="preserve"> just to make the calculation run.</w:t>
+      </w:r>
+    </w:p>
+    <w:p>
+      <w:pPr>
+        <w:spacing w:line="336" w:lineRule="auto" w:after="180"/>
+      </w:pPr>
+      <w:r>
+        <w:rPr>
+          <w:b w:val="0"/>
+        </w:rPr>
+        <w:t xml:space="preserve">The function assumes finite numeric values; it checks dimensions, not every possible </w:t>
+      </w:r>
+      <w:r>
+        <w:rPr>
+          <w:b/>
+        </w:rPr>
+        <w:t>input</w:t>
+      </w:r>
+      <w:r>
+        <w:rPr>
+          <w:b w:val="0"/>
+        </w:rPr>
+        <w:t xml:space="preserve"> fault. Evaluate the two batch rows independently and stack their </w:t>
+      </w:r>
+      <w:r>
+        <w:rPr>
+          <w:b/>
+        </w:rPr>
+        <w:t>output</w:t>
+      </w:r>
+      <w:r>
+        <w:rPr>
+          <w:b w:val="0"/>
+        </w:rPr>
+        <w:t>s.</w:t>
+      </w:r>
+    </w:p>
+    <w:p>
+      <w:pPr>
+        <w:spacing w:line="336" w:lineRule="auto" w:after="180"/>
+      </w:pPr>
+      <w:r>
+        <w:rPr>
+          <w:b w:val="0"/>
+        </w:rPr>
+        <w:t xml:space="preserve">Retain tests that reject a missing </w:t>
+      </w:r>
+      <w:r>
+        <w:rPr>
+          <w:b/>
+        </w:rPr>
+        <w:t>input</w:t>
+      </w:r>
+      <w:r>
+        <w:rPr>
+          <w:b w:val="0"/>
+        </w:rPr>
+        <w:t xml:space="preserve"> feature, a short weight row and an incorrect bias count.</w:t>
       </w:r>
     </w:p>
     <w:tbl>
@@ -662,21 +1218,87 @@
       </w:r>
     </w:p>
     <w:p>
-      <w:r>
-        <w:t>Guided: correct scores [0, 2, -1], activations [0, 2, 0]. With the third bias omitted, scores become [0, 2, -2], but activations stay [0, 2, 0]. Exit: neither check is sufficient. Verify the intermediate score, coordinate meanings and expected update, use multiple independent inputs and retain malformed-dimension checks.</w:t>
+      <w:pPr>
+        <w:pStyle w:val="Heading3"/>
+      </w:pPr>
+      <w:r>
+        <w:t>Explain Debugging shapes and gradients · 1</w:t>
       </w:r>
     </w:p>
     <w:p>
       <w:pPr>
-        <w:pStyle w:val="Heading3"/>
-      </w:pPr>
-      <w:r>
-        <w:t>Model the reasoning aloud</w:t>
+        <w:spacing w:line="336" w:lineRule="auto" w:after="180"/>
+      </w:pPr>
+      <w:r>
+        <w:rPr>
+          <w:b w:val="0"/>
+        </w:rPr>
+        <w:t>Guided: correct scores [0, 2, -1], activations [0, 2, 0]. With the third bias omitted, scores become [0, 2, -2], but activations stay [0, 2, 0]. Exit: neither check is sufficient.</w:t>
       </w:r>
     </w:p>
     <w:p>
-      <w:r>
-        <w:t>Use the complete worked example below before asking learners to complete W2. Reveal a small part, invite a prediction, then explain the deciding step. These teacher notes contain solutions; do not reveal the independent case answer during modelling.</w:t>
+      <w:pPr>
+        <w:spacing w:line="336" w:lineRule="auto" w:after="180"/>
+      </w:pPr>
+      <w:r>
+        <w:rPr>
+          <w:b w:val="0"/>
+        </w:rPr>
+        <w:t xml:space="preserve">Verify the intermediate score, coordinate meanings and expected update, use multiple independent </w:t>
+      </w:r>
+      <w:r>
+        <w:rPr>
+          <w:b/>
+        </w:rPr>
+        <w:t>input</w:t>
+      </w:r>
+      <w:r>
+        <w:rPr>
+          <w:b w:val="0"/>
+        </w:rPr>
+        <w:t>s and retain malformed-dimension checks.</w:t>
+      </w:r>
+    </w:p>
+    <w:p>
+      <w:pPr>
+        <w:pStyle w:val="Heading3"/>
+      </w:pPr>
+      <w:r>
+        <w:t>Model the reasoning aloud</w:t>
+      </w:r>
+    </w:p>
+    <w:p>
+      <w:pPr>
+        <w:spacing w:line="336" w:lineRule="auto" w:after="180"/>
+      </w:pPr>
+      <w:r>
+        <w:rPr>
+          <w:b w:val="0"/>
+        </w:rPr>
+        <w:t xml:space="preserve">Use the complete worked example below before asking learners to complete W2. Reveal a small part, invite a </w:t>
+      </w:r>
+      <w:r>
+        <w:rPr>
+          <w:b/>
+        </w:rPr>
+        <w:t>prediction</w:t>
+      </w:r>
+      <w:r>
+        <w:rPr>
+          <w:b w:val="0"/>
+        </w:rPr>
+        <w:t>, then explain the deciding step.</w:t>
+      </w:r>
+    </w:p>
+    <w:p>
+      <w:pPr>
+        <w:spacing w:line="336" w:lineRule="auto" w:after="180"/>
+      </w:pPr>
+      <w:r>
+        <w:rPr>
+          <w:b w:val="0"/>
+        </w:rPr>
+        <w:t>These teacher notes contain solutions; do not reveal the independent case answer during modelling.</w:t>
       </w:r>
     </w:p>
     <w:p>
@@ -966,7 +1588,13 @@
       </w:tr>
     </w:tbl>
     <w:p>
-      <w:r>
+      <w:pPr>
+        <w:spacing w:line="336" w:lineRule="auto" w:after="180"/>
+      </w:pPr>
+      <w:r>
+        <w:rPr>
+          <w:b w:val="0"/>
+        </w:rPr>
         <w:t>Use the diagram and verbal explanation together. Ask learners to match a sentence to a specific visual step; do not assign learners fixed visual or auditory learning styles.</w:t>
       </w:r>
     </w:p>
@@ -979,7 +1607,13 @@
       </w:r>
     </w:p>
     <w:p>
-      <w:r>
+      <w:pPr>
+        <w:spacing w:line="336" w:lineRule="auto" w:after="180"/>
+      </w:pPr>
+      <w:r>
+        <w:rPr>
+          <w:b w:val="0"/>
+        </w:rPr>
         <w:t>Catch a gradient -order bug before the optimiser changes parameters.</w:t>
       </w:r>
     </w:p>
@@ -992,13 +1626,55 @@
       </w:r>
     </w:p>
     <w:p>
-      <w:r>
-        <w:t>Toy y=2a+3c, target 4, start [a, c]=[1, 0]. Loss (y-4)². Program claims gradient [-12,-8] in order [a, c].</w:t>
+      <w:pPr>
+        <w:pStyle w:val="Heading3"/>
+      </w:pPr>
+      <w:r>
+        <w:t>Supplied facts</w:t>
       </w:r>
     </w:p>
     <w:p>
-      <w:r>
-        <w:t>All inputs and outcomes in this worked example are invented classroom data; no real model run is claimed.</w:t>
+      <w:pPr>
+        <w:spacing w:line="336" w:lineRule="auto" w:after="180"/>
+        <w:shd w:fill="F1F6FC"/>
+      </w:pPr>
+      <w:r>
+        <w:rPr>
+          <w:b w:val="0"/>
+        </w:rPr>
+        <w:t>Toy y=2a+3c, target 4, start [a, c]=[1, 0]. Loss (y-4)². Program claims gradient [-12,-8] in order [a, c].</w:t>
+      </w:r>
+    </w:p>
+    <w:p>
+      <w:pPr>
+        <w:pStyle w:val="Heading3"/>
+      </w:pPr>
+      <w:r>
+        <w:t>Supplied facts</w:t>
+      </w:r>
+    </w:p>
+    <w:p>
+      <w:pPr>
+        <w:spacing w:line="336" w:lineRule="auto" w:after="180"/>
+        <w:shd w:fill="F1F6FC"/>
+      </w:pPr>
+      <w:r>
+        <w:rPr>
+          <w:b w:val="0"/>
+        </w:rPr>
+        <w:t xml:space="preserve">All </w:t>
+      </w:r>
+      <w:r>
+        <w:rPr>
+          <w:b/>
+        </w:rPr>
+        <w:t>input</w:t>
+      </w:r>
+      <w:r>
+        <w:rPr>
+          <w:b w:val="0"/>
+        </w:rPr>
+        <w:t>s and outcomes in this worked example are invented classroom data; no real model run is claimed.</w:t>
       </w:r>
     </w:p>
     <w:p>
@@ -1161,21 +1837,47 @@
       </w:r>
     </w:p>
     <w:p>
-      <w:r>
-        <w:t>Array shape and coordinate meaning both matter. A vector with two entries can have the right length but assign each derivative to the wrong parameter. Label the entries a and c, then perturb one coordinate at a time to check their slopes. Repairing the coordinate mapping is necessary before using the gradient to update the network.</w:t>
+      <w:pPr>
+        <w:pStyle w:val="Heading3"/>
+      </w:pPr>
+      <w:r>
+        <w:t>Why the result follows</w:t>
       </w:r>
     </w:p>
     <w:p>
       <w:pPr>
-        <w:pStyle w:val="Heading3"/>
-      </w:pPr>
-      <w:r>
-        <w:t>What this example does not establish</w:t>
+        <w:spacing w:line="336" w:lineRule="auto" w:after="180"/>
+        <w:shd w:fill="F1F6FC"/>
+      </w:pPr>
+      <w:r>
+        <w:rPr>
+          <w:b w:val="0"/>
+        </w:rPr>
+        <w:t xml:space="preserve">Array </w:t>
+      </w:r>
+      <w:r>
+        <w:rPr>
+          <w:b/>
+        </w:rPr>
+        <w:t>shape</w:t>
+      </w:r>
+      <w:r>
+        <w:rPr>
+          <w:b w:val="0"/>
+        </w:rPr>
+        <w:t xml:space="preserve"> and coordinate meaning both matter. A vector with two entries can have the right length but assign each derivative to the wrong parameter.</w:t>
       </w:r>
     </w:p>
     <w:p>
-      <w:r>
-        <w:t>A correct gradient at one point does not establish every batch, shape or activation path is implemented correctly.</w:t>
+      <w:pPr>
+        <w:spacing w:line="336" w:lineRule="auto" w:after="180"/>
+        <w:shd w:fill="F1F6FC"/>
+      </w:pPr>
+      <w:r>
+        <w:rPr>
+          <w:b w:val="0"/>
+        </w:rPr>
+        <w:t>Label the entries a and c, then perturb one coordinate at a time to check their slopes. Repairing the coordinate mapping is necessary before using the gradient to update the network.</w:t>
       </w:r>
     </w:p>
     <w:p>
@@ -1183,22 +1885,47 @@
         <w:pStyle w:val="Heading3"/>
       </w:pPr>
       <w:r>
-        <w:t>Change one thing in the pictured case</w:t>
+        <w:t>What this example does not establish</w:t>
       </w:r>
     </w:p>
     <w:p>
-      <w:r>
-        <w:t>Change: The program changes its declared order to [c, a] and returns [-12,-8].</w:t>
+      <w:pPr>
+        <w:pStyle w:val="Heading3"/>
+      </w:pPr>
+      <w:r>
+        <w:t>Keep the stated limit</w:t>
       </w:r>
     </w:p>
     <w:p>
-      <w:r>
-        <w:t>Prediction: That vector now matches the declared coordinate order.</w:t>
+      <w:pPr>
+        <w:spacing w:line="336" w:lineRule="auto" w:after="180"/>
+        <w:shd w:fill="FFF5E6"/>
+      </w:pPr>
+      <w:r>
+        <w:rPr>
+          <w:b w:val="0"/>
+        </w:rPr>
+        <w:t xml:space="preserve">A correct gradient at one point does not establish every batch, </w:t>
+      </w:r>
+      <w:r>
+        <w:rPr>
+          <w:b/>
+        </w:rPr>
+        <w:t>shape</w:t>
+      </w:r>
+      <w:r>
+        <w:rPr>
+          <w:b w:val="0"/>
+        </w:rPr>
+        <w:t xml:space="preserve"> or activation path is implemented correctly.</w:t>
       </w:r>
     </w:p>
     <w:p>
-      <w:r>
-        <w:t>Reason: Gradient values are meaningful only when their parameter names and array positions agree.</w:t>
+      <w:pPr>
+        <w:pStyle w:val="Heading3"/>
+      </w:pPr>
+      <w:r>
+        <w:t>Change one thing in the pictured case</w:t>
       </w:r>
     </w:p>
     <w:p>
@@ -1206,20 +1933,140 @@
         <w:pStyle w:val="Heading3"/>
       </w:pPr>
       <w:r>
-        <w:t>Ask while showing the picture</w:t>
+        <w:t>Change one thing</w:t>
       </w:r>
     </w:p>
     <w:p>
-      <w:r>
-        <w:t>Cover the result. Ask learners to name the inputs and predict the next step. Uncover one step, connect the icon to the actual procedure, and explain its evidence. Then change the supplied condition and compare. The picture is a representation; it does not document execution of a real AI model.</w:t>
+      <w:pPr>
+        <w:spacing w:line="336" w:lineRule="auto" w:after="180"/>
+        <w:shd w:fill="F5F1FB"/>
+      </w:pPr>
+      <w:r>
+        <w:rPr>
+          <w:b w:val="0"/>
+        </w:rPr>
+        <w:t>Change: The program changes its declared order to [c, a] and returns [-12,-8].</w:t>
       </w:r>
     </w:p>
     <w:p>
       <w:pPr>
+        <w:pStyle w:val="Heading3"/>
+      </w:pPr>
+      <w:r>
+        <w:t>Predicted result</w:t>
+      </w:r>
+    </w:p>
+    <w:p>
+      <w:pPr>
+        <w:spacing w:line="336" w:lineRule="auto" w:after="180"/>
+        <w:shd w:fill="F1F6FC"/>
+      </w:pPr>
+      <w:r>
+        <w:rPr>
+          <w:b/>
+        </w:rPr>
+        <w:t>Prediction</w:t>
+      </w:r>
+      <w:r>
+        <w:rPr>
+          <w:b w:val="0"/>
+        </w:rPr>
+        <w:t>: That vector now matches the declared coordinate order.</w:t>
+      </w:r>
+    </w:p>
+    <w:p>
+      <w:pPr>
+        <w:pStyle w:val="Heading3"/>
+      </w:pPr>
+      <w:r>
+        <w:t>Why the result follows</w:t>
+      </w:r>
+    </w:p>
+    <w:p>
+      <w:pPr>
+        <w:spacing w:line="336" w:lineRule="auto" w:after="180"/>
+        <w:shd w:fill="F1F6FC"/>
+      </w:pPr>
+      <w:r>
+        <w:rPr>
+          <w:b w:val="0"/>
+        </w:rPr>
+        <w:t>Reason: Gradient values are meaningful only when their parameter names and array positions agree.</w:t>
+      </w:r>
+    </w:p>
+    <w:p>
+      <w:pPr>
+        <w:pStyle w:val="Heading3"/>
+      </w:pPr>
+      <w:r>
+        <w:t>Ask while showing the picture</w:t>
+      </w:r>
+    </w:p>
+    <w:p>
+      <w:pPr>
+        <w:pStyle w:val="Heading3"/>
+      </w:pPr>
+      <w:r>
+        <w:t>Ask while showing the picture · 2</w:t>
+      </w:r>
+    </w:p>
+    <w:p>
+      <w:pPr>
+        <w:spacing w:line="336" w:lineRule="auto" w:after="180"/>
+      </w:pPr>
+      <w:r>
+        <w:rPr>
+          <w:b w:val="0"/>
+        </w:rPr>
+        <w:t xml:space="preserve">Cover the result. Ask learners to name the </w:t>
+      </w:r>
+      <w:r>
+        <w:rPr>
+          <w:b/>
+        </w:rPr>
+        <w:t>input</w:t>
+      </w:r>
+      <w:r>
+        <w:rPr>
+          <w:b w:val="0"/>
+        </w:rPr>
+        <w:t xml:space="preserve">s and predict the next step. Uncover one step, connect the icon to the actual procedure, and explain its </w:t>
+      </w:r>
+      <w:r>
+        <w:rPr>
+          <w:b/>
+        </w:rPr>
+        <w:t>evidence</w:t>
+      </w:r>
+      <w:r>
+        <w:rPr>
+          <w:b w:val="0"/>
+        </w:rPr>
+        <w:t>. Then change the supplied condition and compare.</w:t>
+      </w:r>
+    </w:p>
+    <w:p>
+      <w:pPr>
+        <w:spacing w:line="336" w:lineRule="auto" w:after="180"/>
+      </w:pPr>
+      <w:r>
+        <w:rPr>
+          <w:b w:val="0"/>
+        </w:rPr>
+        <w:t>The picture is a representation; it does not document execution of a real AI model.</w:t>
+      </w:r>
+    </w:p>
+    <w:p>
+      <w:pPr>
         <w:pStyle w:val="Heading1"/>
       </w:pPr>
       <w:r>
         <w:t>03. Demonstrate and guide practice</w:t>
+      </w:r>
+    </w:p>
+    <w:p>
+      <w:r>
+        <w:t>Demonstrate Debugging shapes and gradients, reduce support deliberately and check individual reasoning before discussing answers.</w:t>
       </w:r>
     </w:p>
     <w:tbl>
@@ -1435,36 +2282,100 @@
       </w:tr>
     </w:tbl>
     <w:p>
-      <w:r>
-        <w:t>Use the worked example in Sections 3 and 6. Collect a prediction before revealing its result; ask the learner to point to each intermediate fact.</w:t>
+      <w:pPr>
+        <w:spacing w:line="336" w:lineRule="auto" w:after="180"/>
+      </w:pPr>
+      <w:r>
+        <w:rPr>
+          <w:b w:val="0"/>
+        </w:rPr>
+        <w:t xml:space="preserve">Use the worked example in Sections 3 and 6. Collect a </w:t>
+      </w:r>
+      <w:r>
+        <w:rPr>
+          <w:b/>
+        </w:rPr>
+        <w:t>prediction</w:t>
+      </w:r>
+      <w:r>
+        <w:rPr>
+          <w:b w:val="0"/>
+        </w:rPr>
+        <w:t xml:space="preserve"> before revealing its result; ask the learner to point to each intermediate fact.</w:t>
       </w:r>
     </w:p>
     <w:p>
-      <w:r>
-        <w:t>Provide labelled columns for inputs, scores, activations and parameter coordinates; allow calculators. Extension: test several positive and negative inputs against an independent explicit formula and explain why a test at a ReLU corner needs different reasoning from a smooth gradient check.</w:t>
+      <w:pPr>
+        <w:spacing w:line="336" w:lineRule="auto" w:after="180"/>
+      </w:pPr>
+      <w:r>
+        <w:rPr>
+          <w:b w:val="0"/>
+        </w:rPr>
+        <w:t xml:space="preserve">Provide labelled columns for </w:t>
+      </w:r>
+      <w:r>
+        <w:rPr>
+          <w:b/>
+        </w:rPr>
+        <w:t>input</w:t>
+      </w:r>
+      <w:r>
+        <w:rPr>
+          <w:b w:val="0"/>
+        </w:rPr>
+        <w:t>s, scores, activations and parameter coordinates; allow calculators.</w:t>
       </w:r>
     </w:p>
     <w:p>
       <w:pPr>
-        <w:pStyle w:val="Heading3"/>
-      </w:pPr>
-      <w:r>
-        <w:t>Reduce help deliberately</w:t>
+        <w:spacing w:line="336" w:lineRule="auto" w:after="180"/>
+      </w:pPr>
+      <w:r>
+        <w:rPr>
+          <w:b w:val="0"/>
+        </w:rPr>
+        <w:t xml:space="preserve">Extension: test several positive and negative </w:t>
+      </w:r>
+      <w:r>
+        <w:rPr>
+          <w:b/>
+        </w:rPr>
+        <w:t>input</w:t>
+      </w:r>
+      <w:r>
+        <w:rPr>
+          <w:b w:val="0"/>
+        </w:rPr>
+        <w:t>s against an independent explicit formula and explain why a test at a ReLU corner needs different reasoning from a smooth gradient check.</w:t>
       </w:r>
     </w:p>
     <w:p>
-      <w:r>
-        <w:t>Completion task: Compute scores and activations for x = [3, 1] with the lesson layer, then omit the third bias. Identify the first discrepancy and the resulting activation error.</w:t>
+      <w:pPr>
+        <w:pStyle w:val="Heading3"/>
+      </w:pPr>
+      <w:r>
+        <w:t>Reduce help deliberately</w:t>
       </w:r>
     </w:p>
     <w:p>
-      <w:r>
-        <w:t>Teacher check: Teacher explanation: Correct scores and activations are [3, 1, 3]. Omitting the third bias produces [3, 1, 2]. The third score is the first discrepancy and now survives ReLU.</w:t>
+      <w:pPr>
+        <w:pStyle w:val="Heading3"/>
+      </w:pPr>
+      <w:r>
+        <w:t>Completion practice</w:t>
       </w:r>
     </w:p>
     <w:p>
-      <w:r>
-        <w:t>Start by identifying the given inputs together. Leave the intermediate steps blank. If needed, model one step, then withdraw that help on the next step. Move to a full trace only when the partial trace is understood. For partners, alternate explainer and checker; collect a response from every learner before discussion.</w:t>
+      <w:pPr>
+        <w:spacing w:line="336" w:lineRule="auto" w:after="180"/>
+        <w:shd w:fill="F5F1FB"/>
+      </w:pPr>
+      <w:r>
+        <w:rPr>
+          <w:b w:val="0"/>
+        </w:rPr>
+        <w:t>Completion task: Compute scores and activations for x = [3, 1] with the lesson layer, then omit the third bias. Identify the first discrepancy and the resulting activation error.</w:t>
       </w:r>
     </w:p>
     <w:p>
@@ -1472,22 +2383,53 @@
         <w:pStyle w:val="Heading3"/>
       </w:pPr>
       <w:r>
-        <w:t>Individual reasoning check</w:t>
+        <w:t>Reasoning to listen for</w:t>
       </w:r>
     </w:p>
     <w:p>
-      <w:r>
-        <w:t>Use the worked case for Debugging shapes and gradients. Proposed explanation: “Matching output shape guarantees the computation”. Decide whether this explanation is supported. Point to the step or supplied fact that decides; explain your repair if needed.</w:t>
+      <w:pPr>
+        <w:spacing w:line="336" w:lineRule="auto" w:after="180"/>
+        <w:shd w:fill="F1F6FC"/>
+      </w:pPr>
+      <w:r>
+        <w:rPr>
+          <w:b w:val="0"/>
+        </w:rPr>
+        <w:t>Teacher check: Teacher explanation: Correct scores and activations are [3, 1, 3]. Omitting the third bias produces [3, 1, 2]. The third score is the first discrepancy and now survives ReLU.</w:t>
       </w:r>
     </w:p>
     <w:p>
-      <w:r>
-        <w:t>Expected correction: Correct dimensions can hide swapped features, missing biases or wrong axis meanings.</w:t>
+      <w:pPr>
+        <w:spacing w:line="336" w:lineRule="auto" w:after="180"/>
+      </w:pPr>
+      <w:r>
+        <w:rPr>
+          <w:b w:val="0"/>
+        </w:rPr>
+        <w:t xml:space="preserve">Start by identifying the given </w:t>
+      </w:r>
+      <w:r>
+        <w:rPr>
+          <w:b/>
+        </w:rPr>
+        <w:t>input</w:t>
+      </w:r>
+      <w:r>
+        <w:rPr>
+          <w:b w:val="0"/>
+        </w:rPr>
+        <w:t>s together. Leave the intermediate steps blank. If needed, model one step, then withdraw that help on the next step. Move to a full trace only when the partial trace is understood.</w:t>
       </w:r>
     </w:p>
     <w:p>
-      <w:r>
-        <w:t>Collect explanations, not only yes/no votes. If a misunderstanding is common, re-model the relevant step for the class. If it affects a few learners, give a short targeted group explanation while others solve a more demanding variation.</w:t>
+      <w:pPr>
+        <w:spacing w:line="336" w:lineRule="auto" w:after="180"/>
+      </w:pPr>
+      <w:r>
+        <w:rPr>
+          <w:b w:val="0"/>
+        </w:rPr>
+        <w:t>For partners, alternate explainer and checker; collect a response from every learner before discussion.</w:t>
       </w:r>
     </w:p>
     <w:p>
@@ -1495,63 +2437,331 @@
         <w:pStyle w:val="Heading3"/>
       </w:pPr>
       <w:r>
-        <w:t>Pictorial practice question</w:t>
+        <w:t>Individual reasoning check</w:t>
       </w:r>
     </w:p>
     <w:p>
-      <w:r>
-        <w:t>What should a debugging record pair with every gradient value? Point to the relevant step in the picture, then write the changed result and the rule or evidence that supports it.</w:t>
+      <w:pPr>
+        <w:spacing w:line="336" w:lineRule="auto" w:after="180"/>
+      </w:pPr>
+      <w:r>
+        <w:rPr>
+          <w:b w:val="0"/>
+        </w:rPr>
+        <w:t xml:space="preserve">Use the worked case for Debugging </w:t>
+      </w:r>
+      <w:r>
+        <w:rPr>
+          <w:b/>
+        </w:rPr>
+        <w:t>shape</w:t>
+      </w:r>
+      <w:r>
+        <w:rPr>
+          <w:b w:val="0"/>
+        </w:rPr>
+        <w:t xml:space="preserve">s and gradients. Proposed explanation: “Matching </w:t>
+      </w:r>
+      <w:r>
+        <w:rPr>
+          <w:b/>
+        </w:rPr>
+        <w:t>output</w:t>
+      </w:r>
+      <w:r>
+        <w:rPr>
+          <w:b w:val="0"/>
+        </w:rPr>
+        <w:t xml:space="preserve"> </w:t>
+      </w:r>
+      <w:r>
+        <w:rPr>
+          <w:b/>
+        </w:rPr>
+        <w:t>shape</w:t>
+      </w:r>
+      <w:r>
+        <w:rPr>
+          <w:b w:val="0"/>
+        </w:rPr>
+        <w:t xml:space="preserve"> guarantees the computation”. Decide whether this explanation is supported.</w:t>
       </w:r>
     </w:p>
     <w:p>
       <w:pPr>
-        <w:pStyle w:val="Heading3"/>
-      </w:pPr>
-      <w:r>
-        <w:t>Reasoned teacher answer</w:t>
+        <w:spacing w:line="336" w:lineRule="auto" w:after="180"/>
+      </w:pPr>
+      <w:r>
+        <w:rPr>
+          <w:b w:val="0"/>
+        </w:rPr>
+        <w:t>Point to the step or supplied fact that decides; explain your repair if needed.</w:t>
       </w:r>
     </w:p>
     <w:p>
-      <w:r>
-        <w:t>Parameter name and index, expected shape, analytic derivative and numerical check; correct [a, c] gradient is [-8,-12]. Changed-case check: That vector now matches the declared coordinate order. Gradient values are meaningful only when their parameter names and array positions agree.</w:t>
+      <w:pPr>
+        <w:pStyle w:val="Heading3"/>
+      </w:pPr>
+      <w:r>
+        <w:t>Expected repair</w:t>
       </w:r>
     </w:p>
     <w:p>
-      <w:r>
-        <w:t>Changed-case reasoning: That vector now matches the declared coordinate order. Gradient values are meaningful only when their parameter names and array positions agree.</w:t>
+      <w:pPr>
+        <w:spacing w:line="336" w:lineRule="auto" w:after="180"/>
+        <w:shd w:fill="F1F6FC"/>
+      </w:pPr>
+      <w:r>
+        <w:rPr>
+          <w:b w:val="0"/>
+        </w:rPr>
+        <w:t>Expected correction: Correct dimensions can hide swapped features, missing biases or wrong axis meanings.</w:t>
       </w:r>
     </w:p>
     <w:p>
-      <w:r>
-        <w:t>Collect each learner’s explanation before discussion. Use the first missing connection between input, deciding step and result to choose support. This question is worked-case practice, not fresh mastery evidence.</w:t>
+      <w:pPr>
+        <w:spacing w:line="336" w:lineRule="auto" w:after="180"/>
+      </w:pPr>
+      <w:r>
+        <w:rPr>
+          <w:b w:val="0"/>
+        </w:rPr>
+        <w:t>Collect explanations, not only yes/no votes. If a misunderstanding is common, re-model the relevant step for the class.</w:t>
       </w:r>
     </w:p>
     <w:p>
       <w:pPr>
-        <w:pStyle w:val="Heading1"/>
-      </w:pPr>
-      <w:r>
-        <w:t>04. Run the investigation and diagnose misconceptions</w:t>
+        <w:spacing w:line="336" w:lineRule="auto" w:after="180"/>
+      </w:pPr>
+      <w:r>
+        <w:rPr>
+          <w:b w:val="0"/>
+        </w:rPr>
+        <w:t>If it affects a few learners, give a short targeted group explanation while others solve a more demanding variation.</w:t>
       </w:r>
     </w:p>
     <w:p>
-      <w:r>
-        <w:t>Matching output shape guarantees the computation: Correct dimensions can hide swapped features, missing biases or wrong axis meanings.</w:t>
+      <w:pPr>
+        <w:pStyle w:val="Heading3"/>
+      </w:pPr>
+      <w:r>
+        <w:t>Pictorial practice question</w:t>
       </w:r>
     </w:p>
     <w:p>
-      <w:r>
-        <w:t>Matching final activations proves all scores: ReLU can map different negative scores to the same zero.</w:t>
+      <w:pPr>
+        <w:spacing w:line="336" w:lineRule="auto" w:after="180"/>
+      </w:pPr>
+      <w:r>
+        <w:rPr>
+          <w:b w:val="0"/>
+        </w:rPr>
+        <w:t xml:space="preserve">What should a debugging record pair with every gradient value? Point to the relevant step in the picture, then write the changed result and the rule or </w:t>
+      </w:r>
+      <w:r>
+        <w:rPr>
+          <w:b/>
+        </w:rPr>
+        <w:t>evidence</w:t>
+      </w:r>
+      <w:r>
+        <w:rPr>
+          <w:b w:val="0"/>
+        </w:rPr>
+        <w:t xml:space="preserve"> that supports it.</w:t>
       </w:r>
     </w:p>
     <w:p>
-      <w:r>
-        <w:t>Decreasing loss proves a correct gradient: An incorrect direction can still improve one case; compare coordinate probes and exact update expectations.</w:t>
+      <w:pPr>
+        <w:pStyle w:val="Heading3"/>
+      </w:pPr>
+      <w:r>
+        <w:t>Reasoned teacher answer</w:t>
       </w:r>
     </w:p>
     <w:p>
-      <w:r>
-        <w:t>Use Section 9 for the evidence ledger. Add a boundary or missing-input case and record the expected response before checking. More successful repeats of one case do not establish wider coverage.</w:t>
+      <w:pPr>
+        <w:spacing w:line="336" w:lineRule="auto" w:after="180"/>
+      </w:pPr>
+      <w:r>
+        <w:rPr>
+          <w:b w:val="0"/>
+        </w:rPr>
+        <w:t xml:space="preserve">Parameter name and index, expected </w:t>
+      </w:r>
+      <w:r>
+        <w:rPr>
+          <w:b/>
+        </w:rPr>
+        <w:t>shape</w:t>
+      </w:r>
+      <w:r>
+        <w:rPr>
+          <w:b w:val="0"/>
+        </w:rPr>
+        <w:t>, analytic derivative and numerical check; correct [a, c] gradient is [-8,-12]. Changed-case check: That vector now matches the declared coordinate order.</w:t>
+      </w:r>
+    </w:p>
+    <w:p>
+      <w:pPr>
+        <w:spacing w:line="336" w:lineRule="auto" w:after="180"/>
+      </w:pPr>
+      <w:r>
+        <w:rPr>
+          <w:b w:val="0"/>
+        </w:rPr>
+        <w:t>Gradient values are meaningful only when their parameter names and array positions agree.</w:t>
+      </w:r>
+    </w:p>
+    <w:p>
+      <w:pPr>
+        <w:spacing w:line="336" w:lineRule="auto" w:after="180"/>
+      </w:pPr>
+      <w:r>
+        <w:rPr>
+          <w:b w:val="0"/>
+        </w:rPr>
+        <w:t>Changed-case reasoning: That vector now matches the declared coordinate order. Gradient values are meaningful only when their parameter names and array positions agree.</w:t>
+      </w:r>
+    </w:p>
+    <w:p>
+      <w:pPr>
+        <w:spacing w:line="336" w:lineRule="auto" w:after="180"/>
+      </w:pPr>
+      <w:r>
+        <w:rPr>
+          <w:b w:val="0"/>
+        </w:rPr>
+        <w:t xml:space="preserve">Collect each learner’s explanation before discussion. Use the first missing connection between </w:t>
+      </w:r>
+      <w:r>
+        <w:rPr>
+          <w:b/>
+        </w:rPr>
+        <w:t>input</w:t>
+      </w:r>
+      <w:r>
+        <w:rPr>
+          <w:b w:val="0"/>
+        </w:rPr>
+        <w:t xml:space="preserve">, deciding step and result to choose support. This question is worked-case practice, not fresh mastery </w:t>
+      </w:r>
+      <w:r>
+        <w:rPr>
+          <w:b/>
+        </w:rPr>
+        <w:t>evidence</w:t>
+      </w:r>
+      <w:r>
+        <w:rPr>
+          <w:b w:val="0"/>
+        </w:rPr>
+        <w:t>.</w:t>
+      </w:r>
+    </w:p>
+    <w:p>
+      <w:pPr>
+        <w:pStyle w:val="Heading1"/>
+      </w:pPr>
+      <w:r>
+        <w:t>04. Run the investigation and diagnose misconceptions</w:t>
+      </w:r>
+    </w:p>
+    <w:p>
+      <w:r>
+        <w:t>Run the Debugging shapes and gradients investigation and use the first unsupported step to choose a teaching response.</w:t>
+      </w:r>
+    </w:p>
+    <w:p>
+      <w:pPr>
+        <w:spacing w:line="336" w:lineRule="auto" w:after="180"/>
+      </w:pPr>
+      <w:r>
+        <w:rPr>
+          <w:b w:val="0"/>
+        </w:rPr>
+        <w:t xml:space="preserve">Matching </w:t>
+      </w:r>
+      <w:r>
+        <w:rPr>
+          <w:b/>
+        </w:rPr>
+        <w:t>output</w:t>
+      </w:r>
+      <w:r>
+        <w:rPr>
+          <w:b w:val="0"/>
+        </w:rPr>
+        <w:t xml:space="preserve"> </w:t>
+      </w:r>
+      <w:r>
+        <w:rPr>
+          <w:b/>
+        </w:rPr>
+        <w:t>shape</w:t>
+      </w:r>
+      <w:r>
+        <w:rPr>
+          <w:b w:val="0"/>
+        </w:rPr>
+        <w:t xml:space="preserve"> guarantees the computation: Correct dimensions can hide swapped features, missing biases or wrong axis meanings.</w:t>
+      </w:r>
+    </w:p>
+    <w:p>
+      <w:pPr>
+        <w:spacing w:line="336" w:lineRule="auto" w:after="180"/>
+      </w:pPr>
+      <w:r>
+        <w:rPr>
+          <w:b w:val="0"/>
+        </w:rPr>
+        <w:t>Matching final activations proves all scores: ReLU can map different negative scores to the same zero.</w:t>
+      </w:r>
+    </w:p>
+    <w:p>
+      <w:pPr>
+        <w:spacing w:line="336" w:lineRule="auto" w:after="180"/>
+      </w:pPr>
+      <w:r>
+        <w:rPr>
+          <w:b w:val="0"/>
+        </w:rPr>
+        <w:t>Decreasing loss proves a correct gradient: An incorrect direction can still improve one case; compare coordinate probes and exact update expectations.</w:t>
+      </w:r>
+    </w:p>
+    <w:p>
+      <w:pPr>
+        <w:spacing w:line="336" w:lineRule="auto" w:after="180"/>
+      </w:pPr>
+      <w:r>
+        <w:rPr>
+          <w:b w:val="0"/>
+        </w:rPr>
+        <w:t xml:space="preserve">Use Section 9 for the </w:t>
+      </w:r>
+      <w:r>
+        <w:rPr>
+          <w:b/>
+        </w:rPr>
+        <w:t>evidence</w:t>
+      </w:r>
+      <w:r>
+        <w:rPr>
+          <w:b w:val="0"/>
+        </w:rPr>
+        <w:t xml:space="preserve"> ledger. Add a boundary or missing-</w:t>
+      </w:r>
+      <w:r>
+        <w:rPr>
+          <w:b/>
+        </w:rPr>
+        <w:t>input</w:t>
+      </w:r>
+      <w:r>
+        <w:rPr>
+          <w:b w:val="0"/>
+        </w:rPr>
+        <w:t xml:space="preserve"> case and record the expected response before checking. More successful repeats of one case do not establish wider coverage.</w:t>
       </w:r>
     </w:p>
     <w:p>
@@ -1709,29 +2919,38 @@
       </w:tr>
     </w:tbl>
     <w:p>
-      <w:r>
-        <w:t>Offer an oral explanation, drawing, enlarged visual or fewer examples when that removes a reading/writing barrier. Keep the same reasoning goal. Stretch secure learners by changing a boundary or assumption and asking them to defend the effect, not simply by assigning more of the same questions.</w:t>
+      <w:pPr>
+        <w:spacing w:line="336" w:lineRule="auto" w:after="180"/>
+      </w:pPr>
+      <w:r>
+        <w:rPr>
+          <w:b w:val="0"/>
+        </w:rPr>
+        <w:t>Offer an oral explanation, drawing, enlarged visual or fewer examples when that removes a reading/writing barrier. Keep the same reasoning goal.</w:t>
       </w:r>
     </w:p>
     <w:p>
       <w:pPr>
-        <w:pStyle w:val="Heading1"/>
-      </w:pPr>
-      <w:r>
-        <w:t>05. Assess and explain the answers</w:t>
+        <w:spacing w:line="336" w:lineRule="auto" w:after="180"/>
+      </w:pPr>
+      <w:r>
+        <w:rPr>
+          <w:b w:val="0"/>
+        </w:rPr>
+        <w:t>Stretch secure learners by changing a boundary or assumption and asking them to defend the effect, not simply by assigning more of the same questions.</w:t>
       </w:r>
     </w:p>
     <w:p>
       <w:pPr>
-        <w:pStyle w:val="Heading3"/>
-      </w:pPr>
-      <w:r>
-        <w:t>Guided and exit questions</w:t>
+        <w:pStyle w:val="Heading1"/>
+      </w:pPr>
+      <w:r>
+        <w:t>05. Assess and explain the answers</w:t>
       </w:r>
     </w:p>
     <w:p>
       <w:r>
-        <w:t>Guided: correct scores [0, 2, -1], activations [0, 2, 0]. With the third bias omitted, scores become [0, 2, -2], but activations stay [0, 2, 0]. Exit: neither check is sufficient. Verify the intermediate score, coordinate meanings and expected update, use multiple independent inputs and retain malformed-dimension checks.</w:t>
+        <w:t>Use the Debugging shapes and gradients questions, teacher keys and criteria after the relevant attempts. Previously discussed cases are practice; protect the separately selected independent task.</w:t>
       </w:r>
     </w:p>
     <w:p>
@@ -1739,17 +2958,41 @@
         <w:pStyle w:val="Heading3"/>
       </w:pPr>
       <w:r>
-        <w:t>W1 Reject a shape mismatch</w:t>
+        <w:t>Guided and exit questions</w:t>
       </w:r>
     </w:p>
     <w:p>
-      <w:r>
-        <w:t>The layer expects W shape 3 by 2, b length 3 and x length 2. A submitted x has length 3. Should the last feature be silently ignored? State the failed contract and repair process.</w:t>
+      <w:pPr>
+        <w:spacing w:line="336" w:lineRule="auto" w:after="180"/>
+      </w:pPr>
+      <w:r>
+        <w:rPr>
+          <w:b w:val="0"/>
+        </w:rPr>
+        <w:t>Guided: correct scores [0, 2, -1], activations [0, 2, 0]. With the third bias omitted, scores become [0, 2, -2], but activations stay [0, 2, 0]. Exit: neither check is sufficient.</w:t>
       </w:r>
     </w:p>
     <w:p>
-      <w:r>
-        <w:t>Teacher explanation: No. Each weight row must have the same length as x. Confirm the intended feature schema, then supply a valid two-feature input or deliberately redesign and retrain the layer; do not silently discard a value.</w:t>
+      <w:pPr>
+        <w:spacing w:line="336" w:lineRule="auto" w:after="180"/>
+      </w:pPr>
+      <w:r>
+        <w:rPr>
+          <w:b w:val="0"/>
+        </w:rPr>
+        <w:t xml:space="preserve">Verify the intermediate score, coordinate meanings and expected update, use multiple independent </w:t>
+      </w:r>
+      <w:r>
+        <w:rPr>
+          <w:b/>
+        </w:rPr>
+        <w:t>input</w:t>
+      </w:r>
+      <w:r>
+        <w:rPr>
+          <w:b w:val="0"/>
+        </w:rPr>
+        <w:t>s and retain malformed-dimension checks.</w:t>
       </w:r>
     </w:p>
     <w:p>
@@ -1757,17 +3000,63 @@
         <w:pStyle w:val="Heading3"/>
       </w:pPr>
       <w:r>
-        <w:t>W2 Expose a hidden bias error</w:t>
+        <w:t>W1 Reject a shape mismatch</w:t>
       </w:r>
     </w:p>
     <w:p>
-      <w:r>
-        <w:t>Compute scores and activations for x = [3, 1] with the lesson layer, then omit the third bias. Identify the first discrepancy and the resulting activation error.</w:t>
+      <w:pPr>
+        <w:pStyle w:val="Heading3"/>
+      </w:pPr>
+      <w:r>
+        <w:t>Workbook question · W1</w:t>
       </w:r>
     </w:p>
     <w:p>
-      <w:r>
-        <w:t>Teacher explanation: Correct scores and activations are [3, 1, 3]. Omitting the third bias produces [3, 1, 2]. The third score is the first discrepancy and now survives ReLU.</w:t>
+      <w:pPr>
+        <w:spacing w:line="336" w:lineRule="auto" w:after="180"/>
+        <w:shd w:fill="F5F1FB"/>
+      </w:pPr>
+      <w:r>
+        <w:rPr>
+          <w:b w:val="0"/>
+        </w:rPr>
+        <w:t xml:space="preserve">The layer expects W </w:t>
+      </w:r>
+      <w:r>
+        <w:rPr>
+          <w:b/>
+        </w:rPr>
+        <w:t>shape</w:t>
+      </w:r>
+      <w:r>
+        <w:rPr>
+          <w:b w:val="0"/>
+        </w:rPr>
+        <w:t xml:space="preserve"> 3 by 2, b length 3 and x length 2. A submitted x has length 3. Should the last feature be silently ignored? State the failed </w:t>
+      </w:r>
+      <w:r>
+        <w:rPr>
+          <w:b/>
+        </w:rPr>
+        <w:t>contract</w:t>
+      </w:r>
+      <w:r>
+        <w:rPr>
+          <w:b w:val="0"/>
+        </w:rPr>
+        <w:t xml:space="preserve"> and repair </w:t>
+      </w:r>
+      <w:r>
+        <w:rPr>
+          <w:b/>
+        </w:rPr>
+        <w:t>process</w:t>
+      </w:r>
+      <w:r>
+        <w:rPr>
+          <w:b w:val="0"/>
+        </w:rPr>
+        <w:t>.</w:t>
       </w:r>
     </w:p>
     <w:p>
@@ -1775,17 +3064,43 @@
         <w:pStyle w:val="Heading3"/>
       </w:pPr>
       <w:r>
-        <w:t>W3 Check an update sign</w:t>
+        <w:t>Teacher reasoning · W1</w:t>
       </w:r>
     </w:p>
     <w:p>
-      <w:r>
-        <w:t>For the diagnostic model at [1, 0], gradient [-4, -2] and rate 0.05, calculate the correct new parameters and loss. Compare with adding the gradient step.</w:t>
+      <w:pPr>
+        <w:spacing w:line="336" w:lineRule="auto" w:after="180"/>
+        <w:shd w:fill="F1F6FC"/>
+      </w:pPr>
+      <w:r>
+        <w:rPr>
+          <w:b w:val="0"/>
+        </w:rPr>
+        <w:t>Teacher explanation: No. Each weight row must have the same length as x.</w:t>
       </w:r>
     </w:p>
     <w:p>
-      <w:r>
-        <w:t>Teacher explanation: Correct subtraction gives [1.2, 0.1], prediction 2.5 and loss 0.25. Addition gives [0.8, -0.1], prediction 1.5 and loss 2.25, compared with starting loss 1.</w:t>
+      <w:pPr>
+        <w:spacing w:line="336" w:lineRule="auto" w:after="180"/>
+        <w:shd w:fill="F1F6FC"/>
+      </w:pPr>
+      <w:r>
+        <w:rPr>
+          <w:b w:val="0"/>
+        </w:rPr>
+        <w:t xml:space="preserve">Confirm the intended feature schema, then supply a valid two-feature </w:t>
+      </w:r>
+      <w:r>
+        <w:rPr>
+          <w:b/>
+        </w:rPr>
+        <w:t>input</w:t>
+      </w:r>
+      <w:r>
+        <w:rPr>
+          <w:b w:val="0"/>
+        </w:rPr>
+        <w:t xml:space="preserve"> or deliberately redesign and retrain the layer; do not silently discard a value.</w:t>
       </w:r>
     </w:p>
     <w:p>
@@ -1793,17 +3108,27 @@
         <w:pStyle w:val="Heading3"/>
       </w:pPr>
       <w:r>
-        <w:t>W4 Debug a new gradient independently</w:t>
+        <w:t>W2 Expose a hidden bias error</w:t>
       </w:r>
     </w:p>
     <w:p>
-      <w:r>
-        <w:t>Use y = 3a + c, target 2, loss (y - 2) squared, at [a, c] = [0, 1]. A program returns gradient [-2, -6] in order [a, c]. Use symmetric step 0.1 to check each coordinate, then update both with the corrected gradient and rate 0.05. Report new parameters and loss.</w:t>
+      <w:pPr>
+        <w:pStyle w:val="Heading3"/>
+      </w:pPr>
+      <w:r>
+        <w:t>Workbook question · W2</w:t>
       </w:r>
     </w:p>
     <w:p>
-      <w:r>
-        <w:t>Teacher explanation: For a, losses at -0.1 and 0.1 are 1.69 and 0.49, giving -6. For c, losses at 0.9 and 1.1 are 1.21 and 0.81, giving -2. The entries were swapped. Correct update gives [0.3, 1.1], prediction 2 and loss 0.</w:t>
+      <w:pPr>
+        <w:spacing w:line="336" w:lineRule="auto" w:after="180"/>
+        <w:shd w:fill="F5F1FB"/>
+      </w:pPr>
+      <w:r>
+        <w:rPr>
+          <w:b w:val="0"/>
+        </w:rPr>
+        <w:t>Compute scores and activations for x = [3, 1] with the lesson layer, then omit the third bias. Identify the first discrepancy and the resulting activation error.</w:t>
       </w:r>
     </w:p>
     <w:p>
@@ -1811,17 +3136,27 @@
         <w:pStyle w:val="Heading3"/>
       </w:pPr>
       <w:r>
-        <w:t>W5 Keep independent regression checks</w:t>
+        <w:t>Teacher reasoning · W2</w:t>
       </w:r>
     </w:p>
     <w:p>
-      <w:r>
-        <w:t>A program passes only the x = [1, 2] final-activation test. Propose one intermediate-value check, one malformed-input check and one additional input that exposes the bias omission.</w:t>
+      <w:pPr>
+        <w:spacing w:line="336" w:lineRule="auto" w:after="180"/>
+        <w:shd w:fill="F1F6FC"/>
+      </w:pPr>
+      <w:r>
+        <w:rPr>
+          <w:b w:val="0"/>
+        </w:rPr>
+        <w:t>Teacher explanation: Correct scores and activations are [3, 1, 3]. Omitting the third bias produces [3, 1, 2]. The third score is the first discrepancy and now survives ReLU.</w:t>
       </w:r>
     </w:p>
     <w:p>
-      <w:r>
-        <w:t>Teacher explanation: Check scores [1, 2, 0] before ReLU; reject a wrong input length or bias count; test x = [3, 1], whose third activation must be 3. These checks address different defects rather than repeating the same final output.</w:t>
+      <w:pPr>
+        <w:pStyle w:val="Heading3"/>
+      </w:pPr>
+      <w:r>
+        <w:t>W3 Check an update sign</w:t>
       </w:r>
     </w:p>
     <w:p>
@@ -1829,12 +3164,19 @@
         <w:pStyle w:val="Heading3"/>
       </w:pPr>
       <w:r>
-        <w:t>Independent assessment and fresh retry</w:t>
+        <w:t>Workbook question · W3</w:t>
       </w:r>
     </w:p>
     <w:p>
-      <w:r>
-        <w:t>W4 requires partials [-6, -2], new parameters [0.3, 1.1] and loss 0. Fresh retry: y = 2p + q, target 4, at [1, 1]. With step 0.1, p losses 1.44 and 0.64 give -4; q losses 1.21 and 0.81 give -2. Rate 0.1 gives [1.4, 1.2], prediction 4 and loss 0. Require parameter ordering to remain explicit.</w:t>
+      <w:pPr>
+        <w:spacing w:line="336" w:lineRule="auto" w:after="180"/>
+        <w:shd w:fill="F5F1FB"/>
+      </w:pPr>
+      <w:r>
+        <w:rPr>
+          <w:b w:val="0"/>
+        </w:rPr>
+        <w:t>For the diagnostic model at [1, 0], gradient [-4, -2] and rate 0.05, calculate the correct new parameters and loss. Compare with adding the gradient step.</w:t>
       </w:r>
     </w:p>
     <w:p>
@@ -1842,12 +3184,43 @@
         <w:pStyle w:val="Heading3"/>
       </w:pPr>
       <w:r>
-        <w:t>Assess independent transfer</w:t>
+        <w:t>Teacher reasoning · W3</w:t>
       </w:r>
     </w:p>
     <w:p>
-      <w:r>
-        <w:t>Selected case: Use y = 3a + c, target 2, loss (y - 2) squared, at [a, c] = [0, 1]. A program returns gradient [-2, -6] in order [a, c]. Use symmetric step 0.1 to check each coordinate, then update both with the corrected gradient and rate 0.05. Report new parameters and loss.</w:t>
+      <w:pPr>
+        <w:spacing w:line="336" w:lineRule="auto" w:after="180"/>
+        <w:shd w:fill="F1F6FC"/>
+      </w:pPr>
+      <w:r>
+        <w:rPr>
+          <w:b w:val="0"/>
+        </w:rPr>
+        <w:t xml:space="preserve">Teacher explanation: Correct subtraction gives [1.2, 0.1], </w:t>
+      </w:r>
+      <w:r>
+        <w:rPr>
+          <w:b/>
+        </w:rPr>
+        <w:t>prediction</w:t>
+      </w:r>
+      <w:r>
+        <w:rPr>
+          <w:b w:val="0"/>
+        </w:rPr>
+        <w:t xml:space="preserve"> 2.5 and loss 0.25. Addition gives [0.8, -0.1], </w:t>
+      </w:r>
+      <w:r>
+        <w:rPr>
+          <w:b/>
+        </w:rPr>
+        <w:t>prediction</w:t>
+      </w:r>
+      <w:r>
+        <w:rPr>
+          <w:b w:val="0"/>
+        </w:rPr>
+        <w:t xml:space="preserve"> 1.5 and loss 2.25, compared with starting loss 1.</w:t>
       </w:r>
     </w:p>
     <w:p>
@@ -1855,12 +3228,311 @@
         <w:pStyle w:val="Heading3"/>
       </w:pPr>
       <w:r>
-        <w:t>Selected case answer</w:t>
+        <w:t>W4 Debug a new gradient independently</w:t>
       </w:r>
     </w:p>
     <w:p>
-      <w:r>
-        <w:t>Teacher explanation: For a, losses at -0.1 and 0.1 are 1.69 and 0.49, giving -6. For c, losses at 0.9 and 1.1 are 1.21 and 0.81, giving -2. The entries were swapped. Correct update gives [0.3, 1.1], prediction 2 and loss 0.</w:t>
+      <w:pPr>
+        <w:pStyle w:val="Heading3"/>
+      </w:pPr>
+      <w:r>
+        <w:t>Workbook question · W4</w:t>
+      </w:r>
+    </w:p>
+    <w:p>
+      <w:pPr>
+        <w:spacing w:line="336" w:lineRule="auto" w:after="180"/>
+        <w:shd w:fill="F5F1FB"/>
+      </w:pPr>
+      <w:r>
+        <w:rPr>
+          <w:b w:val="0"/>
+        </w:rPr>
+        <w:t>Use y = 3a + c, target 2, loss (y - 2) squared, at [a, c] = [0, 1]. A program returns gradient [-2, -6] in order [a, c].</w:t>
+      </w:r>
+    </w:p>
+    <w:p>
+      <w:pPr>
+        <w:spacing w:line="336" w:lineRule="auto" w:after="180"/>
+        <w:shd w:fill="F5F1FB"/>
+      </w:pPr>
+      <w:r>
+        <w:rPr>
+          <w:b w:val="0"/>
+        </w:rPr>
+        <w:t>Use symmetric step 0.1 to check each coordinate, then update both with the corrected gradient and rate 0.05. Report new parameters and loss.</w:t>
+      </w:r>
+    </w:p>
+    <w:p>
+      <w:pPr>
+        <w:pStyle w:val="Heading3"/>
+      </w:pPr>
+      <w:r>
+        <w:t>Teacher reasoning · W4</w:t>
+      </w:r>
+    </w:p>
+    <w:p>
+      <w:pPr>
+        <w:spacing w:line="336" w:lineRule="auto" w:after="180"/>
+        <w:shd w:fill="F1F6FC"/>
+      </w:pPr>
+      <w:r>
+        <w:rPr>
+          <w:b w:val="0"/>
+        </w:rPr>
+        <w:t xml:space="preserve">Teacher explanation: For a, losses at -0.1 and 0.1 are 1.69 and 0.49, giving -6. For c, losses at 0.9 and 1.1 are 1.21 and 0.81, giving -2. The entries were swapped. Correct update gives [0.3, 1.1], </w:t>
+      </w:r>
+      <w:r>
+        <w:rPr>
+          <w:b/>
+        </w:rPr>
+        <w:t>prediction</w:t>
+      </w:r>
+      <w:r>
+        <w:rPr>
+          <w:b w:val="0"/>
+        </w:rPr>
+        <w:t xml:space="preserve"> 2 and loss 0.</w:t>
+      </w:r>
+    </w:p>
+    <w:p>
+      <w:pPr>
+        <w:pStyle w:val="Heading3"/>
+      </w:pPr>
+      <w:r>
+        <w:t>W5 Keep independent regression checks</w:t>
+      </w:r>
+    </w:p>
+    <w:p>
+      <w:pPr>
+        <w:pStyle w:val="Heading3"/>
+      </w:pPr>
+      <w:r>
+        <w:t>Workbook question · W5</w:t>
+      </w:r>
+    </w:p>
+    <w:p>
+      <w:pPr>
+        <w:spacing w:line="336" w:lineRule="auto" w:after="180"/>
+        <w:shd w:fill="F5F1FB"/>
+      </w:pPr>
+      <w:r>
+        <w:rPr>
+          <w:b w:val="0"/>
+        </w:rPr>
+        <w:t>A program passes only the x = [1, 2] final-activation test. Propose one intermediate-value check, one malformed-</w:t>
+      </w:r>
+      <w:r>
+        <w:rPr>
+          <w:b/>
+        </w:rPr>
+        <w:t>input</w:t>
+      </w:r>
+      <w:r>
+        <w:rPr>
+          <w:b w:val="0"/>
+        </w:rPr>
+        <w:t xml:space="preserve"> check and one additional </w:t>
+      </w:r>
+      <w:r>
+        <w:rPr>
+          <w:b/>
+        </w:rPr>
+        <w:t>input</w:t>
+      </w:r>
+      <w:r>
+        <w:rPr>
+          <w:b w:val="0"/>
+        </w:rPr>
+        <w:t xml:space="preserve"> that exposes the bias omission.</w:t>
+      </w:r>
+    </w:p>
+    <w:p>
+      <w:pPr>
+        <w:pStyle w:val="Heading3"/>
+      </w:pPr>
+      <w:r>
+        <w:t>Teacher reasoning · W5</w:t>
+      </w:r>
+    </w:p>
+    <w:p>
+      <w:pPr>
+        <w:spacing w:line="336" w:lineRule="auto" w:after="180"/>
+        <w:shd w:fill="F1F6FC"/>
+      </w:pPr>
+      <w:r>
+        <w:rPr>
+          <w:b w:val="0"/>
+        </w:rPr>
+        <w:t xml:space="preserve">Teacher explanation: Check scores [1, 2, 0] before ReLU; reject a wrong </w:t>
+      </w:r>
+      <w:r>
+        <w:rPr>
+          <w:b/>
+        </w:rPr>
+        <w:t>input</w:t>
+      </w:r>
+      <w:r>
+        <w:rPr>
+          <w:b w:val="0"/>
+        </w:rPr>
+        <w:t xml:space="preserve"> length or bias count; test x = [3, 1], whose third activation must be 3.</w:t>
+      </w:r>
+    </w:p>
+    <w:p>
+      <w:pPr>
+        <w:spacing w:line="336" w:lineRule="auto" w:after="180"/>
+        <w:shd w:fill="F1F6FC"/>
+      </w:pPr>
+      <w:r>
+        <w:rPr>
+          <w:b w:val="0"/>
+        </w:rPr>
+        <w:t xml:space="preserve">These checks address different defects rather than repeating the same final </w:t>
+      </w:r>
+      <w:r>
+        <w:rPr>
+          <w:b/>
+        </w:rPr>
+        <w:t>output</w:t>
+      </w:r>
+      <w:r>
+        <w:rPr>
+          <w:b w:val="0"/>
+        </w:rPr>
+        <w:t>.</w:t>
+      </w:r>
+    </w:p>
+    <w:p>
+      <w:pPr>
+        <w:pStyle w:val="Heading3"/>
+      </w:pPr>
+      <w:r>
+        <w:t>Independent assessment and fresh retry</w:t>
+      </w:r>
+    </w:p>
+    <w:p>
+      <w:pPr>
+        <w:pStyle w:val="Heading3"/>
+      </w:pPr>
+      <w:r>
+        <w:t>Teacher key · Independent assessment and fresh retry</w:t>
+      </w:r>
+    </w:p>
+    <w:p>
+      <w:pPr>
+        <w:spacing w:line="336" w:lineRule="auto" w:after="180"/>
+        <w:shd w:fill="F1F6FC"/>
+      </w:pPr>
+      <w:r>
+        <w:rPr>
+          <w:b w:val="0"/>
+        </w:rPr>
+        <w:t>W4 requires partials [-6, -2], new parameters [0.3, 1.1] and loss 0. Fresh retry: y = 2p + q, target 4, at [1, 1]. With step 0.1, p losses 1.44 and 0.64 give -4; q losses 1.21 and 0.81 give -2.</w:t>
+      </w:r>
+    </w:p>
+    <w:p>
+      <w:pPr>
+        <w:spacing w:line="336" w:lineRule="auto" w:after="180"/>
+        <w:shd w:fill="F1F6FC"/>
+      </w:pPr>
+      <w:r>
+        <w:rPr>
+          <w:b w:val="0"/>
+        </w:rPr>
+        <w:t xml:space="preserve">Rate 0.1 gives [1.4, 1.2], </w:t>
+      </w:r>
+      <w:r>
+        <w:rPr>
+          <w:b/>
+        </w:rPr>
+        <w:t>prediction</w:t>
+      </w:r>
+      <w:r>
+        <w:rPr>
+          <w:b w:val="0"/>
+        </w:rPr>
+        <w:t xml:space="preserve"> 4 and loss 0. Require parameter ordering to remain explicit.</w:t>
+      </w:r>
+    </w:p>
+    <w:p>
+      <w:pPr>
+        <w:pStyle w:val="Heading3"/>
+      </w:pPr>
+      <w:r>
+        <w:t>Assess independent transfer</w:t>
+      </w:r>
+    </w:p>
+    <w:p>
+      <w:pPr>
+        <w:pStyle w:val="Heading3"/>
+      </w:pPr>
+      <w:r>
+        <w:t>Independent question · withhold the key</w:t>
+      </w:r>
+    </w:p>
+    <w:p>
+      <w:pPr>
+        <w:spacing w:line="336" w:lineRule="auto" w:after="180"/>
+        <w:shd w:fill="F5F1FB"/>
+      </w:pPr>
+      <w:r>
+        <w:rPr>
+          <w:b w:val="0"/>
+        </w:rPr>
+        <w:t>Selected case: Use y = 3a + c, target 2, loss (y - 2) squared, at [a, c] = [0, 1]. A program returns gradient [-2, -6] in order [a, c].</w:t>
+      </w:r>
+    </w:p>
+    <w:p>
+      <w:pPr>
+        <w:spacing w:line="336" w:lineRule="auto" w:after="180"/>
+        <w:shd w:fill="F5F1FB"/>
+      </w:pPr>
+      <w:r>
+        <w:rPr>
+          <w:b w:val="0"/>
+        </w:rPr>
+        <w:t>Use symmetric step 0.1 to check each coordinate, then update both with the corrected gradient and rate 0.05. Report new parameters and loss.</w:t>
+      </w:r>
+    </w:p>
+    <w:p>
+      <w:pPr>
+        <w:pStyle w:val="Heading3"/>
+      </w:pPr>
+      <w:r>
+        <w:t>Selected case answer</w:t>
+      </w:r>
+    </w:p>
+    <w:p>
+      <w:pPr>
+        <w:pStyle w:val="Heading3"/>
+      </w:pPr>
+      <w:r>
+        <w:t>Teacher key · Selected case answer</w:t>
+      </w:r>
+    </w:p>
+    <w:p>
+      <w:pPr>
+        <w:spacing w:line="336" w:lineRule="auto" w:after="180"/>
+        <w:shd w:fill="F1F6FC"/>
+      </w:pPr>
+      <w:r>
+        <w:rPr>
+          <w:b w:val="0"/>
+        </w:rPr>
+        <w:t xml:space="preserve">Teacher explanation: For a, losses at -0.1 and 0.1 are 1.69 and 0.49, giving -6. For c, losses at 0.9 and 1.1 are 1.21 and 0.81, giving -2. The entries were swapped. Correct update gives [0.3, 1.1], </w:t>
+      </w:r>
+      <w:r>
+        <w:rPr>
+          <w:b/>
+        </w:rPr>
+        <w:t>prediction</w:t>
+      </w:r>
+      <w:r>
+        <w:rPr>
+          <w:b w:val="0"/>
+        </w:rPr>
+        <w:t xml:space="preserve"> 2 and loss 0.</w:t>
       </w:r>
     </w:p>
     <w:tbl>
@@ -1966,67 +3638,281 @@
       </w:tr>
     </w:tbl>
     <w:p>
-      <w:r>
-        <w:t>Record each dimension as not yet, with support, or independent. Accept a valid alternative procedure with a defensible trace. Do not penalise an honestly recorded model failure if the learner correctly explains its evidence and limits.</w:t>
+      <w:pPr>
+        <w:pStyle w:val="Heading3"/>
+      </w:pPr>
+      <w:r>
+        <w:t>Teacher key · Selected case answer</w:t>
       </w:r>
     </w:p>
     <w:p>
       <w:pPr>
-        <w:pStyle w:val="Heading3"/>
-      </w:pPr>
-      <w:r>
-        <w:t>Feedback that the learner uses</w:t>
+        <w:spacing w:line="336" w:lineRule="auto" w:after="180"/>
+        <w:shd w:fill="F1F6FC"/>
+      </w:pPr>
+      <w:r>
+        <w:rPr>
+          <w:b w:val="0"/>
+        </w:rPr>
+        <w:t>Record each dimension as not yet, with support, or independent. Accept a valid alternative procedure with a defensible trace.</w:t>
       </w:r>
     </w:p>
     <w:p>
-      <w:r>
-        <w:t>Name the earliest unsupported step and give one action to repair it. Have the learner make that repair now and explain why. Then assess the relevant skill on a fresh, fully specified case. Confirm it was not previously practised with feedback; solve and check the new case before assigning it. A follow-up design prompt is a starting brief, not automatically an equivalent test.</w:t>
+      <w:pPr>
+        <w:spacing w:line="336" w:lineRule="auto" w:after="180"/>
+        <w:shd w:fill="F1F6FC"/>
+      </w:pPr>
+      <w:r>
+        <w:rPr>
+          <w:b w:val="0"/>
+        </w:rPr>
+        <w:t xml:space="preserve">Do not penalise an honestly recorded model failure if the learner correctly explains its </w:t>
+      </w:r>
+      <w:r>
+        <w:rPr>
+          <w:b/>
+        </w:rPr>
+        <w:t>evidence</w:t>
+      </w:r>
+      <w:r>
+        <w:rPr>
+          <w:b w:val="0"/>
+        </w:rPr>
+        <w:t xml:space="preserve"> and limits.</w:t>
       </w:r>
     </w:p>
     <w:p>
       <w:pPr>
-        <w:pStyle w:val="Heading1"/>
-      </w:pPr>
-      <w:r>
-        <w:t>06. Connect the project, support and next lesson</w:t>
+        <w:pStyle w:val="Heading3"/>
+      </w:pPr>
+      <w:r>
+        <w:t>Feedback that the learner uses</w:t>
       </w:r>
     </w:p>
     <w:p>
-      <w:r>
-        <w:t>Add a labelled debugging shapes and gradients evidence sheet to Image-pattern Network Investigation. Show how you can check dimension contracts before computing a layer. Use the supplied fictional case and keep its inputs, intermediate steps, calculation or prediction, and limitation. Connect this record to last week’s record; a matching answer without a trace is insufficient.</w:t>
+      <w:pPr>
+        <w:spacing w:line="336" w:lineRule="auto" w:after="180"/>
+      </w:pPr>
+      <w:r>
+        <w:rPr>
+          <w:b w:val="0"/>
+        </w:rPr>
+        <w:t>Name the earliest unsupported step and give one action to repair it. Have the learner make that repair now and explain why. Then assess the relevant skill on a fresh, fully specified case.</w:t>
       </w:r>
     </w:p>
     <w:p>
-      <w:r>
-        <w:t>Provide labelled columns for inputs, scores, activations and parameter coordinates; allow calculators. Extension: test several positive and negative inputs against an independent explicit formula and explain why a test at a ReLU corner needs different reasoning from a smooth gradient check.</w:t>
+      <w:pPr>
+        <w:spacing w:line="336" w:lineRule="auto" w:after="180"/>
+      </w:pPr>
+      <w:r>
+        <w:rPr>
+          <w:b w:val="0"/>
+        </w:rPr>
+        <w:t>Confirm it was not previously practised with feedback; solve and check the new case before assigning it. A follow-up design prompt is a starting brief, not automatically an equivalent test.</w:t>
       </w:r>
     </w:p>
     <w:p>
-      <w:r>
-        <w:t>Week 19 explores learned representations and the distinctions hidden activations preserve.</w:t>
+      <w:pPr>
+        <w:pStyle w:val="Heading1"/>
+      </w:pPr>
+      <w:r>
+        <w:t>06. Connect the project, support and next lesson</w:t>
       </w:r>
     </w:p>
     <w:p>
       <w:r>
-        <w:t>Retain the project ledger and assess a changed case after support. Check the relevant prerequisite before carrying this component forward.</w:t>
+        <w:t>Connect Debugging shapes and gradients to Image-pattern Network Investigation, adapt support and plan a later changed-case check.</w:t>
       </w:r>
     </w:p>
     <w:p>
       <w:pPr>
-        <w:pStyle w:val="Heading3"/>
-      </w:pPr>
-      <w:r>
-        <w:t>Plan the delayed return</w:t>
+        <w:spacing w:line="336" w:lineRule="auto" w:after="180"/>
+      </w:pPr>
+      <w:r>
+        <w:rPr>
+          <w:b w:val="0"/>
+        </w:rPr>
+        <w:t xml:space="preserve">Add a labelled debugging </w:t>
+      </w:r>
+      <w:r>
+        <w:rPr>
+          <w:b/>
+        </w:rPr>
+        <w:t>shape</w:t>
+      </w:r>
+      <w:r>
+        <w:rPr>
+          <w:b w:val="0"/>
+        </w:rPr>
+        <w:t xml:space="preserve">s and gradients </w:t>
+      </w:r>
+      <w:r>
+        <w:rPr>
+          <w:b/>
+        </w:rPr>
+        <w:t>evidence</w:t>
+      </w:r>
+      <w:r>
+        <w:rPr>
+          <w:b w:val="0"/>
+        </w:rPr>
+        <w:t xml:space="preserve"> sheet to Image-pattern Network Investigation. Show how you can check dimension </w:t>
+      </w:r>
+      <w:r>
+        <w:rPr>
+          <w:b/>
+        </w:rPr>
+        <w:t>contract</w:t>
+      </w:r>
+      <w:r>
+        <w:rPr>
+          <w:b w:val="0"/>
+        </w:rPr>
+        <w:t>s before computing a layer.</w:t>
       </w:r>
     </w:p>
     <w:p>
-      <w:r>
-        <w:t>Suggested return points in this level: ai-5/19, ai-5/21, ai-5/24. Use actual classroom dates, adjusting for holidays and gaps. One, three and six teaching weeks are scheduling choices, not a claimed optimal spacing.</w:t>
+      <w:pPr>
+        <w:spacing w:line="336" w:lineRule="auto" w:after="180"/>
+      </w:pPr>
+      <w:r>
+        <w:rPr>
+          <w:b w:val="0"/>
+        </w:rPr>
+        <w:t xml:space="preserve">Use the supplied fictional case and keep its </w:t>
+      </w:r>
+      <w:r>
+        <w:rPr>
+          <w:b/>
+        </w:rPr>
+        <w:t>input</w:t>
+      </w:r>
+      <w:r>
+        <w:rPr>
+          <w:b w:val="0"/>
+        </w:rPr>
+        <w:t xml:space="preserve">s, intermediate steps, calculation or </w:t>
+      </w:r>
+      <w:r>
+        <w:rPr>
+          <w:b/>
+        </w:rPr>
+        <w:t>prediction</w:t>
+      </w:r>
+      <w:r>
+        <w:rPr>
+          <w:b w:val="0"/>
+        </w:rPr>
+        <w:t>, and limitation. Connect this record to last week’s record; a matching answer without a trace is insufficient.</w:t>
       </w:r>
     </w:p>
     <w:p>
-      <w:r>
-        <w:t>At a delayed check, ask for the idea from memory and a changed application. Compare with the earlier independent response and record support used. For a new level, revisit the previous capstone before checking the new prerequisites.</w:t>
+      <w:pPr>
+        <w:spacing w:line="336" w:lineRule="auto" w:after="180"/>
+      </w:pPr>
+      <w:r>
+        <w:rPr>
+          <w:b w:val="0"/>
+        </w:rPr>
+        <w:t xml:space="preserve">Provide labelled columns for </w:t>
+      </w:r>
+      <w:r>
+        <w:rPr>
+          <w:b/>
+        </w:rPr>
+        <w:t>input</w:t>
+      </w:r>
+      <w:r>
+        <w:rPr>
+          <w:b w:val="0"/>
+        </w:rPr>
+        <w:t>s, scores, activations and parameter coordinates; allow calculators.</w:t>
+      </w:r>
+    </w:p>
+    <w:p>
+      <w:pPr>
+        <w:spacing w:line="336" w:lineRule="auto" w:after="180"/>
+      </w:pPr>
+      <w:r>
+        <w:rPr>
+          <w:b w:val="0"/>
+        </w:rPr>
+        <w:t xml:space="preserve">Extension: test several positive and negative </w:t>
+      </w:r>
+      <w:r>
+        <w:rPr>
+          <w:b/>
+        </w:rPr>
+        <w:t>input</w:t>
+      </w:r>
+      <w:r>
+        <w:rPr>
+          <w:b w:val="0"/>
+        </w:rPr>
+        <w:t>s against an independent explicit formula and explain why a test at a ReLU corner needs different reasoning from a smooth gradient check.</w:t>
+      </w:r>
+    </w:p>
+    <w:p>
+      <w:pPr>
+        <w:spacing w:line="336" w:lineRule="auto" w:after="180"/>
+      </w:pPr>
+      <w:r>
+        <w:rPr>
+          <w:b w:val="0"/>
+        </w:rPr>
+        <w:t>Week 19 explores learned representations and the distinctions hidden activations preserve.</w:t>
+      </w:r>
+    </w:p>
+    <w:p>
+      <w:pPr>
+        <w:spacing w:line="336" w:lineRule="auto" w:after="180"/>
+      </w:pPr>
+      <w:r>
+        <w:rPr>
+          <w:b w:val="0"/>
+        </w:rPr>
+        <w:t>Retain the project ledger and assess a changed case after support. Check the relevant prerequisite before carrying this component forward.</w:t>
+      </w:r>
+    </w:p>
+    <w:p>
+      <w:pPr>
+        <w:pStyle w:val="Heading3"/>
+      </w:pPr>
+      <w:r>
+        <w:t>Plan the delayed return</w:t>
+      </w:r>
+    </w:p>
+    <w:p>
+      <w:pPr>
+        <w:spacing w:line="336" w:lineRule="auto" w:after="180"/>
+      </w:pPr>
+      <w:r>
+        <w:rPr>
+          <w:b w:val="0"/>
+        </w:rPr>
+        <w:t>Suggested return points in this level: ai-5/19, ai-5/21, ai-5/24. Use actual classroom dates, adjusting for holidays and gaps. One, three and six teaching weeks are scheduling choices, not a claimed optimal spacing.</w:t>
+      </w:r>
+    </w:p>
+    <w:p>
+      <w:pPr>
+        <w:spacing w:line="336" w:lineRule="auto" w:after="180"/>
+      </w:pPr>
+      <w:r>
+        <w:rPr>
+          <w:b w:val="0"/>
+        </w:rPr>
+        <w:t>At a delayed check, ask for the idea from memory and a changed application. Compare with the earlier independent response and record support used.</w:t>
+      </w:r>
+    </w:p>
+    <w:p>
+      <w:pPr>
+        <w:spacing w:line="336" w:lineRule="auto" w:after="180"/>
+      </w:pPr>
+      <w:r>
+        <w:rPr>
+          <w:b w:val="0"/>
+        </w:rPr>
+        <w:t>For a new level, revisit the previous capstone before checking the new prerequisites.</w:t>
       </w:r>
     </w:p>
     <w:tbl>
@@ -2186,8 +4072,26 @@
       </w:tr>
     </w:tbl>
     <w:p>
-      <w:r>
-        <w:t>Use the evidence to choose reteaching or the next step. A completed page, confidence rating or attractive project does not by itself demonstrate understanding.</w:t>
+      <w:pPr>
+        <w:spacing w:line="336" w:lineRule="auto" w:after="180"/>
+      </w:pPr>
+      <w:r>
+        <w:rPr>
+          <w:b w:val="0"/>
+        </w:rPr>
+        <w:t xml:space="preserve">Use the </w:t>
+      </w:r>
+      <w:r>
+        <w:rPr>
+          <w:b/>
+        </w:rPr>
+        <w:t>evidence</w:t>
+      </w:r>
+      <w:r>
+        <w:rPr>
+          <w:b w:val="0"/>
+        </w:rPr>
+        <w:t xml:space="preserve"> to choose reteaching or the next step. A completed page, confidence rating or attractive project does not by itself demonstrate understanding.</w:t>
       </w:r>
     </w:p>
     <w:p>
@@ -2199,26 +4103,105 @@
       </w:r>
     </w:p>
     <w:p>
-      <w:r>
-        <w:t>For your Image-pattern Network Investigation, save the input, procedure, observed result and limitation of this check. Label this worked example as practice; use a different, previously unreviewed case when checking independent understanding.</w:t>
+      <w:pPr>
+        <w:spacing w:line="336" w:lineRule="auto" w:after="180"/>
+      </w:pPr>
+      <w:r>
+        <w:rPr>
+          <w:b w:val="0"/>
+        </w:rPr>
+        <w:t xml:space="preserve">For your Image-pattern Network Investigation, save the </w:t>
+      </w:r>
+      <w:r>
+        <w:rPr>
+          <w:b/>
+        </w:rPr>
+        <w:t>input</w:t>
+      </w:r>
+      <w:r>
+        <w:rPr>
+          <w:b w:val="0"/>
+        </w:rPr>
+        <w:t>, procedure, observed result and limitation of this check.</w:t>
       </w:r>
     </w:p>
     <w:p>
       <w:pPr>
-        <w:pStyle w:val="Heading1"/>
-      </w:pPr>
-      <w:r>
-        <w:t>07. Prepare, teach and assess</w:t>
+        <w:spacing w:line="336" w:lineRule="auto" w:after="180"/>
+      </w:pPr>
+      <w:r>
+        <w:rPr>
+          <w:b w:val="0"/>
+        </w:rPr>
+        <w:t>Label this worked example as practice; use a different, previously unreviewed case when checking independent understanding.</w:t>
       </w:r>
     </w:p>
     <w:p>
-      <w:r>
-        <w:t>Teaching target: Check dimension contracts before computing a layer</w:t>
+      <w:pPr>
+        <w:pStyle w:val="Heading1"/>
+      </w:pPr>
+      <w:r>
+        <w:t>07. Prepare, teach and assess</w:t>
       </w:r>
     </w:p>
     <w:p>
       <w:r>
-        <w:t>Prepare the labelled worked-case picture, the matching workbook, fictional input cards and a place for individual responses. Check a local Python 3 environment before class; have a paper-trace version ready.</w:t>
+        <w:t>Use this preparation summary alongside the detailed Debugging shapes and gradients lesson; it is a checklist rather than a replacement for the full sequence.</w:t>
+      </w:r>
+    </w:p>
+    <w:p>
+      <w:pPr>
+        <w:pStyle w:val="Heading3"/>
+      </w:pPr>
+      <w:r>
+        <w:t>Teaching target</w:t>
+      </w:r>
+    </w:p>
+    <w:p>
+      <w:pPr>
+        <w:spacing w:line="336" w:lineRule="auto" w:after="180"/>
+        <w:shd w:fill="EDF7F3"/>
+      </w:pPr>
+      <w:r>
+        <w:rPr>
+          <w:b w:val="0"/>
+        </w:rPr>
+        <w:t xml:space="preserve">Teaching target: Check dimension </w:t>
+      </w:r>
+      <w:r>
+        <w:rPr>
+          <w:b/>
+        </w:rPr>
+        <w:t>contract</w:t>
+      </w:r>
+      <w:r>
+        <w:rPr>
+          <w:b w:val="0"/>
+        </w:rPr>
+        <w:t>s before computing a layer</w:t>
+      </w:r>
+    </w:p>
+    <w:p>
+      <w:pPr>
+        <w:spacing w:line="336" w:lineRule="auto" w:after="180"/>
+      </w:pPr>
+      <w:r>
+        <w:rPr>
+          <w:b w:val="0"/>
+        </w:rPr>
+        <w:t xml:space="preserve">Prepare the labelled worked-case picture, the matching workbook, fictional </w:t>
+      </w:r>
+      <w:r>
+        <w:rPr>
+          <w:b/>
+        </w:rPr>
+        <w:t>input</w:t>
+      </w:r>
+      <w:r>
+        <w:rPr>
+          <w:b w:val="0"/>
+        </w:rPr>
+        <w:t xml:space="preserve"> cards and a place for individual responses. Check a local Python 3 environment before class; have a paper-trace version ready.</w:t>
       </w:r>
     </w:p>
     <w:tbl>
@@ -2365,37 +4348,207 @@
       </w:tr>
     </w:tbl>
     <w:p>
-      <w:r>
+      <w:pPr>
+        <w:spacing w:line="336" w:lineRule="auto" w:after="180"/>
+      </w:pPr>
+      <w:r>
+        <w:rPr>
+          <w:b w:val="0"/>
+        </w:rPr>
         <w:t>Before class, solve the supported practice: Compute scores and activations for x = [3, 1] with the lesson layer, then omit the third bias. Identify the first discrepancy and the resulting activation error.</w:t>
       </w:r>
     </w:p>
     <w:p>
-      <w:r>
-        <w:t>Reasoned practice answer: Teacher explanation: Correct scores and activations are [3, 1, 3]. Omitting the third bias produces [3, 1, 2]. The third score is the first discrepancy and now survives ReLU.</w:t>
+      <w:pPr>
+        <w:pStyle w:val="Heading3"/>
+      </w:pPr>
+      <w:r>
+        <w:t>Supported practice answer</w:t>
       </w:r>
     </w:p>
     <w:p>
-      <w:r>
-        <w:t>Check every learner before discussion: Use the worked case for Debugging shapes and gradients. Proposed explanation: “Matching output shape guarantees the computation”. Decide whether this explanation is supported. Point to the step or supplied fact that decides; explain your repair if needed.</w:t>
+      <w:pPr>
+        <w:spacing w:line="336" w:lineRule="auto" w:after="180"/>
+        <w:shd w:fill="F1F6FC"/>
+      </w:pPr>
+      <w:r>
+        <w:rPr>
+          <w:b w:val="0"/>
+        </w:rPr>
+        <w:t>Reasoned practice answer: Teacher explanation: Correct scores and activations are [3, 1, 3]. Omitting the third bias produces [3, 1, 2]. The third score is the first discrepancy and now survives ReLU.</w:t>
       </w:r>
     </w:p>
     <w:p>
-      <w:r>
-        <w:t>Misconception repair: Correct dimensions can hide swapped features, missing biases or wrong axis meanings.</w:t>
+      <w:pPr>
+        <w:spacing w:line="336" w:lineRule="auto" w:after="180"/>
+      </w:pPr>
+      <w:r>
+        <w:rPr>
+          <w:b w:val="0"/>
+        </w:rPr>
+        <w:t xml:space="preserve">Check every learner before discussion: Use the worked case for Debugging </w:t>
+      </w:r>
+      <w:r>
+        <w:rPr>
+          <w:b/>
+        </w:rPr>
+        <w:t>shape</w:t>
+      </w:r>
+      <w:r>
+        <w:rPr>
+          <w:b w:val="0"/>
+        </w:rPr>
+        <w:t xml:space="preserve">s and gradients. Proposed explanation: “Matching </w:t>
+      </w:r>
+      <w:r>
+        <w:rPr>
+          <w:b/>
+        </w:rPr>
+        <w:t>output</w:t>
+      </w:r>
+      <w:r>
+        <w:rPr>
+          <w:b w:val="0"/>
+        </w:rPr>
+        <w:t xml:space="preserve"> </w:t>
+      </w:r>
+      <w:r>
+        <w:rPr>
+          <w:b/>
+        </w:rPr>
+        <w:t>shape</w:t>
+      </w:r>
+      <w:r>
+        <w:rPr>
+          <w:b w:val="0"/>
+        </w:rPr>
+        <w:t xml:space="preserve"> guarantees the computation”. Decide whether this explanation is supported.</w:t>
       </w:r>
     </w:p>
     <w:p>
-      <w:r>
-        <w:t>Support: read the exact case aloud, enlarge the labelled picture, supply input cards and model only the first deciding step. Accept a spoken explanation or drawing; retain the reasoning goal.</w:t>
+      <w:pPr>
+        <w:spacing w:line="336" w:lineRule="auto" w:after="180"/>
+      </w:pPr>
+      <w:r>
+        <w:rPr>
+          <w:b w:val="0"/>
+        </w:rPr>
+        <w:t>Point to the step or supplied fact that decides; explain your repair if needed.</w:t>
       </w:r>
     </w:p>
     <w:p>
-      <w:r>
-        <w:t>Extension: The program changes its declared order to [c, a] and returns [-12,-8]. Require a prediction and a reason before comparing. Expected result: That vector now matches the declared coordinate order. Reason: Gradient values are meaningful only when their parameter names and array positions agree.</w:t>
+      <w:pPr>
+        <w:pStyle w:val="Heading3"/>
+      </w:pPr>
+      <w:r>
+        <w:t>Repair the misconception</w:t>
       </w:r>
     </w:p>
     <w:p>
-      <w:r>
+      <w:pPr>
+        <w:spacing w:line="336" w:lineRule="auto" w:after="180"/>
+        <w:shd w:fill="FFF5E6"/>
+      </w:pPr>
+      <w:r>
+        <w:rPr>
+          <w:b w:val="0"/>
+        </w:rPr>
+        <w:t>Misconception repair: Correct dimensions can hide swapped features, missing biases or wrong axis meanings.</w:t>
+      </w:r>
+    </w:p>
+    <w:p>
+      <w:pPr>
+        <w:pStyle w:val="Heading3"/>
+      </w:pPr>
+      <w:r>
+        <w:t>Support without giving away the answer</w:t>
+      </w:r>
+    </w:p>
+    <w:p>
+      <w:pPr>
+        <w:spacing w:line="336" w:lineRule="auto" w:after="180"/>
+        <w:shd w:fill="F1F6F8"/>
+      </w:pPr>
+      <w:r>
+        <w:rPr>
+          <w:b w:val="0"/>
+        </w:rPr>
+        <w:t xml:space="preserve">Support: read the exact case aloud, enlarge the labelled picture, supply </w:t>
+      </w:r>
+      <w:r>
+        <w:rPr>
+          <w:b/>
+        </w:rPr>
+        <w:t>input</w:t>
+      </w:r>
+      <w:r>
+        <w:rPr>
+          <w:b w:val="0"/>
+        </w:rPr>
+        <w:t xml:space="preserve"> cards and model only the first deciding step. Accept a spoken explanation or drawing; retain the reasoning goal.</w:t>
+      </w:r>
+    </w:p>
+    <w:p>
+      <w:pPr>
+        <w:pStyle w:val="Heading3"/>
+      </w:pPr>
+      <w:r>
+        <w:t>Extend the reasoning</w:t>
+      </w:r>
+    </w:p>
+    <w:p>
+      <w:pPr>
+        <w:spacing w:line="336" w:lineRule="auto" w:after="180"/>
+        <w:shd w:fill="F5F1FB"/>
+      </w:pPr>
+      <w:r>
+        <w:rPr>
+          <w:b w:val="0"/>
+        </w:rPr>
+        <w:t xml:space="preserve">Extension: The program changes its declared order to [c, a] and returns [-12,-8]. Require a </w:t>
+      </w:r>
+      <w:r>
+        <w:rPr>
+          <w:b/>
+        </w:rPr>
+        <w:t>prediction</w:t>
+      </w:r>
+      <w:r>
+        <w:rPr>
+          <w:b w:val="0"/>
+        </w:rPr>
+        <w:t xml:space="preserve"> and a reason before comparing. Expected result: That vector now matches the declared coordinate order.</w:t>
+      </w:r>
+    </w:p>
+    <w:p>
+      <w:pPr>
+        <w:spacing w:line="336" w:lineRule="auto" w:after="180"/>
+        <w:shd w:fill="F5F1FB"/>
+      </w:pPr>
+      <w:r>
+        <w:rPr>
+          <w:b w:val="0"/>
+        </w:rPr>
+        <w:t>Reason: Gradient values are meaningful only when their parameter names and array positions agree.</w:t>
+      </w:r>
+    </w:p>
+    <w:p>
+      <w:pPr>
+        <w:pStyle w:val="Heading3"/>
+      </w:pPr>
+      <w:r>
+        <w:t>Protect the independent attempt</w:t>
+      </w:r>
+    </w:p>
+    <w:p>
+      <w:pPr>
+        <w:spacing w:line="336" w:lineRule="auto" w:after="180"/>
+        <w:shd w:fill="FFF5E6"/>
+      </w:pPr>
+      <w:r>
+        <w:rPr>
+          <w:b w:val="0"/>
+        </w:rPr>
         <w:t>Independent assessment: withhold the reserved answer until the learner has attempted the new case. Record support separately from correctness.</w:t>
       </w:r>
     </w:p>
@@ -2584,46 +4737,978 @@
       </w:tr>
     </w:tbl>
     <w:p>
-      <w:r>
-        <w:t>Project checkpoint: Test changed cases. Keep normal, boundary and failure cases; compare expected and observed results.</w:t>
+      <w:pPr>
+        <w:pStyle w:val="Heading3"/>
+      </w:pPr>
+      <w:r>
+        <w:t>Project checkpoint</w:t>
       </w:r>
     </w:p>
     <w:p>
-      <w:r>
-        <w:t>Use the weekly teacher answer for topic-specific reasoning. A saved progress tick is an activity record; judge mastery from the learner’s explanation and evidence.</w:t>
+      <w:pPr>
+        <w:spacing w:line="336" w:lineRule="auto" w:after="180"/>
+        <w:shd w:fill="EDF7F3"/>
+      </w:pPr>
+      <w:r>
+        <w:rPr>
+          <w:b w:val="0"/>
+        </w:rPr>
+        <w:t>Project checkpoint: Test changed cases. Keep normal, boundary and failure cases; compare expected and observed results.</w:t>
       </w:r>
     </w:p>
     <w:p>
       <w:pPr>
-        <w:pStyle w:val="Heading1"/>
-      </w:pPr>
-      <w:r>
-        <w:t>08. Use feedback, labs and repair paths</w:t>
+        <w:spacing w:line="336" w:lineRule="auto" w:after="180"/>
+      </w:pPr>
+      <w:r>
+        <w:rPr>
+          <w:b w:val="0"/>
+        </w:rPr>
+        <w:t xml:space="preserve">Use the weekly teacher answer for topic-specific reasoning. A saved progress tick is an activity record; judge mastery from the learner’s explanation and </w:t>
+      </w:r>
+      <w:r>
+        <w:rPr>
+          <w:b/>
+        </w:rPr>
+        <w:t>evidence</w:t>
+      </w:r>
+      <w:r>
+        <w:rPr>
+          <w:b w:val="0"/>
+        </w:rPr>
+        <w:t>.</w:t>
       </w:r>
     </w:p>
     <w:p>
-      <w:r>
-        <w:t>Use the two formative questions as supported practice, not as independent mastery scores. Discuss the deciding evidence rather than accepting a guessed selection.</w:t>
+      <w:pPr>
+        <w:pStyle w:val="Heading1"/>
+      </w:pPr>
+      <w:r>
+        <w:t>08. Use feedback, labs and repair paths</w:t>
       </w:r>
     </w:p>
     <w:p>
       <w:r>
-        <w:t>The feedback comes from the reviewed public worked case. Do not reveal the separately reserved independent teacher answer until the learner has attempted that case.</w:t>
+        <w:t>Use feedback, earlier review and portfolios purposefully. Apply the coding routine only when this lesson has an executable lab.</w:t>
       </w:r>
     </w:p>
     <w:p>
-      <w:r>
-        <w:t>Ask students to predict before running code. Preserve errors and actual outputs; collect a changed test and an explanation. The branch-boundary and indexing lessons deliberately include failure cases.</w:t>
+      <w:pPr>
+        <w:spacing w:line="336" w:lineRule="auto" w:after="180"/>
+      </w:pPr>
+      <w:r>
+        <w:rPr>
+          <w:b w:val="0"/>
+        </w:rPr>
+        <w:t xml:space="preserve">Use the two formative questions as supported practice, not as independent mastery scores. Discuss the deciding </w:t>
+      </w:r>
+      <w:r>
+        <w:rPr>
+          <w:b/>
+        </w:rPr>
+        <w:t>evidence</w:t>
+      </w:r>
+      <w:r>
+        <w:rPr>
+          <w:b w:val="0"/>
+        </w:rPr>
+        <w:t xml:space="preserve"> rather than accepting a guessed selection.</w:t>
       </w:r>
     </w:p>
     <w:p>
-      <w:r>
-        <w:t>Use the earlier worked-explanation links to address a specific missing building block, then return to the current question. Adapt this suggestion after observing the learner; it is not an automatic diagnosis.</w:t>
+      <w:pPr>
+        <w:spacing w:line="336" w:lineRule="auto" w:after="180"/>
+      </w:pPr>
+      <w:r>
+        <w:rPr>
+          <w:b w:val="0"/>
+        </w:rPr>
+        <w:t>The feedback comes from the reviewed public worked case. Do not reveal the separately reserved independent teacher answer until the learner has attempted that case.</w:t>
       </w:r>
     </w:p>
     <w:p>
-      <w:r>
-        <w:t>Collect the completed-work portfolio as evidence. Record support separately from correctness, and assess explanation, trace/test and limitations. Progress ticks and quiz selections alone do not establish mastery.</w:t>
+      <w:pPr>
+        <w:spacing w:line="336" w:lineRule="auto" w:after="180"/>
+      </w:pPr>
+      <w:r>
+        <w:rPr>
+          <w:b w:val="0"/>
+        </w:rPr>
+        <w:t xml:space="preserve">Ask students to predict before running code. Preserve errors and actual </w:t>
+      </w:r>
+      <w:r>
+        <w:rPr>
+          <w:b/>
+        </w:rPr>
+        <w:t>output</w:t>
+      </w:r>
+      <w:r>
+        <w:rPr>
+          <w:b w:val="0"/>
+        </w:rPr>
+        <w:t>s; collect a changed test and an explanation. The branch-boundary and indexing lessons deliberately include failure cases.</w:t>
+      </w:r>
+    </w:p>
+    <w:p>
+      <w:pPr>
+        <w:spacing w:line="336" w:lineRule="auto" w:after="180"/>
+      </w:pPr>
+      <w:r>
+        <w:rPr>
+          <w:b w:val="0"/>
+        </w:rPr>
+        <w:t>Use the earlier worked-explanation links to address a specific missing building block, then return to the current question. Adapt this suggestion after observing the learner; it is not an automatic diagnosis.</w:t>
+      </w:r>
+    </w:p>
+    <w:p>
+      <w:pPr>
+        <w:spacing w:line="336" w:lineRule="auto" w:after="180"/>
+      </w:pPr>
+      <w:r>
+        <w:rPr>
+          <w:b w:val="0"/>
+        </w:rPr>
+        <w:t xml:space="preserve">Collect the completed-work portfolio as </w:t>
+      </w:r>
+      <w:r>
+        <w:rPr>
+          <w:b/>
+        </w:rPr>
+        <w:t>evidence</w:t>
+      </w:r>
+      <w:r>
+        <w:rPr>
+          <w:b w:val="0"/>
+        </w:rPr>
+        <w:t>. Record support separately from correctness, and assess explanation, trace/test and limitations. Progress ticks and quiz selections alone do not establish mastery.</w:t>
+      </w:r>
+    </w:p>
+    <w:p>
+      <w:pPr>
+        <w:pStyle w:val="Heading1"/>
+      </w:pPr>
+      <w:r>
+        <w:t>09. Visual concept journey</w:t>
+      </w:r>
+    </w:p>
+    <w:p>
+      <w:r>
+        <w:t>Show one Debugging shapes and gradients graphic at a time, request a prediction and discuss its trace before the independent assessment.</w:t>
+      </w:r>
+    </w:p>
+    <w:p>
+      <w:pPr>
+        <w:spacing w:line="336" w:lineRule="auto" w:after="180"/>
+      </w:pPr>
+      <w:r>
+        <w:rPr>
+          <w:b w:val="0"/>
+        </w:rPr>
+        <w:t xml:space="preserve">Use one picture at a time. Hide a worked result before asking for a </w:t>
+      </w:r>
+      <w:r>
+        <w:rPr>
+          <w:b/>
+        </w:rPr>
+        <w:t>prediction</w:t>
+      </w:r>
+      <w:r>
+        <w:rPr>
+          <w:b w:val="0"/>
+        </w:rPr>
+        <w:t>, then reveal it for feedback. These are supported teaching cases; retain the separate independent assessment for a fresh first attempt.</w:t>
+      </w:r>
+    </w:p>
+    <w:p>
+      <w:pPr>
+        <w:pStyle w:val="Heading3"/>
+      </w:pPr>
+      <w:r>
+        <w:t>01. Debugging shapes and gradients: the case</w:t>
+      </w:r>
+    </w:p>
+    <w:p>
+      <w:r>
+        <w:drawing>
+          <wp:inline xmlns:a="http://schemas.openxmlformats.org/drawingml/2006/main" xmlns:pic="http://schemas.openxmlformats.org/drawingml/2006/picture">
+            <wp:extent cx="5486400" cy="3142488"/>
+            <wp:docPr id="2" name="Picture 2" descr="Catch a gradient -order bug before the optimiser changes parameters. Supplied facts: Toy y=2a+3c, target 4, start [a, c]=[1, 0]. Loss (y-4)². Program claims gradient [-12,-8] in order [a, c]. All inputs and outcomes in this worked example are invented classroom data; no real model run is claimed."/>
+            <wp:cNvGraphicFramePr>
+              <a:graphicFrameLocks noChangeAspect="1"/>
+            </wp:cNvGraphicFramePr>
+            <a:graphic>
+              <a:graphicData uri="http://schemas.openxmlformats.org/drawingml/2006/picture">
+                <pic:pic>
+                  <pic:nvPicPr>
+                    <pic:cNvPr id="0" name="academy-story-ai-5-18-01.png"/>
+                    <pic:cNvPicPr/>
+                  </pic:nvPicPr>
+                  <pic:blipFill>
+                    <a:blip r:embed="rId10"/>
+                    <a:stretch>
+                      <a:fillRect/>
+                    </a:stretch>
+                  </pic:blipFill>
+                  <pic:spPr>
+                    <a:xfrm>
+                      <a:off x="0" y="0"/>
+                      <a:ext cx="5486400" cy="3142488"/>
+                    </a:xfrm>
+                    <a:prstGeom prst="rect"/>
+                  </pic:spPr>
+                </pic:pic>
+              </a:graphicData>
+            </a:graphic>
+          </wp:inline>
+        </w:drawing>
+      </w:r>
+    </w:p>
+    <w:p>
+      <w:pPr>
+        <w:spacing w:line="336" w:lineRule="auto" w:after="180"/>
+      </w:pPr>
+      <w:r>
+        <w:rPr>
+          <w:b w:val="0"/>
+        </w:rPr>
+        <w:t>Catch a gradient -order bug before the optimiser changes parameters. Supplied facts: Toy y=2a+3c, target 4, start [a, c]=[1, 0]. Loss (y-4)². Program claims gradient [-12,-8] in order [a, c].</w:t>
+      </w:r>
+    </w:p>
+    <w:p>
+      <w:pPr>
+        <w:spacing w:line="336" w:lineRule="auto" w:after="180"/>
+      </w:pPr>
+      <w:r>
+        <w:rPr>
+          <w:b w:val="0"/>
+        </w:rPr>
+        <w:t xml:space="preserve">All </w:t>
+      </w:r>
+      <w:r>
+        <w:rPr>
+          <w:b/>
+        </w:rPr>
+        <w:t>input</w:t>
+      </w:r>
+      <w:r>
+        <w:rPr>
+          <w:b w:val="0"/>
+        </w:rPr>
+        <w:t>s and outcomes in this worked example are invented classroom data; no real model run is claimed.</w:t>
+      </w:r>
+    </w:p>
+    <w:p>
+      <w:pPr>
+        <w:spacing w:line="336" w:lineRule="auto" w:after="180"/>
+        <w:shd w:fill="F5F1FB"/>
+      </w:pPr>
+      <w:r>
+        <w:rPr>
+          <w:b w:val="0"/>
+        </w:rPr>
+        <w:t>Point to the given fact that matters most. Explain why it matters.</w:t>
+      </w:r>
+    </w:p>
+    <w:p>
+      <w:pPr>
+        <w:pStyle w:val="Heading3"/>
+      </w:pPr>
+      <w:r>
+        <w:t>Discuss while showing the picture</w:t>
+      </w:r>
+    </w:p>
+    <w:p>
+      <w:pPr>
+        <w:spacing w:line="336" w:lineRule="auto" w:after="180"/>
+        <w:shd w:fill="F1F6F8"/>
+      </w:pPr>
+      <w:r>
+        <w:rPr>
+          <w:b w:val="0"/>
+        </w:rPr>
+        <w:t>Teacher prompt: Point to the given fact that matters most. Explain why it matters. Ask learners to describe one label or arrow in ordinary words. Use the adjacent transcript if the image is difficult to see.</w:t>
+      </w:r>
+    </w:p>
+    <w:p>
+      <w:pPr>
+        <w:pStyle w:val="Heading3"/>
+      </w:pPr>
+      <w:r>
+        <w:t>02. Follow the deciding steps</w:t>
+      </w:r>
+    </w:p>
+    <w:p>
+      <w:r>
+        <w:drawing>
+          <wp:inline xmlns:a="http://schemas.openxmlformats.org/drawingml/2006/main" xmlns:pic="http://schemas.openxmlformats.org/drawingml/2006/picture">
+            <wp:extent cx="5486400" cy="3182112"/>
+            <wp:docPr id="3" name="Picture 3" descr="Compute correct gradient: y = 2, residual -2: gradient [-8,-12], not [-12,-8]. → Check coordinates: Step 0.1: a losses 3.24, 4.84 give -8; c losses 2.89, 5.29 give -12. → Apply correct update: At rate 0.01: new [a, c]=[1.08, 0.12]; y = 2.52, loss 2.1904."/>
+            <wp:cNvGraphicFramePr>
+              <a:graphicFrameLocks noChangeAspect="1"/>
+            </wp:cNvGraphicFramePr>
+            <a:graphic>
+              <a:graphicData uri="http://schemas.openxmlformats.org/drawingml/2006/picture">
+                <pic:pic>
+                  <pic:nvPicPr>
+                    <pic:cNvPr id="0" name="academy-story-ai-5-18-02.png"/>
+                    <pic:cNvPicPr/>
+                  </pic:nvPicPr>
+                  <pic:blipFill>
+                    <a:blip r:embed="rId11"/>
+                    <a:stretch>
+                      <a:fillRect/>
+                    </a:stretch>
+                  </pic:blipFill>
+                  <pic:spPr>
+                    <a:xfrm>
+                      <a:off x="0" y="0"/>
+                      <a:ext cx="5486400" cy="3182112"/>
+                    </a:xfrm>
+                    <a:prstGeom prst="rect"/>
+                  </pic:spPr>
+                </pic:pic>
+              </a:graphicData>
+            </a:graphic>
+          </wp:inline>
+        </w:drawing>
+      </w:r>
+    </w:p>
+    <w:p>
+      <w:pPr>
+        <w:spacing w:line="336" w:lineRule="auto" w:after="180"/>
+      </w:pPr>
+      <w:r>
+        <w:rPr>
+          <w:b w:val="0"/>
+        </w:rPr>
+        <w:t>Compute correct gradient: y = 2, residual -2: gradient [-8,-12], not [-12,-8]. → Check coordinates: Step 0.1: a losses 3.24, 4.84 give -8; c losses 2.89, 5.29 give -12. → Apply correct update: At rate 0.01: new [a, c]=[1.08, 0.12]; y = 2.52, loss 2.1904.</w:t>
+      </w:r>
+    </w:p>
+    <w:p>
+      <w:pPr>
+        <w:spacing w:line="336" w:lineRule="auto" w:after="180"/>
+        <w:shd w:fill="F5F1FB"/>
+      </w:pPr>
+      <w:r>
+        <w:rPr>
+          <w:b w:val="0"/>
+        </w:rPr>
+        <w:t xml:space="preserve">Point to each numbered stage and explain which recorded </w:t>
+      </w:r>
+      <w:r>
+        <w:rPr>
+          <w:b/>
+        </w:rPr>
+        <w:t>input</w:t>
+      </w:r>
+      <w:r>
+        <w:rPr>
+          <w:b w:val="0"/>
+        </w:rPr>
+        <w:t xml:space="preserve"> it uses.</w:t>
+      </w:r>
+    </w:p>
+    <w:p>
+      <w:pPr>
+        <w:pStyle w:val="Heading3"/>
+      </w:pPr>
+      <w:r>
+        <w:t>Discuss while showing the picture</w:t>
+      </w:r>
+    </w:p>
+    <w:p>
+      <w:pPr>
+        <w:spacing w:line="336" w:lineRule="auto" w:after="180"/>
+        <w:shd w:fill="F1F6F8"/>
+      </w:pPr>
+      <w:r>
+        <w:rPr>
+          <w:b w:val="0"/>
+        </w:rPr>
+        <w:t xml:space="preserve">Teacher prompt: Point to each numbered stage and explain which recorded </w:t>
+      </w:r>
+      <w:r>
+        <w:rPr>
+          <w:b/>
+        </w:rPr>
+        <w:t>input</w:t>
+      </w:r>
+      <w:r>
+        <w:rPr>
+          <w:b w:val="0"/>
+        </w:rPr>
+        <w:t xml:space="preserve"> it uses. Ask learners to describe one label or arrow in ordinary words. Use the adjacent transcript if the image is difficult to see.</w:t>
+      </w:r>
+    </w:p>
+    <w:p>
+      <w:pPr>
+        <w:pStyle w:val="Heading3"/>
+      </w:pPr>
+      <w:r>
+        <w:t>03. Repair from the first disagreement</w:t>
+      </w:r>
+    </w:p>
+    <w:p>
+      <w:r>
+        <w:drawing>
+          <wp:inline xmlns:a="http://schemas.openxmlformats.org/drawingml/2006/main" xmlns:pic="http://schemas.openxmlformats.org/drawingml/2006/picture">
+            <wp:extent cx="5486400" cy="2834640"/>
+            <wp:docPr id="4" name="Picture 4" descr="Repair from the first disagreement. Input and dimensions | x length 2 W 3 by 2 b length 3 | Dimensions match. Scores before ReLU | [1, 2, 0] | [1, 2, -1]. Hidden activations | [1, 2, 0] | [1, 2, 0]"/>
+            <wp:cNvGraphicFramePr>
+              <a:graphicFrameLocks noChangeAspect="1"/>
+            </wp:cNvGraphicFramePr>
+            <a:graphic>
+              <a:graphicData uri="http://schemas.openxmlformats.org/drawingml/2006/picture">
+                <pic:pic>
+                  <pic:nvPicPr>
+                    <pic:cNvPr id="0" name="academy-story-ai-5-18-03.png"/>
+                    <pic:cNvPicPr/>
+                  </pic:nvPicPr>
+                  <pic:blipFill>
+                    <a:blip r:embed="rId12"/>
+                    <a:stretch>
+                      <a:fillRect/>
+                    </a:stretch>
+                  </pic:blipFill>
+                  <pic:spPr>
+                    <a:xfrm>
+                      <a:off x="0" y="0"/>
+                      <a:ext cx="5486400" cy="2834640"/>
+                    </a:xfrm>
+                    <a:prstGeom prst="rect"/>
+                  </pic:spPr>
+                </pic:pic>
+              </a:graphicData>
+            </a:graphic>
+          </wp:inline>
+        </w:drawing>
+      </w:r>
+    </w:p>
+    <w:p>
+      <w:pPr>
+        <w:spacing w:line="336" w:lineRule="auto" w:after="180"/>
+      </w:pPr>
+      <w:r>
+        <w:rPr>
+          <w:b w:val="0"/>
+        </w:rPr>
+        <w:t xml:space="preserve">Repair from the first disagreement. </w:t>
+      </w:r>
+      <w:r>
+        <w:rPr>
+          <w:b/>
+        </w:rPr>
+        <w:t>Input</w:t>
+      </w:r>
+      <w:r>
+        <w:rPr>
+          <w:b w:val="0"/>
+        </w:rPr>
+        <w:t xml:space="preserve"> and dimensions | x length 2 W 3 by 2 b length 3 | Dimensions match. Scores before ReLU | [1, 2, 0] | [1, 2, -1]. Hidden activations | [1, 2, 0] | [1, 2, 0]</w:t>
+      </w:r>
+    </w:p>
+    <w:p>
+      <w:pPr>
+        <w:spacing w:line="336" w:lineRule="auto" w:after="180"/>
+        <w:shd w:fill="F5F1FB"/>
+      </w:pPr>
+      <w:r>
+        <w:rPr>
+          <w:b w:val="0"/>
+        </w:rPr>
+        <w:t>Read the labels and values. Explain the relationship the model shows.</w:t>
+      </w:r>
+    </w:p>
+    <w:p>
+      <w:pPr>
+        <w:pStyle w:val="Heading3"/>
+      </w:pPr>
+      <w:r>
+        <w:t>Discuss while showing the picture</w:t>
+      </w:r>
+    </w:p>
+    <w:p>
+      <w:pPr>
+        <w:spacing w:line="336" w:lineRule="auto" w:after="180"/>
+        <w:shd w:fill="F1F6F8"/>
+      </w:pPr>
+      <w:r>
+        <w:rPr>
+          <w:b w:val="0"/>
+        </w:rPr>
+        <w:t>Teacher prompt: Read the labels and values. Explain the relationship the model shows. Ask learners to describe one label or arrow in ordinary words. Use the adjacent transcript if the image is difficult to see.</w:t>
+      </w:r>
+    </w:p>
+    <w:p>
+      <w:pPr>
+        <w:pStyle w:val="Heading3"/>
+      </w:pPr>
+      <w:r>
+        <w:t>04. Change one thing. Trace what follows.</w:t>
+      </w:r>
+    </w:p>
+    <w:p>
+      <w:r>
+        <w:drawing>
+          <wp:inline xmlns:a="http://schemas.openxmlformats.org/drawingml/2006/main" xmlns:pic="http://schemas.openxmlformats.org/drawingml/2006/picture">
+            <wp:extent cx="5486400" cy="3026664"/>
+            <wp:docPr id="5" name="Picture 5" descr="Original case: At rate 0.01: new [a, c]=[1.08, 0.12]; y = 2.52, loss 2.1904. Changed condition: The program changes its declared order to [c, a] and returns [-12,-8]. Expected result: That vector now matches the declared coordinate order. Reason: Gradient values are meaningful only when their parameter names and array positions agree."/>
+            <wp:cNvGraphicFramePr>
+              <a:graphicFrameLocks noChangeAspect="1"/>
+            </wp:cNvGraphicFramePr>
+            <a:graphic>
+              <a:graphicData uri="http://schemas.openxmlformats.org/drawingml/2006/picture">
+                <pic:pic>
+                  <pic:nvPicPr>
+                    <pic:cNvPr id="0" name="academy-story-ai-5-18-04.png"/>
+                    <pic:cNvPicPr/>
+                  </pic:nvPicPr>
+                  <pic:blipFill>
+                    <a:blip r:embed="rId13"/>
+                    <a:stretch>
+                      <a:fillRect/>
+                    </a:stretch>
+                  </pic:blipFill>
+                  <pic:spPr>
+                    <a:xfrm>
+                      <a:off x="0" y="0"/>
+                      <a:ext cx="5486400" cy="3026664"/>
+                    </a:xfrm>
+                    <a:prstGeom prst="rect"/>
+                  </pic:spPr>
+                </pic:pic>
+              </a:graphicData>
+            </a:graphic>
+          </wp:inline>
+        </w:drawing>
+      </w:r>
+    </w:p>
+    <w:p>
+      <w:pPr>
+        <w:spacing w:line="336" w:lineRule="auto" w:after="180"/>
+      </w:pPr>
+      <w:r>
+        <w:rPr>
+          <w:b w:val="0"/>
+        </w:rPr>
+        <w:t>Original case: At rate 0.01: new [a, c]=[1.08, 0.12]; y = 2.52, loss 2.1904. Changed condition: The program changes its declared order to [c, a] and returns [-12,-8].</w:t>
+      </w:r>
+    </w:p>
+    <w:p>
+      <w:pPr>
+        <w:spacing w:line="336" w:lineRule="auto" w:after="180"/>
+      </w:pPr>
+      <w:r>
+        <w:rPr>
+          <w:b w:val="0"/>
+        </w:rPr>
+        <w:t>Expected result: That vector now matches the declared coordinate order. Reason: Gradient values are meaningful only when their parameter names and array positions agree.</w:t>
+      </w:r>
+    </w:p>
+    <w:p>
+      <w:pPr>
+        <w:spacing w:line="336" w:lineRule="auto" w:after="180"/>
+        <w:shd w:fill="F5F1FB"/>
+      </w:pPr>
+      <w:r>
+        <w:rPr>
+          <w:b w:val="0"/>
+        </w:rPr>
+        <w:t>Predict before checking the worked changed-case result. Name what changed and what the supplied facts allow you to conclude.</w:t>
+      </w:r>
+    </w:p>
+    <w:p>
+      <w:pPr>
+        <w:pStyle w:val="Heading3"/>
+      </w:pPr>
+      <w:r>
+        <w:t>Discuss while showing the picture</w:t>
+      </w:r>
+    </w:p>
+    <w:p>
+      <w:pPr>
+        <w:spacing w:line="336" w:lineRule="auto" w:after="180"/>
+        <w:shd w:fill="F1F6F8"/>
+      </w:pPr>
+      <w:r>
+        <w:rPr>
+          <w:b w:val="0"/>
+        </w:rPr>
+        <w:t>Teacher prompt: Predict before checking the worked changed-case result. Name what changed and what the supplied facts allow you to conclude. Ask learners to describe one label or arrow in ordinary words.</w:t>
+      </w:r>
+    </w:p>
+    <w:p>
+      <w:pPr>
+        <w:spacing w:line="336" w:lineRule="auto" w:after="180"/>
+        <w:shd w:fill="F1F6F8"/>
+      </w:pPr>
+      <w:r>
+        <w:rPr>
+          <w:b w:val="0"/>
+        </w:rPr>
+        <w:t>Use the adjacent transcript if the image is difficult to see. Changed-case reasoning: Gradient values are meaningful only when their parameter names and array positions agree.</w:t>
+      </w:r>
+    </w:p>
+    <w:p>
+      <w:pPr>
+        <w:pStyle w:val="Heading3"/>
+      </w:pPr>
+      <w:r>
+        <w:t>05. Connect the explanation to its limit</w:t>
+      </w:r>
+    </w:p>
+    <w:p>
+      <w:r>
+        <w:drawing>
+          <wp:inline xmlns:a="http://schemas.openxmlformats.org/drawingml/2006/main" xmlns:pic="http://schemas.openxmlformats.org/drawingml/2006/picture">
+            <wp:extent cx="5486400" cy="2834640"/>
+            <wp:docPr id="6" name="Picture 6" descr="Array shape and coordinate meaning both matter. A vector with two entries can have the right length but assign each derivative to the wrong parameter. Label the entries a and c, then perturb one coordinate at a time to check their slopes. Repairing the coordinate mapping is necessary before using the gradient to update the network. Limit: A correct gradient at one point does not establish every batch, shape or activation path is implemented correctly."/>
+            <wp:cNvGraphicFramePr>
+              <a:graphicFrameLocks noChangeAspect="1"/>
+            </wp:cNvGraphicFramePr>
+            <a:graphic>
+              <a:graphicData uri="http://schemas.openxmlformats.org/drawingml/2006/picture">
+                <pic:pic>
+                  <pic:nvPicPr>
+                    <pic:cNvPr id="0" name="academy-story-ai-5-18-05.png"/>
+                    <pic:cNvPicPr/>
+                  </pic:nvPicPr>
+                  <pic:blipFill>
+                    <a:blip r:embed="rId14"/>
+                    <a:stretch>
+                      <a:fillRect/>
+                    </a:stretch>
+                  </pic:blipFill>
+                  <pic:spPr>
+                    <a:xfrm>
+                      <a:off x="0" y="0"/>
+                      <a:ext cx="5486400" cy="2834640"/>
+                    </a:xfrm>
+                    <a:prstGeom prst="rect"/>
+                  </pic:spPr>
+                </pic:pic>
+              </a:graphicData>
+            </a:graphic>
+          </wp:inline>
+        </w:drawing>
+      </w:r>
+    </w:p>
+    <w:p>
+      <w:pPr>
+        <w:spacing w:line="336" w:lineRule="auto" w:after="180"/>
+      </w:pPr>
+      <w:r>
+        <w:rPr>
+          <w:b w:val="0"/>
+        </w:rPr>
+        <w:t xml:space="preserve">Array </w:t>
+      </w:r>
+      <w:r>
+        <w:rPr>
+          <w:b/>
+        </w:rPr>
+        <w:t>shape</w:t>
+      </w:r>
+      <w:r>
+        <w:rPr>
+          <w:b w:val="0"/>
+        </w:rPr>
+        <w:t xml:space="preserve"> and coordinate meaning both matter. A vector with two entries can have the right length but assign each derivative to the wrong parameter.</w:t>
+      </w:r>
+    </w:p>
+    <w:p>
+      <w:pPr>
+        <w:spacing w:line="336" w:lineRule="auto" w:after="180"/>
+      </w:pPr>
+      <w:r>
+        <w:rPr>
+          <w:b w:val="0"/>
+        </w:rPr>
+        <w:t>Label the entries a and c, then perturb one coordinate at a time to check their slopes. Repairing the coordinate mapping is necessary before using the gradient to update the network.</w:t>
+      </w:r>
+    </w:p>
+    <w:p>
+      <w:pPr>
+        <w:spacing w:line="336" w:lineRule="auto" w:after="180"/>
+      </w:pPr>
+      <w:r>
+        <w:rPr>
+          <w:b w:val="0"/>
+        </w:rPr>
+        <w:t xml:space="preserve">Limit: A correct gradient at one point does not establish every batch, </w:t>
+      </w:r>
+      <w:r>
+        <w:rPr>
+          <w:b/>
+        </w:rPr>
+        <w:t>shape</w:t>
+      </w:r>
+      <w:r>
+        <w:rPr>
+          <w:b w:val="0"/>
+        </w:rPr>
+        <w:t xml:space="preserve"> or activation path is implemented correctly.</w:t>
+      </w:r>
+    </w:p>
+    <w:p>
+      <w:pPr>
+        <w:spacing w:line="336" w:lineRule="auto" w:after="180"/>
+        <w:shd w:fill="F5F1FB"/>
+      </w:pPr>
+      <w:r>
+        <w:rPr>
+          <w:b w:val="0"/>
+        </w:rPr>
+        <w:t>Explain the case, then point to a limit on the claim.</w:t>
+      </w:r>
+    </w:p>
+    <w:p>
+      <w:pPr>
+        <w:pStyle w:val="Heading3"/>
+      </w:pPr>
+      <w:r>
+        <w:t>Discuss while showing the picture</w:t>
+      </w:r>
+    </w:p>
+    <w:p>
+      <w:pPr>
+        <w:spacing w:line="336" w:lineRule="auto" w:after="180"/>
+        <w:shd w:fill="F1F6F8"/>
+      </w:pPr>
+      <w:r>
+        <w:rPr>
+          <w:b w:val="0"/>
+        </w:rPr>
+        <w:t>Teacher prompt: Explain the case, then point to a limit on the claim. Ask learners to describe one label or arrow in ordinary words. Use the adjacent transcript if the image is difficult to see.</w:t>
+      </w:r>
+    </w:p>
+    <w:p>
+      <w:pPr>
+        <w:spacing w:line="336" w:lineRule="auto" w:after="180"/>
+        <w:shd w:fill="F1F6F8"/>
+      </w:pPr>
+      <w:r>
+        <w:rPr>
+          <w:b w:val="0"/>
+        </w:rPr>
+        <w:t xml:space="preserve">Keep the stated scope: A correct gradient at one point does not establish every batch, </w:t>
+      </w:r>
+      <w:r>
+        <w:rPr>
+          <w:b/>
+        </w:rPr>
+        <w:t>shape</w:t>
+      </w:r>
+      <w:r>
+        <w:rPr>
+          <w:b w:val="0"/>
+        </w:rPr>
+        <w:t xml:space="preserve"> or activation path is implemented correctly.</w:t>
+      </w:r>
+    </w:p>
+    <w:p>
+      <w:pPr>
+        <w:pStyle w:val="Heading3"/>
+      </w:pPr>
+      <w:r>
+        <w:t>06. Make the idea visible in your project</w:t>
+      </w:r>
+    </w:p>
+    <w:p>
+      <w:r>
+        <w:drawing>
+          <wp:inline xmlns:a="http://schemas.openxmlformats.org/drawingml/2006/main" xmlns:pic="http://schemas.openxmlformats.org/drawingml/2006/picture">
+            <wp:extent cx="5486400" cy="3681984"/>
+            <wp:docPr id="7" name="Picture 7" descr="For your Image-pattern Network Investigation, save the input, procedure, observed result and limitation of this check. Label this worked example as practice; use a different, previously unreviewed case when checking independent understanding. Draw your input, deciding step, result and limit. Supported question: What should a debugging record pair with every gradient value? Point to the relevant step in the picture, then write the changed result and the rule or evidence that supports it."/>
+            <wp:cNvGraphicFramePr>
+              <a:graphicFrameLocks noChangeAspect="1"/>
+            </wp:cNvGraphicFramePr>
+            <a:graphic>
+              <a:graphicData uri="http://schemas.openxmlformats.org/drawingml/2006/picture">
+                <pic:pic>
+                  <pic:nvPicPr>
+                    <pic:cNvPr id="0" name="academy-story-ai-5-18-06.png"/>
+                    <pic:cNvPicPr/>
+                  </pic:nvPicPr>
+                  <pic:blipFill>
+                    <a:blip r:embed="rId15"/>
+                    <a:stretch>
+                      <a:fillRect/>
+                    </a:stretch>
+                  </pic:blipFill>
+                  <pic:spPr>
+                    <a:xfrm>
+                      <a:off x="0" y="0"/>
+                      <a:ext cx="5486400" cy="3681984"/>
+                    </a:xfrm>
+                    <a:prstGeom prst="rect"/>
+                  </pic:spPr>
+                </pic:pic>
+              </a:graphicData>
+            </a:graphic>
+          </wp:inline>
+        </w:drawing>
+      </w:r>
+    </w:p>
+    <w:p>
+      <w:pPr>
+        <w:spacing w:line="336" w:lineRule="auto" w:after="180"/>
+      </w:pPr>
+      <w:r>
+        <w:rPr>
+          <w:b w:val="0"/>
+        </w:rPr>
+        <w:t xml:space="preserve">For your Image-pattern Network Investigation, save the </w:t>
+      </w:r>
+      <w:r>
+        <w:rPr>
+          <w:b/>
+        </w:rPr>
+        <w:t>input</w:t>
+      </w:r>
+      <w:r>
+        <w:rPr>
+          <w:b w:val="0"/>
+        </w:rPr>
+        <w:t>, procedure, observed result and limitation of this check.</w:t>
+      </w:r>
+    </w:p>
+    <w:p>
+      <w:pPr>
+        <w:spacing w:line="336" w:lineRule="auto" w:after="180"/>
+      </w:pPr>
+      <w:r>
+        <w:rPr>
+          <w:b w:val="0"/>
+        </w:rPr>
+        <w:t xml:space="preserve">Label this worked example as practice; use a different, previously unreviewed case when checking independent understanding. Draw your </w:t>
+      </w:r>
+      <w:r>
+        <w:rPr>
+          <w:b/>
+        </w:rPr>
+        <w:t>input</w:t>
+      </w:r>
+      <w:r>
+        <w:rPr>
+          <w:b w:val="0"/>
+        </w:rPr>
+        <w:t>, deciding step, result and limit.</w:t>
+      </w:r>
+    </w:p>
+    <w:p>
+      <w:pPr>
+        <w:spacing w:line="336" w:lineRule="auto" w:after="180"/>
+      </w:pPr>
+      <w:r>
+        <w:rPr>
+          <w:b w:val="0"/>
+        </w:rPr>
+        <w:t xml:space="preserve">Supported question: What should a debugging record pair with every gradient value? Point to the relevant step in the picture, then write the changed result and the rule or </w:t>
+      </w:r>
+      <w:r>
+        <w:rPr>
+          <w:b/>
+        </w:rPr>
+        <w:t>evidence</w:t>
+      </w:r>
+      <w:r>
+        <w:rPr>
+          <w:b w:val="0"/>
+        </w:rPr>
+        <w:t xml:space="preserve"> that supports it.</w:t>
+      </w:r>
+    </w:p>
+    <w:p>
+      <w:pPr>
+        <w:spacing w:line="336" w:lineRule="auto" w:after="180"/>
+        <w:shd w:fill="F5F1FB"/>
+      </w:pPr>
+      <w:r>
+        <w:rPr>
+          <w:b w:val="0"/>
+        </w:rPr>
+        <w:t xml:space="preserve">Draw your project trace and justify the deciding step using </w:t>
+      </w:r>
+      <w:r>
+        <w:rPr>
+          <w:b/>
+        </w:rPr>
+        <w:t>evidence</w:t>
+      </w:r>
+      <w:r>
+        <w:rPr>
+          <w:b w:val="0"/>
+        </w:rPr>
+        <w:t>.</w:t>
+      </w:r>
+    </w:p>
+    <w:p>
+      <w:pPr>
+        <w:pStyle w:val="Heading3"/>
+      </w:pPr>
+      <w:r>
+        <w:t>Discuss while showing the picture</w:t>
+      </w:r>
+    </w:p>
+    <w:p>
+      <w:pPr>
+        <w:spacing w:line="336" w:lineRule="auto" w:after="180"/>
+        <w:shd w:fill="F1F6F8"/>
+      </w:pPr>
+      <w:r>
+        <w:rPr>
+          <w:b w:val="0"/>
+        </w:rPr>
+        <w:t xml:space="preserve">Teacher prompt: Draw your project trace and justify the deciding step using </w:t>
+      </w:r>
+      <w:r>
+        <w:rPr>
+          <w:b/>
+        </w:rPr>
+        <w:t>evidence</w:t>
+      </w:r>
+      <w:r>
+        <w:rPr>
+          <w:b w:val="0"/>
+        </w:rPr>
+        <w:t>. Ask learners to describe one label or arrow in ordinary words. Use the adjacent transcript if the image is difficult to see.</w:t>
+      </w:r>
+    </w:p>
+    <w:p>
+      <w:pPr>
+        <w:spacing w:line="336" w:lineRule="auto" w:after="180"/>
+        <w:shd w:fill="F1F6F8"/>
+      </w:pPr>
+      <w:r>
+        <w:rPr>
+          <w:b w:val="0"/>
+        </w:rPr>
+        <w:t xml:space="preserve">Supported practice key: Parameter name and index, expected </w:t>
+      </w:r>
+      <w:r>
+        <w:rPr>
+          <w:b/>
+        </w:rPr>
+        <w:t>shape</w:t>
+      </w:r>
+      <w:r>
+        <w:rPr>
+          <w:b w:val="0"/>
+        </w:rPr>
+        <w:t>, analytic derivative and numerical check; correct [a, c] gradient is [-8,-12]. Changed-case check: That vector now matches the declared coordinate order.</w:t>
+      </w:r>
+    </w:p>
+    <w:p>
+      <w:pPr>
+        <w:spacing w:line="336" w:lineRule="auto" w:after="180"/>
+        <w:shd w:fill="F1F6F8"/>
+      </w:pPr>
+      <w:r>
+        <w:rPr>
+          <w:b w:val="0"/>
+        </w:rPr>
+        <w:t>Gradient values are meaningful only when their parameter names and array positions agree.</w:t>
       </w:r>
     </w:p>
     <w:sectPr>

--- a/downloads/teacher/ai-5-week-18.docx
+++ b/downloads/teacher/ai-5-week-18.docx
@@ -137,7 +137,7 @@
           </w:tcPr>
           <w:p>
             <w:r>
-              <w:t>Sections 1–6; record the brief recall in the workbook.</w:t>
+              <w:t>Use Your mission, Notice the evidence, See how it works, Words that unlock the idea and Follow a worked example; record recall in the workbook.</w:t>
             </w:r>
           </w:p>
         </w:tc>
@@ -169,7 +169,7 @@
           </w:tcPr>
           <w:p>
             <w:r>
-              <w:t>Sections 7–10; use the matching workbook W2 and misconception check.</w:t>
+              <w:t>Use Find and repair a mistake, Practise together and Build your understanding; use the matching workbook W2 and Individual reasoning check.</w:t>
             </w:r>
           </w:p>
         </w:tc>
@@ -201,7 +201,7 @@
           </w:tcPr>
           <w:p>
             <w:r>
-              <w:t>Sections 9 and 11–14. Give extra time to finish the full task set; use Section 15 when the week includes a coding lab.</w:t>
+              <w:t>Use Run the investigation, Connect your project and Try a new case independently. Allow extra time for the full task set. When code is supplied, use the examples in See how it works or Follow a worked example and the browser lab in Supported practice, repair and portfolio.</w:t>
             </w:r>
           </w:p>
         </w:tc>
@@ -464,7 +464,7 @@
         <w:rPr>
           <w:b w:val="0"/>
         </w:rPr>
-        <w:t xml:space="preserve">Use two 45-minute sessions. Start with an axis </w:t>
+        <w:t xml:space="preserve">For the compact alternative schedule, use two 45-minute sessions. Start with an axis </w:t>
       </w:r>
       <w:r>
         <w:rPr>
@@ -2289,7 +2289,7 @@
         <w:rPr>
           <w:b w:val="0"/>
         </w:rPr>
-        <w:t xml:space="preserve">Use the worked example in Sections 3 and 6. Collect a </w:t>
+        <w:t xml:space="preserve">Use See how it works and Follow a worked example. Collect a </w:t>
       </w:r>
       <w:r>
         <w:rPr>
@@ -2737,7 +2737,7 @@
         <w:rPr>
           <w:b w:val="0"/>
         </w:rPr>
-        <w:t xml:space="preserve">Use Section 9 for the </w:t>
+        <w:t xml:space="preserve">Use Run the investigation for the </w:t>
       </w:r>
       <w:r>
         <w:rPr>
@@ -4277,7 +4277,7 @@
           </w:tcPr>
           <w:p>
             <w:r>
-              <w:t>Sections 1–6; record the brief recall in the workbook.</w:t>
+              <w:t>Use Your mission, Notice the evidence, See how it works, Words that unlock the idea and Follow a worked example; record recall in the workbook.</w:t>
             </w:r>
           </w:p>
         </w:tc>
@@ -4309,7 +4309,7 @@
           </w:tcPr>
           <w:p>
             <w:r>
-              <w:t>Sections 7–10; use the matching workbook W2 and misconception check.</w:t>
+              <w:t>Use Find and repair a mistake, Practise together and Build your understanding; use the matching workbook W2 and Individual reasoning check.</w:t>
             </w:r>
           </w:p>
         </w:tc>
@@ -4341,7 +4341,7 @@
           </w:tcPr>
           <w:p>
             <w:r>
-              <w:t>Sections 9 and 11–14. Give extra time to finish the full task set; use Section 15 when the week includes a coding lab.</w:t>
+              <w:t>Use Run the investigation, Connect your project and Try a new case independently. Allow extra time for the full task set. When code is supplied, use the examples in See how it works or Follow a worked example and the browser lab in Supported practice, repair and portfolio.</w:t>
             </w:r>
           </w:p>
         </w:tc>

--- a/downloads/teacher/ai-5-week-18.docx
+++ b/downloads/teacher/ai-5-week-18.docx
@@ -25,20 +25,38 @@
         <w:pStyle w:val="Heading1"/>
       </w:pPr>
       <w:r>
-        <w:t>01. Prepare the purpose, prerequisites and materials</w:t>
+        <w:t>Give each check a specific error to expose.</w:t>
       </w:r>
     </w:p>
     <w:p>
       <w:r>
-        <w:t>Prepare Debugging shapes and gradients: check the target, prerequisites, resources and adaptable teaching schedule.</w:t>
+        <w:t>Show complete arrays,minus/plus probes and fixed-state updates;distinguish a removed slot from a zeroed bias term.</w:t>
       </w:r>
     </w:p>
     <w:p>
-      <w:pPr>
-        <w:pStyle w:val="Heading3"/>
-      </w:pPr>
-      <w:r>
-        <w:t>Teach the learning cycle</w:t>
+      <w:r>
+        <w:t>Assess independent coordinate repair and checked loss with the supplied key;retain failures and regression tests.</w:t>
+      </w:r>
+    </w:p>
+    <w:p>
+      <w:pPr>
+        <w:pStyle w:val="Heading1"/>
+      </w:pPr>
+      <w:r>
+        <w:t>01. Prepare the connected mathematical investigation</w:t>
+      </w:r>
+    </w:p>
+    <w:p>
+      <w:r>
+        <w:t>Keep explanation,shared practice and independent evidence distinct.</w:t>
+      </w:r>
+    </w:p>
+    <w:p>
+      <w:pPr>
+        <w:pStyle w:val="Heading2"/>
+      </w:pPr>
+      <w:r>
+        <w:t>Target and main teaching plan</w:t>
       </w:r>
     </w:p>
     <w:p>
@@ -243,18 +261,21 @@
     </w:p>
     <w:p>
       <w:pPr>
-        <w:pStyle w:val="Heading3"/>
-      </w:pPr>
-      <w:r>
-        <w:t>Retrieval answer guidance</w:t>
+        <w:pStyle w:val="Heading2"/>
+      </w:pPr>
+      <w:r>
+        <w:t>Preparation and prerequisite</w:t>
       </w:r>
     </w:p>
     <w:p>
       <w:pPr>
-        <w:pStyle w:val="Heading3"/>
-      </w:pPr>
-      <w:r>
-        <w:t>Initialisation and reproducibility</w:t>
+        <w:spacing w:line="336" w:lineRule="auto" w:after="180"/>
+      </w:pPr>
+      <w:r>
+        <w:rPr>
+          <w:b w:val="0"/>
+        </w:rPr>
+        <w:t>Printed lesson and workbook; paper and pencil</w:t>
       </w:r>
     </w:p>
     <w:p>
@@ -265,7 +286,7 @@
         <w:rPr>
           <w:b w:val="0"/>
         </w:rPr>
-        <w:t>Without opening the old lesson, explain one key idea from Initialisation and reproducibility. Give an example and a mistake that the idea helps you avoid.</w:t>
+        <w:t>Calculator and optional local Python 3 editor; no packages or AI accounts needed</w:t>
       </w:r>
     </w:p>
     <w:p>
@@ -276,19 +297,7 @@
         <w:rPr>
           <w:b w:val="0"/>
         </w:rPr>
-        <w:t xml:space="preserve">Look for: Trace how starting values affect a fixed </w:t>
-      </w:r>
-      <w:r>
-        <w:rPr>
-          <w:b/>
-        </w:rPr>
-        <w:t>training</w:t>
-      </w:r>
-      <w:r>
-        <w:rPr>
-          <w:b w:val="0"/>
-        </w:rPr>
-        <w:t xml:space="preserve"> budget</w:t>
+        <w:t>Use the fictional examples supplied; prepare the fresh retry before class</w:t>
       </w:r>
     </w:p>
     <w:p>
@@ -299,27 +308,15 @@
         <w:rPr>
           <w:b w:val="0"/>
         </w:rPr>
-        <w:t xml:space="preserve">Reference example, not the only acceptable wording: Teacher explanation: States are -2, 0 and 1. Final </w:t>
-      </w:r>
-      <w:r>
-        <w:rPr>
-          <w:b/>
-        </w:rPr>
-        <w:t>training</w:t>
-      </w:r>
-      <w:r>
-        <w:rPr>
-          <w:b w:val="0"/>
-        </w:rPr>
-        <w:t xml:space="preserve"> MSE is 2.5. Each step halves the signed distance from 2.</w:t>
+        <w:t>A deterministic error can repeat perfectly. Independent expected values and checks of intermediate computations are needed.</w:t>
       </w:r>
     </w:p>
     <w:p>
       <w:pPr>
-        <w:pStyle w:val="Heading3"/>
-      </w:pPr>
-      <w:r>
-        <w:t>Training and validation curves</w:t>
+        <w:pStyle w:val="Heading2"/>
+      </w:pPr>
+      <w:r>
+        <w:t>Opening retrieval</w:t>
       </w:r>
     </w:p>
     <w:p>
@@ -330,19 +327,7 @@
         <w:rPr>
           <w:b w:val="0"/>
         </w:rPr>
-        <w:t xml:space="preserve">Without opening the old lesson, explain one key idea from </w:t>
-      </w:r>
-      <w:r>
-        <w:rPr>
-          <w:b/>
-        </w:rPr>
-        <w:t>Training</w:t>
-      </w:r>
-      <w:r>
-        <w:rPr>
-          <w:b w:val="0"/>
-        </w:rPr>
-        <w:t xml:space="preserve"> and validation curves. Give an example and a mistake that the idea helps you avoid.</w:t>
+        <w:t>Without opening the old lesson, explain one key idea from Initialisation and reproducibility. Give an example and a mistake that the idea helps you avoid.</w:t>
       </w:r>
     </w:p>
     <w:p>
@@ -353,7 +338,7 @@
         <w:rPr>
           <w:b w:val="0"/>
         </w:rPr>
-        <w:t xml:space="preserve">Look for: Compute comparable </w:t>
+        <w:t xml:space="preserve">Look for: Trace how starting values affect a fixed </w:t>
       </w:r>
       <w:r>
         <w:rPr>
@@ -365,7 +350,7 @@
         <w:rPr>
           <w:b w:val="0"/>
         </w:rPr>
-        <w:t xml:space="preserve"> and validation losses at saved checkpoints</w:t>
+        <w:t xml:space="preserve"> budget</w:t>
       </w:r>
     </w:p>
     <w:p>
@@ -376,27 +361,42 @@
         <w:rPr>
           <w:b w:val="0"/>
         </w:rPr>
-        <w:t xml:space="preserve">Reference example, not the only acceptable wording: Teacher explanation: </w:t>
+        <w:t xml:space="preserve">Reference example, not the only acceptable wording: Teacher explanation: States are -2, 0 and 1. Final </w:t>
       </w:r>
       <w:r>
         <w:rPr>
           <w:b/>
         </w:rPr>
-        <w:t>Prediction</w:t>
+        <w:t>training</w:t>
       </w:r>
       <w:r>
         <w:rPr>
           <w:b w:val="0"/>
         </w:rPr>
-        <w:t>s [3, 4], residuals [-1.5, -2], squares [2.25, 4], MSE 3.125.</w:t>
+        <w:t xml:space="preserve"> MSE is 2.5. Each step halves the signed distance from 2.</w:t>
       </w:r>
     </w:p>
     <w:p>
       <w:pPr>
-        <w:pStyle w:val="Heading3"/>
-      </w:pPr>
-      <w:r>
-        <w:t>Training a small network</w:t>
+        <w:spacing w:line="336" w:lineRule="auto" w:after="180"/>
+      </w:pPr>
+      <w:r>
+        <w:rPr>
+          <w:b w:val="0"/>
+        </w:rPr>
+        <w:t xml:space="preserve">Without opening the old lesson, explain one key idea from </w:t>
+      </w:r>
+      <w:r>
+        <w:rPr>
+          <w:b/>
+        </w:rPr>
+        <w:t>Training</w:t>
+      </w:r>
+      <w:r>
+        <w:rPr>
+          <w:b w:val="0"/>
+        </w:rPr>
+        <w:t xml:space="preserve"> and validation curves. Give an example and a mistake that the idea helps you avoid.</w:t>
       </w:r>
     </w:p>
     <w:p>
@@ -407,19 +407,19 @@
         <w:rPr>
           <w:b w:val="0"/>
         </w:rPr>
-        <w:t xml:space="preserve">Without opening the old lesson, explain one key idea from </w:t>
+        <w:t xml:space="preserve">Look for: Compute comparable </w:t>
       </w:r>
       <w:r>
         <w:rPr>
           <w:b/>
         </w:rPr>
-        <w:t>Training</w:t>
+        <w:t>training</w:t>
       </w:r>
       <w:r>
         <w:rPr>
           <w:b w:val="0"/>
         </w:rPr>
-        <w:t xml:space="preserve"> a small network. Give an example and a mistake that the idea helps you avoid.</w:t>
+        <w:t xml:space="preserve"> and validation losses at saved checkpoints</w:t>
       </w:r>
     </w:p>
     <w:p>
@@ -430,7 +430,19 @@
         <w:rPr>
           <w:b w:val="0"/>
         </w:rPr>
-        <w:t>Look for: Trace repeated forward loss gradient and update steps</w:t>
+        <w:t xml:space="preserve">Reference example, not the only acceptable wording: Teacher explanation: </w:t>
+      </w:r>
+      <w:r>
+        <w:rPr>
+          <w:b/>
+        </w:rPr>
+        <w:t>Prediction</w:t>
+      </w:r>
+      <w:r>
+        <w:rPr>
+          <w:b w:val="0"/>
+        </w:rPr>
+        <w:t>s [3, 4], residuals [-1.5, -2], squares [2.25, 4], MSE 3.125.</w:t>
       </w:r>
     </w:p>
     <w:p>
@@ -441,19 +453,19 @@
         <w:rPr>
           <w:b w:val="0"/>
         </w:rPr>
-        <w:t xml:space="preserve">Reference example, not the only acceptable wording: Teacher explanation: </w:t>
+        <w:t xml:space="preserve">Without opening the old lesson, explain one key idea from </w:t>
       </w:r>
       <w:r>
         <w:rPr>
           <w:b/>
         </w:rPr>
-        <w:t>Prediction</w:t>
+        <w:t>Training</w:t>
       </w:r>
       <w:r>
         <w:rPr>
           <w:b w:val="0"/>
         </w:rPr>
-        <w:t>s [0, 0], errors [-2, -4], MSE 10, gradient -10 and new v = 1.</w:t>
+        <w:t xml:space="preserve"> a small network. Give an example and a mistake that the idea helps you avoid.</w:t>
       </w:r>
     </w:p>
     <w:p>
@@ -464,19 +476,7 @@
         <w:rPr>
           <w:b w:val="0"/>
         </w:rPr>
-        <w:t xml:space="preserve">For the compact alternative schedule, use two 45-minute sessions. Start with an axis </w:t>
-      </w:r>
-      <w:r>
-        <w:rPr>
-          <w:b/>
-        </w:rPr>
-        <w:t>contract</w:t>
-      </w:r>
-      <w:r>
-        <w:rPr>
-          <w:b w:val="0"/>
-        </w:rPr>
-        <w:t xml:space="preserve"> and a deliberately wrong intermediate value. Keep the dense-layer example separate from the scalar gradient diagnostic.</w:t>
+        <w:t>Look for: Trace repeated forward loss gradient and update steps</w:t>
       </w:r>
     </w:p>
     <w:p>
@@ -487,27 +487,27 @@
         <w:rPr>
           <w:b w:val="0"/>
         </w:rPr>
-        <w:t xml:space="preserve">The central assessment is locating the first error and preserving meaningful </w:t>
+        <w:t xml:space="preserve">Reference example, not the only acceptable wording: Teacher explanation: </w:t>
       </w:r>
       <w:r>
         <w:rPr>
           <w:b/>
         </w:rPr>
-        <w:t>regression check</w:t>
+        <w:t>Prediction</w:t>
       </w:r>
       <w:r>
         <w:rPr>
           <w:b w:val="0"/>
         </w:rPr>
-        <w:t>s, not merely getting a program to execute.</w:t>
+        <w:t>s [0, 0], errors [-2, -4], MSE 10, gradient -10 and new v = 1.</w:t>
       </w:r>
     </w:p>
     <w:p>
       <w:pPr>
-        <w:pStyle w:val="Heading3"/>
-      </w:pPr>
-      <w:r>
-        <w:t>Outcomes</w:t>
+        <w:pStyle w:val="Heading2"/>
+      </w:pPr>
+      <w:r>
+        <w:t>Pictured end goal</w:t>
       </w:r>
     </w:p>
     <w:p>
@@ -518,41 +518,35 @@
         <w:rPr>
           <w:b w:val="0"/>
         </w:rPr>
-        <w:t xml:space="preserve">Check dimension </w:t>
+        <w:t xml:space="preserve">By the end, I can explain debugging </w:t>
       </w:r>
       <w:r>
         <w:rPr>
           <w:b/>
         </w:rPr>
-        <w:t>contract</w:t>
+        <w:t>shape</w:t>
       </w:r>
       <w:r>
         <w:rPr>
           <w:b w:val="0"/>
         </w:rPr>
-        <w:t>s before computing a layer</w:t>
+        <w:t>s and gradients using a traced example and a stated limitation.</w:t>
       </w:r>
     </w:p>
     <w:p>
       <w:pPr>
-        <w:spacing w:line="336" w:lineRule="auto" w:after="180"/>
-      </w:pPr>
-      <w:r>
-        <w:rPr>
-          <w:b w:val="0"/>
-        </w:rPr>
-        <w:t>Locate the first wrong value in a forward or gradient trace</w:t>
+        <w:pStyle w:val="Heading2"/>
+      </w:pPr>
+      <w:r>
+        <w:t>Earlier wording, alternatives and picture transcripts · reference / check after trying</w:t>
       </w:r>
     </w:p>
     <w:p>
       <w:pPr>
-        <w:spacing w:line="336" w:lineRule="auto" w:after="180"/>
-      </w:pPr>
-      <w:r>
-        <w:rPr>
-          <w:b w:val="0"/>
-        </w:rPr>
-        <w:t>Verify a repair with independent checks and limited claims</w:t>
+        <w:pStyle w:val="Heading3"/>
+      </w:pPr>
+      <w:r>
+        <w:t>Teach the learning cycle</w:t>
       </w:r>
     </w:p>
     <w:p>
@@ -560,48 +554,54 @@
         <w:pStyle w:val="Heading3"/>
       </w:pPr>
       <w:r>
-        <w:t>Preparation</w:t>
+        <w:t>Retrieval answer guidance</w:t>
       </w:r>
     </w:p>
     <w:p>
       <w:pPr>
-        <w:spacing w:line="336" w:lineRule="auto" w:after="180"/>
-      </w:pPr>
-      <w:r>
-        <w:rPr>
-          <w:b w:val="0"/>
-        </w:rPr>
-        <w:t>Printed lesson and workbook; paper and pencil</w:t>
+        <w:pStyle w:val="Heading3"/>
+      </w:pPr>
+      <w:r>
+        <w:t>Initialisation and reproducibility</w:t>
       </w:r>
     </w:p>
     <w:p>
       <w:pPr>
-        <w:spacing w:line="336" w:lineRule="auto" w:after="180"/>
-      </w:pPr>
-      <w:r>
-        <w:rPr>
-          <w:b w:val="0"/>
-        </w:rPr>
-        <w:t>Calculator and optional local Python 3 editor; no packages or AI accounts needed</w:t>
+        <w:pStyle w:val="Heading3"/>
+      </w:pPr>
+      <w:r>
+        <w:t>Training and validation curves</w:t>
       </w:r>
     </w:p>
     <w:p>
       <w:pPr>
-        <w:spacing w:line="336" w:lineRule="auto" w:after="180"/>
-      </w:pPr>
-      <w:r>
-        <w:rPr>
-          <w:b w:val="0"/>
-        </w:rPr>
-        <w:t>Use the fictional examples supplied; prepare the fresh retry before class</w:t>
+        <w:pStyle w:val="Heading3"/>
+      </w:pPr>
+      <w:r>
+        <w:t>Training a small network</w:t>
       </w:r>
     </w:p>
     <w:p>
       <w:pPr>
-        <w:pStyle w:val="Heading3"/>
-      </w:pPr>
-      <w:r>
-        <w:t>Prerequisite answer</w:t>
+        <w:spacing w:line="336" w:lineRule="auto" w:after="180"/>
+      </w:pPr>
+      <w:r>
+        <w:rPr>
+          <w:b w:val="0"/>
+        </w:rPr>
+        <w:t xml:space="preserve">For the compact alternative schedule, use two 45-minute sessions. Start with an axis </w:t>
+      </w:r>
+      <w:r>
+        <w:rPr>
+          <w:b/>
+        </w:rPr>
+        <w:t>contract</w:t>
+      </w:r>
+      <w:r>
+        <w:rPr>
+          <w:b w:val="0"/>
+        </w:rPr>
+        <w:t xml:space="preserve"> and a deliberately wrong intermediate value. Keep the dense-layer example separate from the scalar gradient diagnostic.</w:t>
       </w:r>
     </w:p>
     <w:p>
@@ -612,7 +612,19 @@
         <w:rPr>
           <w:b w:val="0"/>
         </w:rPr>
-        <w:t>A deterministic error can repeat perfectly. Independent expected values and checks of intermediate computations are needed.</w:t>
+        <w:t xml:space="preserve">The central assessment is locating the first error and preserving meaningful </w:t>
+      </w:r>
+      <w:r>
+        <w:rPr>
+          <w:b/>
+        </w:rPr>
+        <w:t>regression check</w:t>
+      </w:r>
+      <w:r>
+        <w:rPr>
+          <w:b w:val="0"/>
+        </w:rPr>
+        <w:t>s, not merely getting a program to execute.</w:t>
       </w:r>
     </w:p>
     <w:p>
@@ -620,7 +632,7 @@
         <w:pStyle w:val="Heading3"/>
       </w:pPr>
       <w:r>
-        <w:t>End goal for the pictorial case</w:t>
+        <w:t>Outcomes</w:t>
       </w:r>
     </w:p>
     <w:p>
@@ -631,19 +643,19 @@
         <w:rPr>
           <w:b w:val="0"/>
         </w:rPr>
-        <w:t xml:space="preserve">By the end, I can explain debugging </w:t>
+        <w:t xml:space="preserve">Check dimension </w:t>
       </w:r>
       <w:r>
         <w:rPr>
           <w:b/>
         </w:rPr>
-        <w:t>shape</w:t>
+        <w:t>contract</w:t>
       </w:r>
       <w:r>
         <w:rPr>
           <w:b w:val="0"/>
         </w:rPr>
-        <w:t>s and gradients using a traced example and a stated limitation.</w:t>
+        <w:t>s before computing a layer</w:t>
       </w:r>
     </w:p>
     <w:p>
@@ -654,78 +666,42 @@
         <w:rPr>
           <w:b w:val="0"/>
         </w:rPr>
-        <w:t>This added worked case illustrates the week’s main idea. Retain all original and connected topics; schedule its practice within the teaching cycle.</w:t>
+        <w:t>Locate the first wrong value in a forward or gradient trace</w:t>
       </w:r>
     </w:p>
     <w:p>
       <w:pPr>
-        <w:pStyle w:val="Heading1"/>
-      </w:pPr>
-      <w:r>
-        <w:t>02. Explain and model the mechanism</w:t>
+        <w:spacing w:line="336" w:lineRule="auto" w:after="180"/>
+      </w:pPr>
+      <w:r>
+        <w:rPr>
+          <w:b w:val="0"/>
+        </w:rPr>
+        <w:t>Verify a repair with independent checks and limited claims</w:t>
       </w:r>
     </w:p>
     <w:p>
-      <w:r>
-        <w:t>Model Debugging shapes and gradients using the supplied case, labelled mechanism and reasoning. Make the scope of each conclusion explicit.</w:t>
+      <w:pPr>
+        <w:pStyle w:val="Heading3"/>
+      </w:pPr>
+      <w:r>
+        <w:t>Preparation</w:t>
       </w:r>
     </w:p>
     <w:p>
       <w:pPr>
-        <w:spacing w:line="336" w:lineRule="auto" w:after="180"/>
-      </w:pPr>
-      <w:r>
-        <w:rPr>
-          <w:b w:val="0"/>
-        </w:rPr>
-        <w:t xml:space="preserve">For this lesson, a dense layer stores one </w:t>
-      </w:r>
-      <w:r>
-        <w:rPr>
-          <w:b/>
-        </w:rPr>
-        <w:t>output</w:t>
-      </w:r>
-      <w:r>
-        <w:rPr>
-          <w:b w:val="0"/>
-        </w:rPr>
-        <w:t xml:space="preserve"> unit per weight-matrix row. If an </w:t>
-      </w:r>
-      <w:r>
-        <w:rPr>
-          <w:b/>
-        </w:rPr>
-        <w:t>input</w:t>
-      </w:r>
-      <w:r>
-        <w:rPr>
-          <w:b w:val="0"/>
-        </w:rPr>
-        <w:t xml:space="preserve"> has two features and the layer has three units, W has three rows and two columns, b has length 3, and one </w:t>
-      </w:r>
-      <w:r>
-        <w:rPr>
-          <w:b/>
-        </w:rPr>
-        <w:t>input</w:t>
-      </w:r>
-      <w:r>
-        <w:rPr>
-          <w:b w:val="0"/>
-        </w:rPr>
-        <w:t xml:space="preserve"> x has length 2.</w:t>
+        <w:pStyle w:val="Heading3"/>
+      </w:pPr>
+      <w:r>
+        <w:t>Prerequisite answer</w:t>
       </w:r>
     </w:p>
     <w:p>
       <w:pPr>
-        <w:spacing w:line="336" w:lineRule="auto" w:after="180"/>
-      </w:pPr>
-      <w:r>
-        <w:rPr>
-          <w:b w:val="0"/>
-        </w:rPr>
-        <w:t>Compute z for each unit, then apply ReLU to each component.</w:t>
+        <w:pStyle w:val="Heading3"/>
+      </w:pPr>
+      <w:r>
+        <w:t>End goal for the pictorial case</w:t>
       </w:r>
     </w:p>
     <w:p>
@@ -736,112 +712,28 @@
         <w:rPr>
           <w:b w:val="0"/>
         </w:rPr>
-        <w:t>Use W rows [1, 0], [0, 1], [1, -1] and b = [0, 0, 1]. For x = [1, 2], the scores are [1, 2, 0] and the activations are [1, 2, 0].</w:t>
+        <w:t>This added worked case illustrates the week’s main idea. Retain all original and connected topics; schedule its practice within the teaching cycle.</w:t>
       </w:r>
     </w:p>
     <w:p>
       <w:pPr>
-        <w:spacing w:line="336" w:lineRule="auto" w:after="180"/>
-      </w:pPr>
-      <w:r>
-        <w:rPr>
-          <w:b w:val="0"/>
-        </w:rPr>
-        <w:t xml:space="preserve">A batch stores examples in rows: </w:t>
-      </w:r>
-      <w:r>
-        <w:rPr>
-          <w:b/>
-        </w:rPr>
-        <w:t>input</w:t>
-      </w:r>
-      <w:r>
-        <w:rPr>
-          <w:b w:val="0"/>
-        </w:rPr>
-        <w:t xml:space="preserve">s [[1, 2], [3, 1]] have </w:t>
-      </w:r>
-      <w:r>
-        <w:rPr>
-          <w:b/>
-        </w:rPr>
-        <w:t>shape</w:t>
-      </w:r>
-      <w:r>
-        <w:rPr>
-          <w:b w:val="0"/>
-        </w:rPr>
-        <w:t xml:space="preserve"> 2 by 2, and </w:t>
-      </w:r>
-      <w:r>
-        <w:rPr>
-          <w:b/>
-        </w:rPr>
-        <w:t>output</w:t>
-      </w:r>
-      <w:r>
-        <w:rPr>
-          <w:b w:val="0"/>
-        </w:rPr>
-        <w:t xml:space="preserve">s have </w:t>
-      </w:r>
-      <w:r>
-        <w:rPr>
-          <w:b/>
-        </w:rPr>
-        <w:t>shape</w:t>
-      </w:r>
-      <w:r>
-        <w:rPr>
-          <w:b w:val="0"/>
-        </w:rPr>
-        <w:t xml:space="preserve"> 2 by 3.</w:t>
+        <w:pStyle w:val="Heading1"/>
+      </w:pPr>
+      <w:r>
+        <w:t>02. Teach shape contracts,intermediates and gradient labels together</w:t>
       </w:r>
     </w:p>
     <w:p>
-      <w:pPr>
-        <w:spacing w:line="336" w:lineRule="auto" w:after="180"/>
-      </w:pPr>
-      <w:r>
-        <w:rPr>
-          <w:b w:val="0"/>
-        </w:rPr>
-        <w:t xml:space="preserve">Other software may use a transposed weight convention. The key is to record and follow one </w:t>
-      </w:r>
-      <w:r>
-        <w:rPr>
-          <w:b/>
-        </w:rPr>
-        <w:t>contract</w:t>
-      </w:r>
-      <w:r>
-        <w:rPr>
-          <w:b w:val="0"/>
-        </w:rPr>
-        <w:t>. An array with the right number of values can still be wrong if features or axes are swapped.</w:t>
+      <w:r>
+        <w:t>Keep the dense layer,pictured[a,c]model,diagnostic[w,b]model and independent case distinct.</w:t>
       </w:r>
     </w:p>
     <w:p>
       <w:pPr>
-        <w:spacing w:line="336" w:lineRule="auto" w:after="180"/>
-      </w:pPr>
-      <w:r>
-        <w:rPr>
-          <w:b w:val="0"/>
-        </w:rPr>
-        <w:t xml:space="preserve">Python zip stops when its shortest </w:t>
-      </w:r>
-      <w:r>
-        <w:rPr>
-          <w:b/>
-        </w:rPr>
-        <w:t>input</w:t>
-      </w:r>
-      <w:r>
-        <w:rPr>
-          <w:b w:val="0"/>
-        </w:rPr>
-        <w:t xml:space="preserve"> ends. Without a length check, a missing feature can silently remove a contribution.</w:t>
+        <w:pStyle w:val="Heading2"/>
+      </w:pPr>
+      <w:r>
+        <w:t>Main convention,complete bias audit and guided key</w:t>
       </w:r>
     </w:p>
     <w:p>
@@ -852,19 +744,19 @@
         <w:rPr>
           <w:b w:val="0"/>
         </w:rPr>
-        <w:t>Reject malformed dimensions before computing: do not pad, truncate or re</w:t>
+        <w:t xml:space="preserve">For this lesson, a dense layer stores one </w:t>
       </w:r>
       <w:r>
         <w:rPr>
           <w:b/>
         </w:rPr>
-        <w:t>shape</w:t>
+        <w:t>output</w:t>
       </w:r>
       <w:r>
         <w:rPr>
           <w:b w:val="0"/>
         </w:rPr>
-        <w:t xml:space="preserve"> a mismatched </w:t>
+        <w:t xml:space="preserve"> unit per weight-matrix row. If an </w:t>
       </w:r>
       <w:r>
         <w:rPr>
@@ -876,7 +768,19 @@
         <w:rPr>
           <w:b w:val="0"/>
         </w:rPr>
-        <w:t xml:space="preserve"> just to make the calculation run.</w:t>
+        <w:t xml:space="preserve"> has two features and the layer has three units, W has three rows and two columns, b has length 3, and one </w:t>
+      </w:r>
+      <w:r>
+        <w:rPr>
+          <w:b/>
+        </w:rPr>
+        <w:t>input</w:t>
+      </w:r>
+      <w:r>
+        <w:rPr>
+          <w:b w:val="0"/>
+        </w:rPr>
+        <w:t xml:space="preserve"> x has length 2.</w:t>
       </w:r>
     </w:p>
     <w:p>
@@ -887,31 +791,7 @@
         <w:rPr>
           <w:b w:val="0"/>
         </w:rPr>
-        <w:t xml:space="preserve">The function assumes finite numeric values; it checks dimensions, not every possible </w:t>
-      </w:r>
-      <w:r>
-        <w:rPr>
-          <w:b/>
-        </w:rPr>
-        <w:t>input</w:t>
-      </w:r>
-      <w:r>
-        <w:rPr>
-          <w:b w:val="0"/>
-        </w:rPr>
-        <w:t xml:space="preserve"> fault. Evaluate the two batch rows independently and stack their </w:t>
-      </w:r>
-      <w:r>
-        <w:rPr>
-          <w:b/>
-        </w:rPr>
-        <w:t>output</w:t>
-      </w:r>
-      <w:r>
-        <w:rPr>
-          <w:b w:val="0"/>
-        </w:rPr>
-        <w:t>s.</w:t>
+        <w:t>Compute z for each unit, then apply ReLU to each component.</w:t>
       </w:r>
     </w:p>
     <w:p>
@@ -922,6 +802,192 @@
         <w:rPr>
           <w:b w:val="0"/>
         </w:rPr>
+        <w:t>Use W rows [1, 0], [0, 1], [1, -1] and b = [0, 0, 1]. For x = [1, 2], the scores are [1, 2, 0] and the activations are [1, 2, 0].</w:t>
+      </w:r>
+    </w:p>
+    <w:p>
+      <w:pPr>
+        <w:spacing w:line="336" w:lineRule="auto" w:after="180"/>
+      </w:pPr>
+      <w:r>
+        <w:rPr>
+          <w:b w:val="0"/>
+        </w:rPr>
+        <w:t xml:space="preserve">A batch stores examples in rows: </w:t>
+      </w:r>
+      <w:r>
+        <w:rPr>
+          <w:b/>
+        </w:rPr>
+        <w:t>input</w:t>
+      </w:r>
+      <w:r>
+        <w:rPr>
+          <w:b w:val="0"/>
+        </w:rPr>
+        <w:t xml:space="preserve">s [[1, 2], [3, 1]] have </w:t>
+      </w:r>
+      <w:r>
+        <w:rPr>
+          <w:b/>
+        </w:rPr>
+        <w:t>shape</w:t>
+      </w:r>
+      <w:r>
+        <w:rPr>
+          <w:b w:val="0"/>
+        </w:rPr>
+        <w:t xml:space="preserve"> 2 by 2, and </w:t>
+      </w:r>
+      <w:r>
+        <w:rPr>
+          <w:b/>
+        </w:rPr>
+        <w:t>output</w:t>
+      </w:r>
+      <w:r>
+        <w:rPr>
+          <w:b w:val="0"/>
+        </w:rPr>
+        <w:t xml:space="preserve">s have </w:t>
+      </w:r>
+      <w:r>
+        <w:rPr>
+          <w:b/>
+        </w:rPr>
+        <w:t>shape</w:t>
+      </w:r>
+      <w:r>
+        <w:rPr>
+          <w:b w:val="0"/>
+        </w:rPr>
+        <w:t xml:space="preserve"> 2 by 3.</w:t>
+      </w:r>
+    </w:p>
+    <w:p>
+      <w:pPr>
+        <w:spacing w:line="336" w:lineRule="auto" w:after="180"/>
+      </w:pPr>
+      <w:r>
+        <w:rPr>
+          <w:b w:val="0"/>
+        </w:rPr>
+        <w:t xml:space="preserve">Other software may use a transposed weight convention. The key is to record and follow one </w:t>
+      </w:r>
+      <w:r>
+        <w:rPr>
+          <w:b/>
+        </w:rPr>
+        <w:t>contract</w:t>
+      </w:r>
+      <w:r>
+        <w:rPr>
+          <w:b w:val="0"/>
+        </w:rPr>
+        <w:t>. An array with the right number of values can still be wrong if features or axes are swapped.</w:t>
+      </w:r>
+    </w:p>
+    <w:p>
+      <w:pPr>
+        <w:spacing w:line="336" w:lineRule="auto" w:after="180"/>
+      </w:pPr>
+      <w:r>
+        <w:rPr>
+          <w:b w:val="0"/>
+        </w:rPr>
+        <w:t xml:space="preserve">Python zip stops when its shortest </w:t>
+      </w:r>
+      <w:r>
+        <w:rPr>
+          <w:b/>
+        </w:rPr>
+        <w:t>input</w:t>
+      </w:r>
+      <w:r>
+        <w:rPr>
+          <w:b w:val="0"/>
+        </w:rPr>
+        <w:t xml:space="preserve"> ends. Without a length check, a missing feature can silently remove a contribution.</w:t>
+      </w:r>
+    </w:p>
+    <w:p>
+      <w:pPr>
+        <w:spacing w:line="336" w:lineRule="auto" w:after="180"/>
+      </w:pPr>
+      <w:r>
+        <w:rPr>
+          <w:b w:val="0"/>
+        </w:rPr>
+        <w:t>Reject malformed dimensions before computing: do not pad, truncate or re</w:t>
+      </w:r>
+      <w:r>
+        <w:rPr>
+          <w:b/>
+        </w:rPr>
+        <w:t>shape</w:t>
+      </w:r>
+      <w:r>
+        <w:rPr>
+          <w:b w:val="0"/>
+        </w:rPr>
+        <w:t xml:space="preserve"> a mismatched </w:t>
+      </w:r>
+      <w:r>
+        <w:rPr>
+          <w:b/>
+        </w:rPr>
+        <w:t>input</w:t>
+      </w:r>
+      <w:r>
+        <w:rPr>
+          <w:b w:val="0"/>
+        </w:rPr>
+        <w:t xml:space="preserve"> just to make the calculation run.</w:t>
+      </w:r>
+    </w:p>
+    <w:p>
+      <w:pPr>
+        <w:spacing w:line="336" w:lineRule="auto" w:after="180"/>
+      </w:pPr>
+      <w:r>
+        <w:rPr>
+          <w:b w:val="0"/>
+        </w:rPr>
+        <w:t xml:space="preserve">The function assumes finite numeric values; it checks dimensions, not every possible </w:t>
+      </w:r>
+      <w:r>
+        <w:rPr>
+          <w:b/>
+        </w:rPr>
+        <w:t>input</w:t>
+      </w:r>
+      <w:r>
+        <w:rPr>
+          <w:b w:val="0"/>
+        </w:rPr>
+        <w:t xml:space="preserve"> fault. Evaluate the two batch rows independently and stack their </w:t>
+      </w:r>
+      <w:r>
+        <w:rPr>
+          <w:b/>
+        </w:rPr>
+        <w:t>output</w:t>
+      </w:r>
+      <w:r>
+        <w:rPr>
+          <w:b w:val="0"/>
+        </w:rPr>
+        <w:t>s.</w:t>
+      </w:r>
+    </w:p>
+    <w:p>
+      <w:pPr>
+        <w:spacing w:line="336" w:lineRule="auto" w:after="180"/>
+      </w:pPr>
+      <w:r>
+        <w:rPr>
+          <w:b w:val="0"/>
+        </w:rPr>
         <w:t xml:space="preserve">Retain tests that reject a missing </w:t>
       </w:r>
       <w:r>
@@ -935,6 +1001,839 @@
           <w:b w:val="0"/>
         </w:rPr>
         <w:t xml:space="preserve"> feature, a short weight row and an incorrect bias count.</w:t>
+      </w:r>
+    </w:p>
+    <w:tbl>
+      <w:tblPr>
+        <w:tblStyle w:val="LightShading-Accent1"/>
+        <w:tblW w:type="auto" w:w="0"/>
+        <w:tblLook w:firstColumn="1" w:firstRow="1" w:lastColumn="0" w:lastRow="0" w:noHBand="0" w:noVBand="1" w:val="04A0"/>
+      </w:tblPr>
+      <w:tblGrid>
+        <w:gridCol w:w="1704"/>
+        <w:gridCol w:w="1704"/>
+        <w:gridCol w:w="1704"/>
+        <w:gridCol w:w="1704"/>
+        <w:gridCol w:w="1704"/>
+        <w:gridCol w:w="1704"/>
+      </w:tblGrid>
+      <w:tr>
+        <w:trPr>
+          <w:tblHeader/>
+        </w:trPr>
+        <w:tc>
+          <w:tcPr>
+            <w:tcW w:type="dxa" w:w="1704"/>
+          </w:tcPr>
+          <w:p>
+            <w:r>
+              <w:t>Input; Wrows[1, 0]/[0, 1]/[1, −1]</w:t>
+            </w:r>
+          </w:p>
+        </w:tc>
+        <w:tc>
+          <w:tcPr>
+            <w:tcW w:type="dxa" w:w="1704"/>
+          </w:tcPr>
+          <w:p>
+            <w:r>
+              <w:t>Correct scores withb[0, 0, 1]</w:t>
+            </w:r>
+          </w:p>
+        </w:tc>
+        <w:tc>
+          <w:tcPr>
+            <w:tcW w:type="dxa" w:w="1704"/>
+          </w:tcPr>
+          <w:p>
+            <w:r>
+              <w:t>Correct ReLU</w:t>
+            </w:r>
+          </w:p>
+        </w:tc>
+        <w:tc>
+          <w:tcPr>
+            <w:tcW w:type="dxa" w:w="1704"/>
+          </w:tcPr>
+          <w:p>
+            <w:r>
+              <w:t>Scores ifb 3 set0</w:t>
+            </w:r>
+          </w:p>
+        </w:tc>
+        <w:tc>
+          <w:tcPr>
+            <w:tcW w:type="dxa" w:w="1704"/>
+          </w:tcPr>
+          <w:p>
+            <w:r>
+              <w:t>ReLU ifb 3 set0</w:t>
+            </w:r>
+          </w:p>
+        </w:tc>
+        <w:tc>
+          <w:tcPr>
+            <w:tcW w:type="dxa" w:w="1704"/>
+          </w:tcPr>
+          <w:p>
+            <w:r>
+              <w:t>What the check reveals</w:t>
+            </w:r>
+          </w:p>
+        </w:tc>
+      </w:tr>
+      <w:tr>
+        <w:tc>
+          <w:tcPr>
+            <w:tcW w:type="dxa" w:w="1704"/>
+          </w:tcPr>
+          <w:p>
+            <w:r>
+              <w:t>[1, 2]</w:t>
+            </w:r>
+          </w:p>
+        </w:tc>
+        <w:tc>
+          <w:tcPr>
+            <w:tcW w:type="dxa" w:w="1704"/>
+          </w:tcPr>
+          <w:p>
+            <w:r>
+              <w:t>[1, 2, 0]</w:t>
+            </w:r>
+          </w:p>
+        </w:tc>
+        <w:tc>
+          <w:tcPr>
+            <w:tcW w:type="dxa" w:w="1704"/>
+          </w:tcPr>
+          <w:p>
+            <w:r>
+              <w:t>[1, 2, 0]</w:t>
+            </w:r>
+          </w:p>
+        </w:tc>
+        <w:tc>
+          <w:tcPr>
+            <w:tcW w:type="dxa" w:w="1704"/>
+          </w:tcPr>
+          <w:p>
+            <w:r>
+              <w:t>[1, 2, −1]</w:t>
+            </w:r>
+          </w:p>
+        </w:tc>
+        <w:tc>
+          <w:tcPr>
+            <w:tcW w:type="dxa" w:w="1704"/>
+          </w:tcPr>
+          <w:p>
+            <w:r>
+              <w:t>[1, 2, 0]</w:t>
+            </w:r>
+          </w:p>
+        </w:tc>
+        <w:tc>
+          <w:tcPr>
+            <w:tcW w:type="dxa" w:w="1704"/>
+          </w:tcPr>
+          <w:p>
+            <w:r>
+              <w:t>Score error hidden by activation</w:t>
+            </w:r>
+          </w:p>
+        </w:tc>
+      </w:tr>
+      <w:tr>
+        <w:tc>
+          <w:tcPr>
+            <w:tcW w:type="dxa" w:w="1704"/>
+          </w:tcPr>
+          <w:p>
+            <w:r>
+              <w:t>[0, 2]</w:t>
+            </w:r>
+          </w:p>
+        </w:tc>
+        <w:tc>
+          <w:tcPr>
+            <w:tcW w:type="dxa" w:w="1704"/>
+          </w:tcPr>
+          <w:p>
+            <w:r>
+              <w:t>[0, 2, −1]</w:t>
+            </w:r>
+          </w:p>
+        </w:tc>
+        <w:tc>
+          <w:tcPr>
+            <w:tcW w:type="dxa" w:w="1704"/>
+          </w:tcPr>
+          <w:p>
+            <w:r>
+              <w:t>[0, 2, 0]</w:t>
+            </w:r>
+          </w:p>
+        </w:tc>
+        <w:tc>
+          <w:tcPr>
+            <w:tcW w:type="dxa" w:w="1704"/>
+          </w:tcPr>
+          <w:p>
+            <w:r>
+              <w:t>[0, 2, −2]</w:t>
+            </w:r>
+          </w:p>
+        </w:tc>
+        <w:tc>
+          <w:tcPr>
+            <w:tcW w:type="dxa" w:w="1704"/>
+          </w:tcPr>
+          <w:p>
+            <w:r>
+              <w:t>[0, 2, 0]</w:t>
+            </w:r>
+          </w:p>
+        </w:tc>
+        <w:tc>
+          <w:tcPr>
+            <w:tcW w:type="dxa" w:w="1704"/>
+          </w:tcPr>
+          <w:p>
+            <w:r>
+              <w:t>Again same final activation despite wrong score</w:t>
+            </w:r>
+          </w:p>
+        </w:tc>
+      </w:tr>
+      <w:tr>
+        <w:tc>
+          <w:tcPr>
+            <w:tcW w:type="dxa" w:w="1704"/>
+          </w:tcPr>
+          <w:p>
+            <w:r>
+              <w:t>[3, 1]</w:t>
+            </w:r>
+          </w:p>
+        </w:tc>
+        <w:tc>
+          <w:tcPr>
+            <w:tcW w:type="dxa" w:w="1704"/>
+          </w:tcPr>
+          <w:p>
+            <w:r>
+              <w:t>[3, 1, 3]</w:t>
+            </w:r>
+          </w:p>
+        </w:tc>
+        <w:tc>
+          <w:tcPr>
+            <w:tcW w:type="dxa" w:w="1704"/>
+          </w:tcPr>
+          <w:p>
+            <w:r>
+              <w:t>[3, 1, 3]</w:t>
+            </w:r>
+          </w:p>
+        </w:tc>
+        <w:tc>
+          <w:tcPr>
+            <w:tcW w:type="dxa" w:w="1704"/>
+          </w:tcPr>
+          <w:p>
+            <w:r>
+              <w:t>[3, 1, 2]</w:t>
+            </w:r>
+          </w:p>
+        </w:tc>
+        <w:tc>
+          <w:tcPr>
+            <w:tcW w:type="dxa" w:w="1704"/>
+          </w:tcPr>
+          <w:p>
+            <w:r>
+              <w:t>[3, 1, 2]</w:t>
+            </w:r>
+          </w:p>
+        </w:tc>
+        <w:tc>
+          <w:tcPr>
+            <w:tcW w:type="dxa" w:w="1704"/>
+          </w:tcPr>
+          <w:p>
+            <w:r>
+              <w:t>Positive third score exposes the bias bug</w:t>
+            </w:r>
+          </w:p>
+        </w:tc>
+      </w:tr>
+    </w:tbl>
+    <w:p>
+      <w:pPr>
+        <w:spacing w:line="336" w:lineRule="auto" w:after="180"/>
+      </w:pPr>
+      <w:r>
+        <w:rPr>
+          <w:b w:val="0"/>
+        </w:rPr>
+        <w:t>In the numeric “omit the third bias”probes, keep its slot and change b=[0, 0, 1]to[0, 0, 0]. That creates a semantic arithmetic bug while all lengths still match. Removing the third slot instead makes bias length 2 and is a different malformed-input case that the guard rejects. The batch contains two row examples and produces a2×3 activation table, not a3×2 table.</w:t>
+      </w:r>
+    </w:p>
+    <w:p>
+      <w:pPr>
+        <w:spacing w:line="336" w:lineRule="auto" w:after="180"/>
+      </w:pPr>
+      <w:r>
+        <w:rPr>
+          <w:b w:val="0"/>
+        </w:rPr>
+        <w:t>Dimension checks do not validate finite numeric values, feature order or intended units.</w:t>
+      </w:r>
+    </w:p>
+    <w:p>
+      <w:pPr>
+        <w:spacing w:line="336" w:lineRule="auto" w:after="180"/>
+      </w:pPr>
+      <w:r>
+        <w:rPr>
+          <w:b w:val="0"/>
+        </w:rPr>
+        <w:t>Guided: correct scores [0, 2, -1], activations [0, 2, 0]. With the third bias omitted, scores become [0, 2, -2], but activations stay [0, 2, 0]. Exit: neither check is sufficient.</w:t>
+      </w:r>
+    </w:p>
+    <w:p>
+      <w:pPr>
+        <w:spacing w:line="336" w:lineRule="auto" w:after="180"/>
+      </w:pPr>
+      <w:r>
+        <w:rPr>
+          <w:b w:val="0"/>
+        </w:rPr>
+        <w:t xml:space="preserve">Verify the intermediate score, coordinate meanings and expected update, use multiple independent </w:t>
+      </w:r>
+      <w:r>
+        <w:rPr>
+          <w:b/>
+        </w:rPr>
+        <w:t>input</w:t>
+      </w:r>
+      <w:r>
+        <w:rPr>
+          <w:b w:val="0"/>
+        </w:rPr>
+        <w:t>s and retain malformed-dimension checks.</w:t>
+      </w:r>
+    </w:p>
+    <w:p>
+      <w:pPr>
+        <w:pStyle w:val="Heading2"/>
+      </w:pPr>
+      <w:r>
+        <w:t>Complete pictured formula and labelled minus/plus probes</w:t>
+      </w:r>
+    </w:p>
+    <w:p>
+      <w:pPr>
+        <w:spacing w:line="336" w:lineRule="auto" w:after="180"/>
+      </w:pPr>
+      <w:r>
+        <w:rPr>
+          <w:b w:val="0"/>
+        </w:rPr>
+        <w:t>Catch a gradient -order bug before the optimiser changes parameters.</w:t>
+      </w:r>
+    </w:p>
+    <w:p>
+      <w:pPr>
+        <w:spacing w:line="336" w:lineRule="auto" w:after="180"/>
+      </w:pPr>
+      <w:r>
+        <w:rPr>
+          <w:b w:val="0"/>
+        </w:rPr>
+        <w:t>Toy y=2a+3c, target 4, start [a, c]=[1, 0]. Loss (y-4)². Program claims gradient [-12,-8] in order [a, c].</w:t>
+      </w:r>
+    </w:p>
+    <w:p>
+      <w:pPr>
+        <w:spacing w:line="336" w:lineRule="auto" w:after="180"/>
+      </w:pPr>
+      <w:r>
+        <w:rPr>
+          <w:b w:val="0"/>
+        </w:rPr>
+        <w:t xml:space="preserve">All </w:t>
+      </w:r>
+      <w:r>
+        <w:rPr>
+          <w:b/>
+        </w:rPr>
+        <w:t>input</w:t>
+      </w:r>
+      <w:r>
+        <w:rPr>
+          <w:b w:val="0"/>
+        </w:rPr>
+        <w:t>s and outcomes in this worked example are invented classroom data; no real model run is claimed.</w:t>
+      </w:r>
+    </w:p>
+    <w:p>
+      <w:pPr>
+        <w:spacing w:line="336" w:lineRule="auto" w:after="180"/>
+      </w:pPr>
+      <w:r>
+        <w:rPr>
+          <w:b w:val="0"/>
+        </w:rPr>
+        <w:t>The picture is a separate scalar gradient model:y=2a+3c, target 4, old[a, c]=[1, 0], y2, residual−2. Correct ordered gradient[−8, −12]is mislabeled by a program returning[−12, −8]under[a, c]. With spacing.1, a-minus/plus losses 4.84/3.24 give−8; c-minus/plus 5.29/2.89 give−12. Rate.01 with the correct old-state gradient gives[1.08, .12], y2.52, loss 2.1904.</w:t>
+      </w:r>
+    </w:p>
+    <w:p>
+      <w:pPr>
+        <w:spacing w:line="336" w:lineRule="auto" w:after="180"/>
+      </w:pPr>
+      <w:r>
+        <w:rPr>
+          <w:b w:val="0"/>
+        </w:rPr>
+        <w:t>Under a genuinely changed order[c, a], the same gradient is correctly represented[−12, −8], provided every consumer follows that order.</w:t>
+      </w:r>
+    </w:p>
+    <w:tbl>
+      <w:tblPr>
+        <w:tblStyle w:val="LightShading-Accent1"/>
+        <w:tblW w:type="auto" w:w="0"/>
+        <w:tblLook w:firstColumn="1" w:firstRow="1" w:lastColumn="0" w:lastRow="0" w:noHBand="0" w:noVBand="1" w:val="04A0"/>
+      </w:tblPr>
+      <w:tblGrid>
+        <w:gridCol w:w="2045"/>
+        <w:gridCol w:w="2045"/>
+        <w:gridCol w:w="2045"/>
+        <w:gridCol w:w="2045"/>
+        <w:gridCol w:w="2045"/>
+      </w:tblGrid>
+      <w:tr>
+        <w:trPr>
+          <w:tblHeader/>
+        </w:trPr>
+        <w:tc>
+          <w:tcPr>
+            <w:tcW w:type="dxa" w:w="2045"/>
+          </w:tcPr>
+          <w:p>
+            <w:r>
+              <w:t>Pictured coordinate probe</w:t>
+            </w:r>
+          </w:p>
+        </w:tc>
+        <w:tc>
+          <w:tcPr>
+            <w:tcW w:type="dxa" w:w="2045"/>
+          </w:tcPr>
+          <w:p>
+            <w:r>
+              <w:t>Held coordinate</w:t>
+            </w:r>
+          </w:p>
+        </w:tc>
+        <w:tc>
+          <w:tcPr>
+            <w:tcW w:type="dxa" w:w="2045"/>
+          </w:tcPr>
+          <w:p>
+            <w:r>
+              <w:t>Minus vector /loss</w:t>
+            </w:r>
+          </w:p>
+        </w:tc>
+        <w:tc>
+          <w:tcPr>
+            <w:tcW w:type="dxa" w:w="2045"/>
+          </w:tcPr>
+          <w:p>
+            <w:r>
+              <w:t>Plus vector /loss</w:t>
+            </w:r>
+          </w:p>
+        </w:tc>
+        <w:tc>
+          <w:tcPr>
+            <w:tcW w:type="dxa" w:w="2045"/>
+          </w:tcPr>
+          <w:p>
+            <w:r>
+              <w:t>Difference over.2</w:t>
+            </w:r>
+          </w:p>
+        </w:tc>
+      </w:tr>
+      <w:tr>
+        <w:tc>
+          <w:tcPr>
+            <w:tcW w:type="dxa" w:w="2045"/>
+          </w:tcPr>
+          <w:p>
+            <w:r>
+              <w:t>a</w:t>
+            </w:r>
+          </w:p>
+        </w:tc>
+        <w:tc>
+          <w:tcPr>
+            <w:tcW w:type="dxa" w:w="2045"/>
+          </w:tcPr>
+          <w:p>
+            <w:r>
+              <w:t>c0</w:t>
+            </w:r>
+          </w:p>
+        </w:tc>
+        <w:tc>
+          <w:tcPr>
+            <w:tcW w:type="dxa" w:w="2045"/>
+          </w:tcPr>
+          <w:p>
+            <w:r>
+              <w:t>[.9, 0]/4.84</w:t>
+            </w:r>
+          </w:p>
+        </w:tc>
+        <w:tc>
+          <w:tcPr>
+            <w:tcW w:type="dxa" w:w="2045"/>
+          </w:tcPr>
+          <w:p>
+            <w:r>
+              <w:t>[1.1, 0]/3.24</w:t>
+            </w:r>
+          </w:p>
+        </w:tc>
+        <w:tc>
+          <w:tcPr>
+            <w:tcW w:type="dxa" w:w="2045"/>
+          </w:tcPr>
+          <w:p>
+            <w:r>
+              <w:t>-8</w:t>
+            </w:r>
+          </w:p>
+        </w:tc>
+      </w:tr>
+      <w:tr>
+        <w:tc>
+          <w:tcPr>
+            <w:tcW w:type="dxa" w:w="2045"/>
+          </w:tcPr>
+          <w:p>
+            <w:r>
+              <w:t>c</w:t>
+            </w:r>
+          </w:p>
+        </w:tc>
+        <w:tc>
+          <w:tcPr>
+            <w:tcW w:type="dxa" w:w="2045"/>
+          </w:tcPr>
+          <w:p>
+            <w:r>
+              <w:t>a1</w:t>
+            </w:r>
+          </w:p>
+        </w:tc>
+        <w:tc>
+          <w:tcPr>
+            <w:tcW w:type="dxa" w:w="2045"/>
+          </w:tcPr>
+          <w:p>
+            <w:r>
+              <w:t>[1, −.1]/5.29</w:t>
+            </w:r>
+          </w:p>
+        </w:tc>
+        <w:tc>
+          <w:tcPr>
+            <w:tcW w:type="dxa" w:w="2045"/>
+          </w:tcPr>
+          <w:p>
+            <w:r>
+              <w:t>[1, .1]/2.89</w:t>
+            </w:r>
+          </w:p>
+        </w:tc>
+        <w:tc>
+          <w:tcPr>
+            <w:tcW w:type="dxa" w:w="2045"/>
+          </w:tcPr>
+          <w:p>
+            <w:r>
+              <w:t>-12</w:t>
+            </w:r>
+          </w:p>
+        </w:tc>
+      </w:tr>
+    </w:tbl>
+    <w:p>
+      <w:pPr>
+        <w:pStyle w:val="Heading2"/>
+      </w:pPr>
+      <w:r>
+        <w:t>Trace semantic repair and correctly reordered representation</w:t>
+      </w:r>
+    </w:p>
+    <w:p>
+      <w:r>
+        <w:drawing>
+          <wp:inline xmlns:a="http://schemas.openxmlformats.org/drawingml/2006/main" xmlns:pic="http://schemas.openxmlformats.org/drawingml/2006/picture">
+            <wp:extent cx="5486400" cy="3182112"/>
+            <wp:docPr id="1" name="Picture 1" descr="Compute correct gradient: y = 2, residual -2: gradient [-8,-12], not [-12,-8]. → Check coordinates: Step 0.1: a losses 3.24, 4.84 give -8; c losses 2.89, 5.29 give -12. → Apply correct update: At rate 0.01: new [a, c]=[1.08, 0.12]; y = 2.52, loss 2.1904."/>
+            <wp:cNvGraphicFramePr>
+              <a:graphicFrameLocks noChangeAspect="1"/>
+            </wp:cNvGraphicFramePr>
+            <a:graphic>
+              <a:graphicData uri="http://schemas.openxmlformats.org/drawingml/2006/picture">
+                <pic:pic>
+                  <pic:nvPicPr>
+                    <pic:cNvPr id="0" name="academy-story-ai-5-18-02.png"/>
+                    <pic:cNvPicPr/>
+                  </pic:nvPicPr>
+                  <pic:blipFill>
+                    <a:blip r:embed="rId9"/>
+                    <a:stretch>
+                      <a:fillRect/>
+                    </a:stretch>
+                  </pic:blipFill>
+                  <pic:spPr>
+                    <a:xfrm>
+                      <a:off x="0" y="0"/>
+                      <a:ext cx="5486400" cy="3182112"/>
+                    </a:xfrm>
+                    <a:prstGeom prst="rect"/>
+                  </pic:spPr>
+                </pic:pic>
+              </a:graphicData>
+            </a:graphic>
+          </wp:inline>
+        </w:drawing>
+      </w:r>
+    </w:p>
+    <w:p>
+      <w:pPr>
+        <w:pStyle w:val="Heading3"/>
+      </w:pPr>
+      <w:r>
+        <w:t>Read the picture one step at a time</w:t>
+      </w:r>
+    </w:p>
+    <w:tbl>
+      <w:tblPr>
+        <w:tblStyle w:val="LightShading-Accent1"/>
+        <w:tblW w:type="auto" w:w="0"/>
+        <w:tblLook w:firstColumn="1" w:firstRow="1" w:lastColumn="0" w:lastRow="0" w:noHBand="0" w:noVBand="1" w:val="04A0"/>
+      </w:tblPr>
+      <w:tblGrid>
+        <w:gridCol w:w="5112"/>
+        <w:gridCol w:w="5112"/>
+      </w:tblGrid>
+      <w:tr>
+        <w:trPr>
+          <w:tblHeader/>
+        </w:trPr>
+        <w:tc>
+          <w:tcPr>
+            <w:tcW w:type="dxa" w:w="5112"/>
+          </w:tcPr>
+          <w:p>
+            <w:r>
+              <w:t>Step</w:t>
+            </w:r>
+          </w:p>
+        </w:tc>
+        <w:tc>
+          <w:tcPr>
+            <w:tcW w:type="dxa" w:w="5112"/>
+          </w:tcPr>
+          <w:p>
+            <w:r>
+              <w:t>What happens and why</w:t>
+            </w:r>
+          </w:p>
+        </w:tc>
+      </w:tr>
+      <w:tr>
+        <w:tc>
+          <w:tcPr>
+            <w:tcW w:type="dxa" w:w="5112"/>
+          </w:tcPr>
+          <w:p>
+            <w:r>
+              <w:t>1. Compute correct gradient</w:t>
+            </w:r>
+          </w:p>
+        </w:tc>
+        <w:tc>
+          <w:tcPr>
+            <w:tcW w:type="dxa" w:w="5112"/>
+          </w:tcPr>
+          <w:p>
+            <w:r>
+              <w:t>y = 2, residual -2: gradient [-8,-12], not [-12,-8].</w:t>
+            </w:r>
+          </w:p>
+        </w:tc>
+      </w:tr>
+      <w:tr>
+        <w:tc>
+          <w:tcPr>
+            <w:tcW w:type="dxa" w:w="5112"/>
+          </w:tcPr>
+          <w:p>
+            <w:r>
+              <w:t>2. Check coordinates</w:t>
+            </w:r>
+          </w:p>
+        </w:tc>
+        <w:tc>
+          <w:tcPr>
+            <w:tcW w:type="dxa" w:w="5112"/>
+          </w:tcPr>
+          <w:p>
+            <w:r>
+              <w:t>Step 0.1: a losses 3.24, 4.84 give -8; c losses 2.89, 5.29 give -12.</w:t>
+            </w:r>
+          </w:p>
+        </w:tc>
+      </w:tr>
+      <w:tr>
+        <w:tc>
+          <w:tcPr>
+            <w:tcW w:type="dxa" w:w="5112"/>
+          </w:tcPr>
+          <w:p>
+            <w:r>
+              <w:t>3. Apply correct update</w:t>
+            </w:r>
+          </w:p>
+        </w:tc>
+        <w:tc>
+          <w:tcPr>
+            <w:tcW w:type="dxa" w:w="5112"/>
+          </w:tcPr>
+          <w:p>
+            <w:r>
+              <w:t>At rate 0.01: new [a, c]=[1.08, 0.12]; y = 2.52, loss 2.1904.</w:t>
+            </w:r>
+          </w:p>
+        </w:tc>
+      </w:tr>
+    </w:tbl>
+    <w:p>
+      <w:r>
+        <w:t>Match each pictured step to the supplied facts. This is a worked teaching case, not an independent assessment.</w:t>
+      </w:r>
+    </w:p>
+    <w:p>
+      <w:pPr>
+        <w:spacing w:line="336" w:lineRule="auto" w:after="180"/>
+      </w:pPr>
+      <w:r>
+        <w:rPr>
+          <w:b w:val="0"/>
+        </w:rPr>
+        <w:t xml:space="preserve">Array </w:t>
+      </w:r>
+      <w:r>
+        <w:rPr>
+          <w:b/>
+        </w:rPr>
+        <w:t>shape</w:t>
+      </w:r>
+      <w:r>
+        <w:rPr>
+          <w:b w:val="0"/>
+        </w:rPr>
+        <w:t xml:space="preserve"> and coordinate meaning both matter. A vector with two entries can have the right length but assign each derivative to the wrong parameter.</w:t>
+      </w:r>
+    </w:p>
+    <w:p>
+      <w:pPr>
+        <w:spacing w:line="336" w:lineRule="auto" w:after="180"/>
+      </w:pPr>
+      <w:r>
+        <w:rPr>
+          <w:b w:val="0"/>
+        </w:rPr>
+        <w:t>Label the entries a and c, then perturb one coordinate at a time to check their slopes. Repairing the coordinate mapping is necessary before using the gradient to update the network.</w:t>
+      </w:r>
+    </w:p>
+    <w:p>
+      <w:pPr>
+        <w:spacing w:line="336" w:lineRule="auto" w:after="180"/>
+      </w:pPr>
+      <w:r>
+        <w:rPr>
+          <w:b w:val="0"/>
+        </w:rPr>
+        <w:t xml:space="preserve">A correct gradient at one point does not establish every batch, </w:t>
+      </w:r>
+      <w:r>
+        <w:rPr>
+          <w:b/>
+        </w:rPr>
+        <w:t>shape</w:t>
+      </w:r>
+      <w:r>
+        <w:rPr>
+          <w:b w:val="0"/>
+        </w:rPr>
+        <w:t xml:space="preserve"> or activation path is implemented correctly.</w:t>
+      </w:r>
+    </w:p>
+    <w:p>
+      <w:pPr>
+        <w:spacing w:line="336" w:lineRule="auto" w:after="180"/>
+      </w:pPr>
+      <w:r>
+        <w:rPr>
+          <w:b w:val="0"/>
+        </w:rPr>
+        <w:t>Change: The program changes its declared order to [c, a] and returns [-12,-8].</w:t>
+      </w:r>
+    </w:p>
+    <w:p>
+      <w:pPr>
+        <w:spacing w:line="336" w:lineRule="auto" w:after="180"/>
+      </w:pPr>
+      <w:r>
+        <w:rPr>
+          <w:b/>
+        </w:rPr>
+        <w:t>Prediction</w:t>
+      </w:r>
+      <w:r>
+        <w:rPr>
+          <w:b w:val="0"/>
+        </w:rPr>
+        <w:t>: That vector now matches the declared coordinate order.</w:t>
+      </w:r>
+    </w:p>
+    <w:p>
+      <w:pPr>
+        <w:spacing w:line="336" w:lineRule="auto" w:after="180"/>
+      </w:pPr>
+      <w:r>
+        <w:rPr>
+          <w:b w:val="0"/>
+        </w:rPr>
+        <w:t>Reason: Gradient values are meaningful only when their parameter names and array positions agree.</w:t>
+      </w:r>
+    </w:p>
+    <w:p>
+      <w:pPr>
+        <w:pStyle w:val="Heading2"/>
+      </w:pPr>
+      <w:r>
+        <w:t>Earlier wording, alternatives and picture transcripts · reference / check after trying</w:t>
       </w:r>
     </w:p>
     <w:tbl>
@@ -1222,48 +2121,6 @@
         <w:pStyle w:val="Heading3"/>
       </w:pPr>
       <w:r>
-        <w:t>Explain Debugging shapes and gradients · 1</w:t>
-      </w:r>
-    </w:p>
-    <w:p>
-      <w:pPr>
-        <w:spacing w:line="336" w:lineRule="auto" w:after="180"/>
-      </w:pPr>
-      <w:r>
-        <w:rPr>
-          <w:b w:val="0"/>
-        </w:rPr>
-        <w:t>Guided: correct scores [0, 2, -1], activations [0, 2, 0]. With the third bias omitted, scores become [0, 2, -2], but activations stay [0, 2, 0]. Exit: neither check is sufficient.</w:t>
-      </w:r>
-    </w:p>
-    <w:p>
-      <w:pPr>
-        <w:spacing w:line="336" w:lineRule="auto" w:after="180"/>
-      </w:pPr>
-      <w:r>
-        <w:rPr>
-          <w:b w:val="0"/>
-        </w:rPr>
-        <w:t xml:space="preserve">Verify the intermediate score, coordinate meanings and expected update, use multiple independent </w:t>
-      </w:r>
-      <w:r>
-        <w:rPr>
-          <w:b/>
-        </w:rPr>
-        <w:t>input</w:t>
-      </w:r>
-      <w:r>
-        <w:rPr>
-          <w:b w:val="0"/>
-        </w:rPr>
-        <w:t>s and retain malformed-dimension checks.</w:t>
-      </w:r>
-    </w:p>
-    <w:p>
-      <w:pPr>
-        <w:pStyle w:val="Heading3"/>
-      </w:pPr>
-      <w:r>
         <w:t>Model the reasoning aloud</w:t>
       </w:r>
     </w:p>
@@ -1608,73 +2465,10 @@
     </w:p>
     <w:p>
       <w:pPr>
-        <w:spacing w:line="336" w:lineRule="auto" w:after="180"/>
-      </w:pPr>
-      <w:r>
-        <w:rPr>
-          <w:b w:val="0"/>
-        </w:rPr>
-        <w:t>Catch a gradient -order bug before the optimiser changes parameters.</w:t>
-      </w:r>
-    </w:p>
-    <w:p>
-      <w:pPr>
         <w:pStyle w:val="Heading3"/>
       </w:pPr>
       <w:r>
         <w:t>The facts we will use</w:t>
-      </w:r>
-    </w:p>
-    <w:p>
-      <w:pPr>
-        <w:pStyle w:val="Heading3"/>
-      </w:pPr>
-      <w:r>
-        <w:t>Supplied facts</w:t>
-      </w:r>
-    </w:p>
-    <w:p>
-      <w:pPr>
-        <w:spacing w:line="336" w:lineRule="auto" w:after="180"/>
-        <w:shd w:fill="F1F6FC"/>
-      </w:pPr>
-      <w:r>
-        <w:rPr>
-          <w:b w:val="0"/>
-        </w:rPr>
-        <w:t>Toy y=2a+3c, target 4, start [a, c]=[1, 0]. Loss (y-4)². Program claims gradient [-12,-8] in order [a, c].</w:t>
-      </w:r>
-    </w:p>
-    <w:p>
-      <w:pPr>
-        <w:pStyle w:val="Heading3"/>
-      </w:pPr>
-      <w:r>
-        <w:t>Supplied facts</w:t>
-      </w:r>
-    </w:p>
-    <w:p>
-      <w:pPr>
-        <w:spacing w:line="336" w:lineRule="auto" w:after="180"/>
-        <w:shd w:fill="F1F6FC"/>
-      </w:pPr>
-      <w:r>
-        <w:rPr>
-          <w:b w:val="0"/>
-        </w:rPr>
-        <w:t xml:space="preserve">All </w:t>
-      </w:r>
-      <w:r>
-        <w:rPr>
-          <w:b/>
-        </w:rPr>
-        <w:t>input</w:t>
-      </w:r>
-      <w:r>
-        <w:rPr>
-          <w:b w:val="0"/>
-        </w:rPr>
-        <w:t>s and outcomes in this worked example are invented classroom data; no real model run is claimed.</w:t>
       </w:r>
     </w:p>
     <w:p>
@@ -1682,7 +2476,7 @@
         <w:drawing>
           <wp:inline xmlns:a="http://schemas.openxmlformats.org/drawingml/2006/main" xmlns:pic="http://schemas.openxmlformats.org/drawingml/2006/picture">
             <wp:extent cx="5486400" cy="5185229"/>
-            <wp:docPr id="1" name="Picture 1" descr="Debugging shapes and gradients. Compute correct gradient: y = 2, residual -2: gradient [-8,-12], not [-12,-8].. Check coordinates: Step 0.1: a losses 3.24, 4.84 give -8; c losses 2.89, 5.29 give -12.. Apply correct update: At rate 0.01: new [a, c]=[1.08, 0.12]; y = 2.52, loss 2.1904."/>
+            <wp:docPr id="2" name="Picture 2" descr="Debugging shapes and gradients. Compute correct gradient: y = 2, residual -2: gradient [-8,-12], not [-12,-8].. Check coordinates: Step 0.1: a losses 3.24, 4.84 give -8; c losses 2.89, 5.29 give -12.. Apply correct update: At rate 0.01: new [a, c]=[1.08, 0.12]; y = 2.52, loss 2.1904."/>
             <wp:cNvGraphicFramePr>
               <a:graphicFrameLocks noChangeAspect="1"/>
             </wp:cNvGraphicFramePr>
@@ -1694,7 +2488,7 @@
                     <pic:cNvPicPr/>
                   </pic:nvPicPr>
                   <pic:blipFill>
-                    <a:blip r:embed="rId9"/>
+                    <a:blip r:embed="rId10"/>
                     <a:stretch>
                       <a:fillRect/>
                     </a:stretch>
@@ -1718,114 +2512,7 @@
         <w:pStyle w:val="Heading3"/>
       </w:pPr>
       <w:r>
-        <w:t>Read the picture one step at a time</w:t>
-      </w:r>
-    </w:p>
-    <w:tbl>
-      <w:tblPr>
-        <w:tblStyle w:val="LightShading-Accent1"/>
-        <w:tblW w:type="auto" w:w="0"/>
-        <w:tblLook w:firstColumn="1" w:firstRow="1" w:lastColumn="0" w:lastRow="0" w:noHBand="0" w:noVBand="1" w:val="04A0"/>
-      </w:tblPr>
-      <w:tblGrid>
-        <w:gridCol w:w="5112"/>
-        <w:gridCol w:w="5112"/>
-      </w:tblGrid>
-      <w:tr>
-        <w:trPr>
-          <w:tblHeader/>
-        </w:trPr>
-        <w:tc>
-          <w:tcPr>
-            <w:tcW w:type="dxa" w:w="5112"/>
-          </w:tcPr>
-          <w:p>
-            <w:r>
-              <w:t>Step</w:t>
-            </w:r>
-          </w:p>
-        </w:tc>
-        <w:tc>
-          <w:tcPr>
-            <w:tcW w:type="dxa" w:w="5112"/>
-          </w:tcPr>
-          <w:p>
-            <w:r>
-              <w:t>What happens and why</w:t>
-            </w:r>
-          </w:p>
-        </w:tc>
-      </w:tr>
-      <w:tr>
-        <w:tc>
-          <w:tcPr>
-            <w:tcW w:type="dxa" w:w="5112"/>
-          </w:tcPr>
-          <w:p>
-            <w:r>
-              <w:t>1. Compute correct gradient</w:t>
-            </w:r>
-          </w:p>
-        </w:tc>
-        <w:tc>
-          <w:tcPr>
-            <w:tcW w:type="dxa" w:w="5112"/>
-          </w:tcPr>
-          <w:p>
-            <w:r>
-              <w:t>y = 2, residual -2: gradient [-8,-12], not [-12,-8].</w:t>
-            </w:r>
-          </w:p>
-        </w:tc>
-      </w:tr>
-      <w:tr>
-        <w:tc>
-          <w:tcPr>
-            <w:tcW w:type="dxa" w:w="5112"/>
-          </w:tcPr>
-          <w:p>
-            <w:r>
-              <w:t>2. Check coordinates</w:t>
-            </w:r>
-          </w:p>
-        </w:tc>
-        <w:tc>
-          <w:tcPr>
-            <w:tcW w:type="dxa" w:w="5112"/>
-          </w:tcPr>
-          <w:p>
-            <w:r>
-              <w:t>Step 0.1: a losses 3.24, 4.84 give -8; c losses 2.89, 5.29 give -12.</w:t>
-            </w:r>
-          </w:p>
-        </w:tc>
-      </w:tr>
-      <w:tr>
-        <w:tc>
-          <w:tcPr>
-            <w:tcW w:type="dxa" w:w="5112"/>
-          </w:tcPr>
-          <w:p>
-            <w:r>
-              <w:t>3. Apply correct update</w:t>
-            </w:r>
-          </w:p>
-        </w:tc>
-        <w:tc>
-          <w:tcPr>
-            <w:tcW w:type="dxa" w:w="5112"/>
-          </w:tcPr>
-          <w:p>
-            <w:r>
-              <w:t>At rate 0.01: new [a, c]=[1.08, 0.12]; y = 2.52, loss 2.1904.</w:t>
-            </w:r>
-          </w:p>
-        </w:tc>
-      </w:tr>
-    </w:tbl>
-    <w:p>
-      <w:r>
-        <w:t>Match each pictured step to the supplied facts. This is a worked teaching case, not an independent assessment.</w:t>
+        <w:t>Why this result follows</w:t>
       </w:r>
     </w:p>
     <w:p>
@@ -1833,7 +2520,7 @@
         <w:pStyle w:val="Heading3"/>
       </w:pPr>
       <w:r>
-        <w:t>Why this result follows</w:t>
+        <w:t>What this example does not establish</w:t>
       </w:r>
     </w:p>
     <w:p>
@@ -1841,173 +2528,215 @@
         <w:pStyle w:val="Heading3"/>
       </w:pPr>
       <w:r>
-        <w:t>Why the result follows</w:t>
+        <w:t>Change one thing in the pictured case</w:t>
       </w:r>
     </w:p>
     <w:p>
       <w:pPr>
-        <w:spacing w:line="336" w:lineRule="auto" w:after="180"/>
-        <w:shd w:fill="F1F6FC"/>
-      </w:pPr>
-      <w:r>
-        <w:rPr>
-          <w:b w:val="0"/>
-        </w:rPr>
-        <w:t xml:space="preserve">Array </w:t>
-      </w:r>
-      <w:r>
-        <w:rPr>
-          <w:b/>
-        </w:rPr>
-        <w:t>shape</w:t>
-      </w:r>
-      <w:r>
-        <w:rPr>
-          <w:b w:val="0"/>
-        </w:rPr>
-        <w:t xml:space="preserve"> and coordinate meaning both matter. A vector with two entries can have the right length but assign each derivative to the wrong parameter.</w:t>
+        <w:pStyle w:val="Heading3"/>
+      </w:pPr>
+      <w:r>
+        <w:t>Ask while showing the picture</w:t>
       </w:r>
     </w:p>
     <w:p>
       <w:pPr>
         <w:spacing w:line="336" w:lineRule="auto" w:after="180"/>
-        <w:shd w:fill="F1F6FC"/>
       </w:pPr>
       <w:r>
         <w:rPr>
           <w:b w:val="0"/>
         </w:rPr>
-        <w:t>Label the entries a and c, then perturb one coordinate at a time to check their slopes. Repairing the coordinate mapping is necessary before using the gradient to update the network.</w:t>
+        <w:t xml:space="preserve">Cover the result. Ask learners to name the </w:t>
+      </w:r>
+      <w:r>
+        <w:rPr>
+          <w:b/>
+        </w:rPr>
+        <w:t>input</w:t>
+      </w:r>
+      <w:r>
+        <w:rPr>
+          <w:b w:val="0"/>
+        </w:rPr>
+        <w:t xml:space="preserve">s and predict the next step. Uncover one step, connect the icon to the actual procedure, and explain its </w:t>
+      </w:r>
+      <w:r>
+        <w:rPr>
+          <w:b/>
+        </w:rPr>
+        <w:t>evidence</w:t>
+      </w:r>
+      <w:r>
+        <w:rPr>
+          <w:b w:val="0"/>
+        </w:rPr>
+        <w:t>. Then change the supplied condition and compare.</w:t>
       </w:r>
     </w:p>
     <w:p>
       <w:pPr>
-        <w:pStyle w:val="Heading3"/>
-      </w:pPr>
-      <w:r>
-        <w:t>What this example does not establish</w:t>
+        <w:spacing w:line="336" w:lineRule="auto" w:after="180"/>
+      </w:pPr>
+      <w:r>
+        <w:rPr>
+          <w:b w:val="0"/>
+        </w:rPr>
+        <w:t>The picture is a representation; it does not document execution of a real AI model.</w:t>
       </w:r>
     </w:p>
     <w:p>
       <w:pPr>
-        <w:pStyle w:val="Heading3"/>
-      </w:pPr>
-      <w:r>
-        <w:t>Keep the stated limit</w:t>
+        <w:pStyle w:val="Heading1"/>
+      </w:pPr>
+      <w:r>
+        <w:t>03. Model a step,then remove help</w:t>
       </w:r>
     </w:p>
     <w:p>
-      <w:pPr>
-        <w:spacing w:line="336" w:lineRule="auto" w:after="180"/>
-        <w:shd w:fill="FFF5E6"/>
-      </w:pPr>
-      <w:r>
-        <w:rPr>
-          <w:b w:val="0"/>
-        </w:rPr>
-        <w:t xml:space="preserve">A correct gradient at one point does not establish every batch, </w:t>
-      </w:r>
-      <w:r>
-        <w:rPr>
-          <w:b/>
-        </w:rPr>
-        <w:t>shape</w:t>
-      </w:r>
-      <w:r>
-        <w:rPr>
-          <w:b w:val="0"/>
-        </w:rPr>
-        <w:t xml:space="preserve"> or activation path is implemented correctly.</w:t>
+      <w:r>
+        <w:t>Collect each learner’s reasoning before showing a key.</w:t>
       </w:r>
     </w:p>
     <w:p>
       <w:pPr>
-        <w:pStyle w:val="Heading3"/>
-      </w:pPr>
-      <w:r>
-        <w:t>Change one thing in the pictured case</w:t>
+        <w:pStyle w:val="Heading2"/>
+      </w:pPr>
+      <w:r>
+        <w:t>Current completion task and checked reasoning</w:t>
       </w:r>
     </w:p>
     <w:p>
       <w:pPr>
-        <w:pStyle w:val="Heading3"/>
-      </w:pPr>
-      <w:r>
-        <w:t>Change one thing</w:t>
+        <w:spacing w:line="336" w:lineRule="auto" w:after="180"/>
+      </w:pPr>
+      <w:r>
+        <w:rPr>
+          <w:b w:val="0"/>
+        </w:rPr>
+        <w:t>Completion task: Compute scores and activations for x = [3, 1] with the lesson layer, then omit the third bias. Identify the first discrepancy and the resulting activation error.</w:t>
       </w:r>
     </w:p>
     <w:p>
       <w:pPr>
         <w:spacing w:line="336" w:lineRule="auto" w:after="180"/>
-        <w:shd w:fill="F5F1FB"/>
       </w:pPr>
       <w:r>
         <w:rPr>
           <w:b w:val="0"/>
         </w:rPr>
-        <w:t>Change: The program changes its declared order to [c, a] and returns [-12,-8].</w:t>
+        <w:t>Teacher check: Teacher explanation: Correct scores and activations are [3, 1, 3]. Omitting the third bias produces [3, 1, 2]. The third score is the first discrepancy and now survives ReLU.</w:t>
       </w:r>
     </w:p>
     <w:p>
       <w:pPr>
-        <w:pStyle w:val="Heading3"/>
-      </w:pPr>
-      <w:r>
-        <w:t>Predicted result</w:t>
+        <w:spacing w:line="336" w:lineRule="auto" w:after="180"/>
+      </w:pPr>
+      <w:r>
+        <w:rPr>
+          <w:b w:val="0"/>
+        </w:rPr>
+        <w:t xml:space="preserve">Start by identifying the given </w:t>
+      </w:r>
+      <w:r>
+        <w:rPr>
+          <w:b/>
+        </w:rPr>
+        <w:t>input</w:t>
+      </w:r>
+      <w:r>
+        <w:rPr>
+          <w:b w:val="0"/>
+        </w:rPr>
+        <w:t>s together. Leave the intermediate steps blank. If needed, model one step, then withdraw that help on the next step. Move to a full trace only when the partial trace is understood.</w:t>
       </w:r>
     </w:p>
     <w:p>
       <w:pPr>
         <w:spacing w:line="336" w:lineRule="auto" w:after="180"/>
-        <w:shd w:fill="F1F6FC"/>
-      </w:pPr>
-      <w:r>
-        <w:rPr>
-          <w:b/>
-        </w:rPr>
-        <w:t>Prediction</w:t>
-      </w:r>
+      </w:pPr>
       <w:r>
         <w:rPr>
           <w:b w:val="0"/>
         </w:rPr>
-        <w:t>: That vector now matches the declared coordinate order.</w:t>
+        <w:t>For partners, alternate explainer and checker; collect a response from every learner before discussion.</w:t>
       </w:r>
     </w:p>
     <w:p>
       <w:pPr>
-        <w:pStyle w:val="Heading3"/>
-      </w:pPr>
-      <w:r>
-        <w:t>Why the result follows</w:t>
+        <w:pStyle w:val="Heading2"/>
+      </w:pPr>
+      <w:r>
+        <w:t>Individual misconception check</w:t>
       </w:r>
     </w:p>
     <w:p>
       <w:pPr>
         <w:spacing w:line="336" w:lineRule="auto" w:after="180"/>
-        <w:shd w:fill="F1F6FC"/>
       </w:pPr>
       <w:r>
         <w:rPr>
           <w:b w:val="0"/>
         </w:rPr>
-        <w:t>Reason: Gradient values are meaningful only when their parameter names and array positions agree.</w:t>
+        <w:t xml:space="preserve">Use the worked case for Debugging </w:t>
+      </w:r>
+      <w:r>
+        <w:rPr>
+          <w:b/>
+        </w:rPr>
+        <w:t>shape</w:t>
+      </w:r>
+      <w:r>
+        <w:rPr>
+          <w:b w:val="0"/>
+        </w:rPr>
+        <w:t xml:space="preserve">s and gradients. Proposed explanation: “Matching </w:t>
+      </w:r>
+      <w:r>
+        <w:rPr>
+          <w:b/>
+        </w:rPr>
+        <w:t>output</w:t>
+      </w:r>
+      <w:r>
+        <w:rPr>
+          <w:b w:val="0"/>
+        </w:rPr>
+        <w:t xml:space="preserve"> </w:t>
+      </w:r>
+      <w:r>
+        <w:rPr>
+          <w:b/>
+        </w:rPr>
+        <w:t>shape</w:t>
+      </w:r>
+      <w:r>
+        <w:rPr>
+          <w:b w:val="0"/>
+        </w:rPr>
+        <w:t xml:space="preserve"> guarantees the computation”. Decide whether this explanation is supported.</w:t>
       </w:r>
     </w:p>
     <w:p>
       <w:pPr>
-        <w:pStyle w:val="Heading3"/>
-      </w:pPr>
-      <w:r>
-        <w:t>Ask while showing the picture</w:t>
+        <w:spacing w:line="336" w:lineRule="auto" w:after="180"/>
+      </w:pPr>
+      <w:r>
+        <w:rPr>
+          <w:b w:val="0"/>
+        </w:rPr>
+        <w:t>Point to the step or supplied fact that decides; explain your repair if needed.</w:t>
       </w:r>
     </w:p>
     <w:p>
       <w:pPr>
-        <w:pStyle w:val="Heading3"/>
-      </w:pPr>
-      <w:r>
-        <w:t>Ask while showing the picture · 2</w:t>
+        <w:spacing w:line="336" w:lineRule="auto" w:after="180"/>
+      </w:pPr>
+      <w:r>
+        <w:rPr>
+          <w:b w:val="0"/>
+        </w:rPr>
+        <w:t>Expected correction: Correct dimensions can hide swapped features, missing biases or wrong axis meanings.</w:t>
       </w:r>
     </w:p>
     <w:p>
@@ -2018,31 +2747,7 @@
         <w:rPr>
           <w:b w:val="0"/>
         </w:rPr>
-        <w:t xml:space="preserve">Cover the result. Ask learners to name the </w:t>
-      </w:r>
-      <w:r>
-        <w:rPr>
-          <w:b/>
-        </w:rPr>
-        <w:t>input</w:t>
-      </w:r>
-      <w:r>
-        <w:rPr>
-          <w:b w:val="0"/>
-        </w:rPr>
-        <w:t xml:space="preserve">s and predict the next step. Uncover one step, connect the icon to the actual procedure, and explain its </w:t>
-      </w:r>
-      <w:r>
-        <w:rPr>
-          <w:b/>
-        </w:rPr>
-        <w:t>evidence</w:t>
-      </w:r>
-      <w:r>
-        <w:rPr>
-          <w:b w:val="0"/>
-        </w:rPr>
-        <w:t>. Then change the supplied condition and compare.</w:t>
+        <w:t>Collect explanations, not only yes/no votes. If a misunderstanding is common, re-model the relevant step for the class.</w:t>
       </w:r>
     </w:p>
     <w:p>
@@ -2053,20 +2758,203 @@
         <w:rPr>
           <w:b w:val="0"/>
         </w:rPr>
-        <w:t>The picture is a representation; it does not document execution of a real AI model.</w:t>
+        <w:t>If it affects a few learners, give a short targeted group explanation while others solve a more demanding variation.</w:t>
       </w:r>
     </w:p>
     <w:p>
       <w:pPr>
-        <w:pStyle w:val="Heading1"/>
-      </w:pPr>
-      <w:r>
-        <w:t>03. Demonstrate and guide practice</w:t>
+        <w:pStyle w:val="Heading2"/>
+      </w:pPr>
+      <w:r>
+        <w:t>Pictured reasoning and changed case</w:t>
       </w:r>
     </w:p>
     <w:p>
-      <w:r>
-        <w:t>Demonstrate Debugging shapes and gradients, reduce support deliberately and check individual reasoning before discussing answers.</w:t>
+      <w:pPr>
+        <w:spacing w:line="336" w:lineRule="auto" w:after="180"/>
+      </w:pPr>
+      <w:r>
+        <w:rPr>
+          <w:b w:val="0"/>
+        </w:rPr>
+        <w:t xml:space="preserve">What should a debugging record pair with every gradient value? Point to the relevant step in the picture, then write the changed result and the rule or </w:t>
+      </w:r>
+      <w:r>
+        <w:rPr>
+          <w:b/>
+        </w:rPr>
+        <w:t>evidence</w:t>
+      </w:r>
+      <w:r>
+        <w:rPr>
+          <w:b w:val="0"/>
+        </w:rPr>
+        <w:t xml:space="preserve"> that supports it.</w:t>
+      </w:r>
+    </w:p>
+    <w:p>
+      <w:pPr>
+        <w:spacing w:line="336" w:lineRule="auto" w:after="180"/>
+      </w:pPr>
+      <w:r>
+        <w:rPr>
+          <w:b w:val="0"/>
+        </w:rPr>
+        <w:t xml:space="preserve">Parameter name and index, expected </w:t>
+      </w:r>
+      <w:r>
+        <w:rPr>
+          <w:b/>
+        </w:rPr>
+        <w:t>shape</w:t>
+      </w:r>
+      <w:r>
+        <w:rPr>
+          <w:b w:val="0"/>
+        </w:rPr>
+        <w:t>, analytic derivative and numerical check; correct [a, c] gradient is [-8,-12]. Changed-case check: That vector now matches the declared coordinate order.</w:t>
+      </w:r>
+    </w:p>
+    <w:p>
+      <w:pPr>
+        <w:spacing w:line="336" w:lineRule="auto" w:after="180"/>
+      </w:pPr>
+      <w:r>
+        <w:rPr>
+          <w:b w:val="0"/>
+        </w:rPr>
+        <w:t>Gradient values are meaningful only when their parameter names and array positions agree.</w:t>
+      </w:r>
+    </w:p>
+    <w:p>
+      <w:pPr>
+        <w:spacing w:line="336" w:lineRule="auto" w:after="180"/>
+      </w:pPr>
+      <w:r>
+        <w:rPr>
+          <w:b w:val="0"/>
+        </w:rPr>
+        <w:t>Changed-case reasoning: That vector now matches the declared coordinate order. Gradient values are meaningful only when their parameter names and array positions agree.</w:t>
+      </w:r>
+    </w:p>
+    <w:p>
+      <w:pPr>
+        <w:spacing w:line="336" w:lineRule="auto" w:after="180"/>
+      </w:pPr>
+      <w:r>
+        <w:rPr>
+          <w:b w:val="0"/>
+        </w:rPr>
+        <w:t xml:space="preserve">Collect each learner’s explanation before discussion. Use the first missing connection between </w:t>
+      </w:r>
+      <w:r>
+        <w:rPr>
+          <w:b/>
+        </w:rPr>
+        <w:t>input</w:t>
+      </w:r>
+      <w:r>
+        <w:rPr>
+          <w:b w:val="0"/>
+        </w:rPr>
+        <w:t xml:space="preserve">, deciding step and result to choose support. This question is worked-case practice, not fresh mastery </w:t>
+      </w:r>
+      <w:r>
+        <w:rPr>
+          <w:b/>
+        </w:rPr>
+        <w:t>evidence</w:t>
+      </w:r>
+      <w:r>
+        <w:rPr>
+          <w:b w:val="0"/>
+        </w:rPr>
+        <w:t>.</w:t>
+      </w:r>
+    </w:p>
+    <w:p>
+      <w:pPr>
+        <w:pStyle w:val="Heading2"/>
+      </w:pPr>
+      <w:r>
+        <w:t>Accessible support and extension</w:t>
+      </w:r>
+    </w:p>
+    <w:p>
+      <w:pPr>
+        <w:spacing w:line="336" w:lineRule="auto" w:after="180"/>
+      </w:pPr>
+      <w:r>
+        <w:rPr>
+          <w:b w:val="0"/>
+        </w:rPr>
+        <w:t xml:space="preserve">Use See how it works and Follow a worked example. Collect a </w:t>
+      </w:r>
+      <w:r>
+        <w:rPr>
+          <w:b/>
+        </w:rPr>
+        <w:t>prediction</w:t>
+      </w:r>
+      <w:r>
+        <w:rPr>
+          <w:b w:val="0"/>
+        </w:rPr>
+        <w:t xml:space="preserve"> before revealing its result; ask the learner to point to each intermediate fact.</w:t>
+      </w:r>
+    </w:p>
+    <w:p>
+      <w:pPr>
+        <w:spacing w:line="336" w:lineRule="auto" w:after="180"/>
+      </w:pPr>
+      <w:r>
+        <w:rPr>
+          <w:b w:val="0"/>
+        </w:rPr>
+        <w:t xml:space="preserve">Provide labelled columns for </w:t>
+      </w:r>
+      <w:r>
+        <w:rPr>
+          <w:b/>
+        </w:rPr>
+        <w:t>input</w:t>
+      </w:r>
+      <w:r>
+        <w:rPr>
+          <w:b w:val="0"/>
+        </w:rPr>
+        <w:t>s, scores, activations and parameter coordinates; allow calculators.</w:t>
+      </w:r>
+    </w:p>
+    <w:p>
+      <w:pPr>
+        <w:spacing w:line="336" w:lineRule="auto" w:after="180"/>
+      </w:pPr>
+      <w:r>
+        <w:rPr>
+          <w:b w:val="0"/>
+        </w:rPr>
+        <w:t xml:space="preserve">Extension: test several positive and negative </w:t>
+      </w:r>
+      <w:r>
+        <w:rPr>
+          <w:b/>
+        </w:rPr>
+        <w:t>input</w:t>
+      </w:r>
+      <w:r>
+        <w:rPr>
+          <w:b w:val="0"/>
+        </w:rPr>
+        <w:t>s against an independent explicit formula and explain why a test at a ReLU corner needs different reasoning from a smooth gradient check.</w:t>
+      </w:r>
+    </w:p>
+    <w:p>
+      <w:pPr>
+        <w:pStyle w:val="Heading2"/>
+      </w:pPr>
+      <w:r>
+        <w:t>Earlier wording, alternatives and picture transcripts · reference / check after trying</w:t>
       </w:r>
     </w:p>
     <w:tbl>
@@ -2283,71 +3171,26 @@
     </w:tbl>
     <w:p>
       <w:pPr>
-        <w:spacing w:line="336" w:lineRule="auto" w:after="180"/>
-      </w:pPr>
-      <w:r>
-        <w:rPr>
-          <w:b w:val="0"/>
-        </w:rPr>
-        <w:t xml:space="preserve">Use See how it works and Follow a worked example. Collect a </w:t>
-      </w:r>
-      <w:r>
-        <w:rPr>
-          <w:b/>
-        </w:rPr>
-        <w:t>prediction</w:t>
-      </w:r>
-      <w:r>
-        <w:rPr>
-          <w:b w:val="0"/>
-        </w:rPr>
-        <w:t xml:space="preserve"> before revealing its result; ask the learner to point to each intermediate fact.</w:t>
+        <w:pStyle w:val="Heading3"/>
+      </w:pPr>
+      <w:r>
+        <w:t>Reduce help deliberately</w:t>
       </w:r>
     </w:p>
     <w:p>
       <w:pPr>
-        <w:spacing w:line="336" w:lineRule="auto" w:after="180"/>
-      </w:pPr>
-      <w:r>
-        <w:rPr>
-          <w:b w:val="0"/>
-        </w:rPr>
-        <w:t xml:space="preserve">Provide labelled columns for </w:t>
-      </w:r>
-      <w:r>
-        <w:rPr>
-          <w:b/>
-        </w:rPr>
-        <w:t>input</w:t>
-      </w:r>
-      <w:r>
-        <w:rPr>
-          <w:b w:val="0"/>
-        </w:rPr>
-        <w:t>s, scores, activations and parameter coordinates; allow calculators.</w:t>
+        <w:pStyle w:val="Heading3"/>
+      </w:pPr>
+      <w:r>
+        <w:t>Individual reasoning check</w:t>
       </w:r>
     </w:p>
     <w:p>
       <w:pPr>
-        <w:spacing w:line="336" w:lineRule="auto" w:after="180"/>
-      </w:pPr>
-      <w:r>
-        <w:rPr>
-          <w:b w:val="0"/>
-        </w:rPr>
-        <w:t xml:space="preserve">Extension: test several positive and negative </w:t>
-      </w:r>
-      <w:r>
-        <w:rPr>
-          <w:b/>
-        </w:rPr>
-        <w:t>input</w:t>
-      </w:r>
-      <w:r>
-        <w:rPr>
-          <w:b w:val="0"/>
-        </w:rPr>
-        <w:t>s against an independent explicit formula and explain why a test at a ReLU corner needs different reasoning from a smooth gradient check.</w:t>
+        <w:pStyle w:val="Heading3"/>
+      </w:pPr>
+      <w:r>
+        <w:t>Pictorial practice question</w:t>
       </w:r>
     </w:p>
     <w:p>
@@ -2355,47 +3198,39 @@
         <w:pStyle w:val="Heading3"/>
       </w:pPr>
       <w:r>
-        <w:t>Reduce help deliberately</w:t>
+        <w:t>Reasoned teacher answer</w:t>
       </w:r>
     </w:p>
     <w:p>
       <w:pPr>
-        <w:pStyle w:val="Heading3"/>
-      </w:pPr>
-      <w:r>
-        <w:t>Completion practice</w:t>
+        <w:pStyle w:val="Heading1"/>
+      </w:pPr>
+      <w:r>
+        <w:t>04. Run the complete supplied investigation</w:t>
       </w:r>
     </w:p>
     <w:p>
-      <w:pPr>
-        <w:spacing w:line="336" w:lineRule="auto" w:after="180"/>
-        <w:shd w:fill="F5F1FB"/>
-      </w:pPr>
-      <w:r>
-        <w:rPr>
-          <w:b w:val="0"/>
-        </w:rPr>
-        <w:t>Completion task: Compute scores and activations for x = [3, 1] with the lesson layer, then omit the third bias. Identify the first discrepancy and the resulting activation error.</w:t>
+      <w:r>
+        <w:t>Separate predictions,actual runs and paper traces.</w:t>
       </w:r>
     </w:p>
     <w:p>
       <w:pPr>
-        <w:pStyle w:val="Heading3"/>
-      </w:pPr>
-      <w:r>
-        <w:t>Reasoning to listen for</w:t>
+        <w:pStyle w:val="Heading2"/>
+      </w:pPr>
+      <w:r>
+        <w:t>Complete inputs,expected results and limits</w:t>
       </w:r>
     </w:p>
     <w:p>
       <w:pPr>
         <w:spacing w:line="336" w:lineRule="auto" w:after="180"/>
-        <w:shd w:fill="F1F6FC"/>
       </w:pPr>
       <w:r>
         <w:rPr>
           <w:b w:val="0"/>
         </w:rPr>
-        <w:t>Teacher check: Teacher explanation: Correct scores and activations are [3, 1, 3]. Omitting the third bias produces [3, 1, 2]. The third score is the first discrepancy and now survives ReLU.</w:t>
+        <w:t>Main scores and exposed/hidden-bias checks supplied. W2[3, 1]correct[3, 1, 3], zeroedthirdbias[3, 1, 2]; firsterroratthirdscore. W3 diagnosticcorrectsubtract[1.2, .1], loss.25 versusaddloss2.25. W5 checkintermediates, malformeddimensions, andpositive-bias-sensitiveinput[3, 1]. Independenty3a+c, t2, old[0, 1]:aprobeloss 1.69/.49→−6, cprobe 1.21/.81→−2; swappedreportedentriesrepairto[−6, −2].</w:t>
       </w:r>
     </w:p>
     <w:p>
@@ -2406,38 +3241,50 @@
         <w:rPr>
           <w:b w:val="0"/>
         </w:rPr>
-        <w:t xml:space="preserve">Start by identifying the given </w:t>
-      </w:r>
-      <w:r>
-        <w:rPr>
-          <w:b/>
-        </w:rPr>
-        <w:t>input</w:t>
-      </w:r>
-      <w:r>
-        <w:rPr>
-          <w:b w:val="0"/>
-        </w:rPr>
-        <w:t>s together. Leave the intermediate steps blank. If needed, model one step, then withdraw that help on the next step. Move to a full trace only when the partial trace is understood.</w:t>
+        <w:t>Rate.05 new[.3, 1.1], y2, loss 0. Keep coordinate order and saved old state explicit.</w:t>
       </w:r>
     </w:p>
     <w:p>
       <w:pPr>
-        <w:spacing w:line="336" w:lineRule="auto" w:after="180"/>
-      </w:pPr>
-      <w:r>
-        <w:rPr>
-          <w:b w:val="0"/>
-        </w:rPr>
-        <w:t>For partners, alternate explainer and checker; collect a response from every learner before discussion.</w:t>
+        <w:pStyle w:val="Heading2"/>
+      </w:pPr>
+      <w:r>
+        <w:t>Diagnose the current misconceptions</w:t>
       </w:r>
     </w:p>
     <w:p>
       <w:pPr>
-        <w:pStyle w:val="Heading3"/>
-      </w:pPr>
-      <w:r>
-        <w:t>Individual reasoning check</w:t>
+        <w:spacing w:line="336" w:lineRule="auto" w:after="180"/>
+      </w:pPr>
+      <w:r>
+        <w:rPr>
+          <w:b w:val="0"/>
+        </w:rPr>
+        <w:t xml:space="preserve">Matching </w:t>
+      </w:r>
+      <w:r>
+        <w:rPr>
+          <w:b/>
+        </w:rPr>
+        <w:t>output</w:t>
+      </w:r>
+      <w:r>
+        <w:rPr>
+          <w:b w:val="0"/>
+        </w:rPr>
+        <w:t xml:space="preserve"> </w:t>
+      </w:r>
+      <w:r>
+        <w:rPr>
+          <w:b/>
+        </w:rPr>
+        <w:t>shape</w:t>
+      </w:r>
+      <w:r>
+        <w:rPr>
+          <w:b w:val="0"/>
+        </w:rPr>
+        <w:t xml:space="preserve"> guarantees the computation: Correct dimensions can hide swapped features, missing biases or wrong axis meanings.</w:t>
       </w:r>
     </w:p>
     <w:p>
@@ -2448,43 +3295,7 @@
         <w:rPr>
           <w:b w:val="0"/>
         </w:rPr>
-        <w:t xml:space="preserve">Use the worked case for Debugging </w:t>
-      </w:r>
-      <w:r>
-        <w:rPr>
-          <w:b/>
-        </w:rPr>
-        <w:t>shape</w:t>
-      </w:r>
-      <w:r>
-        <w:rPr>
-          <w:b w:val="0"/>
-        </w:rPr>
-        <w:t xml:space="preserve">s and gradients. Proposed explanation: “Matching </w:t>
-      </w:r>
-      <w:r>
-        <w:rPr>
-          <w:b/>
-        </w:rPr>
-        <w:t>output</w:t>
-      </w:r>
-      <w:r>
-        <w:rPr>
-          <w:b w:val="0"/>
-        </w:rPr>
-        <w:t xml:space="preserve"> </w:t>
-      </w:r>
-      <w:r>
-        <w:rPr>
-          <w:b/>
-        </w:rPr>
-        <w:t>shape</w:t>
-      </w:r>
-      <w:r>
-        <w:rPr>
-          <w:b w:val="0"/>
-        </w:rPr>
-        <w:t xml:space="preserve"> guarantees the computation”. Decide whether this explanation is supported.</w:t>
+        <w:t>Matching final activations proves all scores: ReLU can map different negative scores to the same zero.</w:t>
       </w:r>
     </w:p>
     <w:p>
@@ -2495,281 +3306,50 @@
         <w:rPr>
           <w:b w:val="0"/>
         </w:rPr>
-        <w:t>Point to the step or supplied fact that decides; explain your repair if needed.</w:t>
+        <w:t>Decreasing loss proves a correct gradient: An incorrect direction can still improve one case; compare coordinate probes and exact update expectations.</w:t>
       </w:r>
     </w:p>
     <w:p>
       <w:pPr>
-        <w:pStyle w:val="Heading3"/>
-      </w:pPr>
-      <w:r>
-        <w:t>Expected repair</w:t>
+        <w:spacing w:line="336" w:lineRule="auto" w:after="180"/>
+      </w:pPr>
+      <w:r>
+        <w:rPr>
+          <w:b w:val="0"/>
+        </w:rPr>
+        <w:t xml:space="preserve">Use Run the investigation for the </w:t>
+      </w:r>
+      <w:r>
+        <w:rPr>
+          <w:b/>
+        </w:rPr>
+        <w:t>evidence</w:t>
+      </w:r>
+      <w:r>
+        <w:rPr>
+          <w:b w:val="0"/>
+        </w:rPr>
+        <w:t xml:space="preserve"> ledger. Add a boundary or missing-</w:t>
+      </w:r>
+      <w:r>
+        <w:rPr>
+          <w:b/>
+        </w:rPr>
+        <w:t>input</w:t>
+      </w:r>
+      <w:r>
+        <w:rPr>
+          <w:b w:val="0"/>
+        </w:rPr>
+        <w:t xml:space="preserve"> case and record the expected response before checking. More successful repeats of one case do not establish wider coverage.</w:t>
       </w:r>
     </w:p>
     <w:p>
       <w:pPr>
-        <w:spacing w:line="336" w:lineRule="auto" w:after="180"/>
-        <w:shd w:fill="F1F6FC"/>
-      </w:pPr>
-      <w:r>
-        <w:rPr>
-          <w:b w:val="0"/>
-        </w:rPr>
-        <w:t>Expected correction: Correct dimensions can hide swapped features, missing biases or wrong axis meanings.</w:t>
-      </w:r>
-    </w:p>
-    <w:p>
-      <w:pPr>
-        <w:spacing w:line="336" w:lineRule="auto" w:after="180"/>
-      </w:pPr>
-      <w:r>
-        <w:rPr>
-          <w:b w:val="0"/>
-        </w:rPr>
-        <w:t>Collect explanations, not only yes/no votes. If a misunderstanding is common, re-model the relevant step for the class.</w:t>
-      </w:r>
-    </w:p>
-    <w:p>
-      <w:pPr>
-        <w:spacing w:line="336" w:lineRule="auto" w:after="180"/>
-      </w:pPr>
-      <w:r>
-        <w:rPr>
-          <w:b w:val="0"/>
-        </w:rPr>
-        <w:t>If it affects a few learners, give a short targeted group explanation while others solve a more demanding variation.</w:t>
-      </w:r>
-    </w:p>
-    <w:p>
-      <w:pPr>
-        <w:pStyle w:val="Heading3"/>
-      </w:pPr>
-      <w:r>
-        <w:t>Pictorial practice question</w:t>
-      </w:r>
-    </w:p>
-    <w:p>
-      <w:pPr>
-        <w:spacing w:line="336" w:lineRule="auto" w:after="180"/>
-      </w:pPr>
-      <w:r>
-        <w:rPr>
-          <w:b w:val="0"/>
-        </w:rPr>
-        <w:t xml:space="preserve">What should a debugging record pair with every gradient value? Point to the relevant step in the picture, then write the changed result and the rule or </w:t>
-      </w:r>
-      <w:r>
-        <w:rPr>
-          <w:b/>
-        </w:rPr>
-        <w:t>evidence</w:t>
-      </w:r>
-      <w:r>
-        <w:rPr>
-          <w:b w:val="0"/>
-        </w:rPr>
-        <w:t xml:space="preserve"> that supports it.</w:t>
-      </w:r>
-    </w:p>
-    <w:p>
-      <w:pPr>
-        <w:pStyle w:val="Heading3"/>
-      </w:pPr>
-      <w:r>
-        <w:t>Reasoned teacher answer</w:t>
-      </w:r>
-    </w:p>
-    <w:p>
-      <w:pPr>
-        <w:spacing w:line="336" w:lineRule="auto" w:after="180"/>
-      </w:pPr>
-      <w:r>
-        <w:rPr>
-          <w:b w:val="0"/>
-        </w:rPr>
-        <w:t xml:space="preserve">Parameter name and index, expected </w:t>
-      </w:r>
-      <w:r>
-        <w:rPr>
-          <w:b/>
-        </w:rPr>
-        <w:t>shape</w:t>
-      </w:r>
-      <w:r>
-        <w:rPr>
-          <w:b w:val="0"/>
-        </w:rPr>
-        <w:t>, analytic derivative and numerical check; correct [a, c] gradient is [-8,-12]. Changed-case check: That vector now matches the declared coordinate order.</w:t>
-      </w:r>
-    </w:p>
-    <w:p>
-      <w:pPr>
-        <w:spacing w:line="336" w:lineRule="auto" w:after="180"/>
-      </w:pPr>
-      <w:r>
-        <w:rPr>
-          <w:b w:val="0"/>
-        </w:rPr>
-        <w:t>Gradient values are meaningful only when their parameter names and array positions agree.</w:t>
-      </w:r>
-    </w:p>
-    <w:p>
-      <w:pPr>
-        <w:spacing w:line="336" w:lineRule="auto" w:after="180"/>
-      </w:pPr>
-      <w:r>
-        <w:rPr>
-          <w:b w:val="0"/>
-        </w:rPr>
-        <w:t>Changed-case reasoning: That vector now matches the declared coordinate order. Gradient values are meaningful only when their parameter names and array positions agree.</w:t>
-      </w:r>
-    </w:p>
-    <w:p>
-      <w:pPr>
-        <w:spacing w:line="336" w:lineRule="auto" w:after="180"/>
-      </w:pPr>
-      <w:r>
-        <w:rPr>
-          <w:b w:val="0"/>
-        </w:rPr>
-        <w:t xml:space="preserve">Collect each learner’s explanation before discussion. Use the first missing connection between </w:t>
-      </w:r>
-      <w:r>
-        <w:rPr>
-          <w:b/>
-        </w:rPr>
-        <w:t>input</w:t>
-      </w:r>
-      <w:r>
-        <w:rPr>
-          <w:b w:val="0"/>
-        </w:rPr>
-        <w:t xml:space="preserve">, deciding step and result to choose support. This question is worked-case practice, not fresh mastery </w:t>
-      </w:r>
-      <w:r>
-        <w:rPr>
-          <w:b/>
-        </w:rPr>
-        <w:t>evidence</w:t>
-      </w:r>
-      <w:r>
-        <w:rPr>
-          <w:b w:val="0"/>
-        </w:rPr>
-        <w:t>.</w:t>
-      </w:r>
-    </w:p>
-    <w:p>
-      <w:pPr>
-        <w:pStyle w:val="Heading1"/>
-      </w:pPr>
-      <w:r>
-        <w:t>04. Run the investigation and diagnose misconceptions</w:t>
-      </w:r>
-    </w:p>
-    <w:p>
-      <w:r>
-        <w:t>Run the Debugging shapes and gradients investigation and use the first unsupported step to choose a teaching response.</w:t>
-      </w:r>
-    </w:p>
-    <w:p>
-      <w:pPr>
-        <w:spacing w:line="336" w:lineRule="auto" w:after="180"/>
-      </w:pPr>
-      <w:r>
-        <w:rPr>
-          <w:b w:val="0"/>
-        </w:rPr>
-        <w:t xml:space="preserve">Matching </w:t>
-      </w:r>
-      <w:r>
-        <w:rPr>
-          <w:b/>
-        </w:rPr>
-        <w:t>output</w:t>
-      </w:r>
-      <w:r>
-        <w:rPr>
-          <w:b w:val="0"/>
-        </w:rPr>
-        <w:t xml:space="preserve"> </w:t>
-      </w:r>
-      <w:r>
-        <w:rPr>
-          <w:b/>
-        </w:rPr>
-        <w:t>shape</w:t>
-      </w:r>
-      <w:r>
-        <w:rPr>
-          <w:b w:val="0"/>
-        </w:rPr>
-        <w:t xml:space="preserve"> guarantees the computation: Correct dimensions can hide swapped features, missing biases or wrong axis meanings.</w:t>
-      </w:r>
-    </w:p>
-    <w:p>
-      <w:pPr>
-        <w:spacing w:line="336" w:lineRule="auto" w:after="180"/>
-      </w:pPr>
-      <w:r>
-        <w:rPr>
-          <w:b w:val="0"/>
-        </w:rPr>
-        <w:t>Matching final activations proves all scores: ReLU can map different negative scores to the same zero.</w:t>
-      </w:r>
-    </w:p>
-    <w:p>
-      <w:pPr>
-        <w:spacing w:line="336" w:lineRule="auto" w:after="180"/>
-      </w:pPr>
-      <w:r>
-        <w:rPr>
-          <w:b w:val="0"/>
-        </w:rPr>
-        <w:t>Decreasing loss proves a correct gradient: An incorrect direction can still improve one case; compare coordinate probes and exact update expectations.</w:t>
-      </w:r>
-    </w:p>
-    <w:p>
-      <w:pPr>
-        <w:spacing w:line="336" w:lineRule="auto" w:after="180"/>
-      </w:pPr>
-      <w:r>
-        <w:rPr>
-          <w:b w:val="0"/>
-        </w:rPr>
-        <w:t xml:space="preserve">Use Run the investigation for the </w:t>
-      </w:r>
-      <w:r>
-        <w:rPr>
-          <w:b/>
-        </w:rPr>
-        <w:t>evidence</w:t>
-      </w:r>
-      <w:r>
-        <w:rPr>
-          <w:b w:val="0"/>
-        </w:rPr>
-        <w:t xml:space="preserve"> ledger. Add a boundary or missing-</w:t>
-      </w:r>
-      <w:r>
-        <w:rPr>
-          <w:b/>
-        </w:rPr>
-        <w:t>input</w:t>
-      </w:r>
-      <w:r>
-        <w:rPr>
-          <w:b w:val="0"/>
-        </w:rPr>
-        <w:t xml:space="preserve"> case and record the expected response before checking. More successful repeats of one case do not establish wider coverage.</w:t>
-      </w:r>
-    </w:p>
-    <w:p>
-      <w:pPr>
-        <w:pStyle w:val="Heading3"/>
-      </w:pPr>
-      <w:r>
-        <w:t>Match the support to the first error</w:t>
+        <w:pStyle w:val="Heading2"/>
+      </w:pPr>
+      <w:r>
+        <w:t>Choose accessible support</w:t>
       </w:r>
     </w:p>
     <w:tbl>
@@ -2942,597 +3522,92 @@
     </w:p>
     <w:p>
       <w:pPr>
-        <w:pStyle w:val="Heading1"/>
-      </w:pPr>
-      <w:r>
-        <w:t>05. Assess and explain the answers</w:t>
+        <w:pStyle w:val="Heading2"/>
+      </w:pPr>
+      <w:r>
+        <w:t>Earlier wording, alternatives and picture transcripts · reference / check after trying</w:t>
       </w:r>
     </w:p>
     <w:p>
-      <w:r>
-        <w:t>Use the Debugging shapes and gradients questions, teacher keys and criteria after the relevant attempts. Previously discussed cases are practice; protect the separately selected independent task.</w:t>
+      <w:pPr>
+        <w:pStyle w:val="Heading3"/>
+      </w:pPr>
+      <w:r>
+        <w:t>Match the support to the first error</w:t>
       </w:r>
     </w:p>
     <w:p>
       <w:pPr>
-        <w:pStyle w:val="Heading3"/>
-      </w:pPr>
-      <w:r>
-        <w:t>Guided and exit questions</w:t>
+        <w:pStyle w:val="Heading1"/>
+      </w:pPr>
+      <w:r>
+        <w:t>05. Assess the new schema or calculation transfer</w:t>
       </w:r>
     </w:p>
     <w:p>
-      <w:pPr>
-        <w:spacing w:line="336" w:lineRule="auto" w:after="180"/>
-      </w:pPr>
-      <w:r>
-        <w:rPr>
-          <w:b w:val="0"/>
-        </w:rPr>
-        <w:t>Guided: correct scores [0, 2, -1], activations [0, 2, 0]. With the third bias omitted, scores become [0, 2, -2], but activations stay [0, 2, 0]. Exit: neither check is sufficient.</w:t>
+      <w:r>
+        <w:t>Keep the selected answer private until after a first attempt.</w:t>
       </w:r>
     </w:p>
     <w:p>
       <w:pPr>
-        <w:spacing w:line="336" w:lineRule="auto" w:after="180"/>
-      </w:pPr>
-      <w:r>
-        <w:rPr>
-          <w:b w:val="0"/>
-        </w:rPr>
-        <w:t xml:space="preserve">Verify the intermediate score, coordinate meanings and expected update, use multiple independent </w:t>
-      </w:r>
-      <w:r>
-        <w:rPr>
-          <w:b/>
-        </w:rPr>
-        <w:t>input</w:t>
-      </w:r>
-      <w:r>
-        <w:rPr>
-          <w:b w:val="0"/>
-        </w:rPr>
-        <w:t>s and retain malformed-dimension checks.</w:t>
+        <w:pStyle w:val="Heading2"/>
+      </w:pPr>
+      <w:r>
+        <w:t>Selected independent task and checked answer</w:t>
       </w:r>
     </w:p>
     <w:p>
       <w:pPr>
-        <w:pStyle w:val="Heading3"/>
-      </w:pPr>
-      <w:r>
-        <w:t>W1 Reject a shape mismatch</w:t>
+        <w:spacing w:line="336" w:lineRule="auto" w:after="180"/>
+      </w:pPr>
+      <w:r>
+        <w:rPr>
+          <w:b w:val="0"/>
+        </w:rPr>
+        <w:t>Selected case: Use y = 3a + c, target 2, loss (y - 2) squared, at [a, c] = [0, 1]. A program returns gradient [-2, -6] in order [a, c].</w:t>
       </w:r>
     </w:p>
     <w:p>
       <w:pPr>
-        <w:pStyle w:val="Heading3"/>
-      </w:pPr>
-      <w:r>
-        <w:t>Workbook question · W1</w:t>
+        <w:spacing w:line="336" w:lineRule="auto" w:after="180"/>
+      </w:pPr>
+      <w:r>
+        <w:rPr>
+          <w:b w:val="0"/>
+        </w:rPr>
+        <w:t>Use symmetric step 0.1 to check each coordinate, then update both with the corrected gradient and rate 0.05. Report new parameters and loss.</w:t>
       </w:r>
     </w:p>
     <w:p>
       <w:pPr>
         <w:spacing w:line="336" w:lineRule="auto" w:after="180"/>
-        <w:shd w:fill="F5F1FB"/>
       </w:pPr>
       <w:r>
         <w:rPr>
           <w:b w:val="0"/>
         </w:rPr>
-        <w:t xml:space="preserve">The layer expects W </w:t>
+        <w:t xml:space="preserve">Teacher explanation: For a, losses at -0.1 and 0.1 are 1.69 and 0.49, giving -6. For c, losses at 0.9 and 1.1 are 1.21 and 0.81, giving -2. The entries were swapped. Correct update gives [0.3, 1.1], </w:t>
       </w:r>
       <w:r>
         <w:rPr>
           <w:b/>
         </w:rPr>
-        <w:t>shape</w:t>
+        <w:t>prediction</w:t>
       </w:r>
       <w:r>
         <w:rPr>
           <w:b w:val="0"/>
         </w:rPr>
-        <w:t xml:space="preserve"> 3 by 2, b length 3 and x length 2. A submitted x has length 3. Should the last feature be silently ignored? State the failed </w:t>
-      </w:r>
-      <w:r>
-        <w:rPr>
-          <w:b/>
-        </w:rPr>
-        <w:t>contract</w:t>
-      </w:r>
-      <w:r>
-        <w:rPr>
-          <w:b w:val="0"/>
-        </w:rPr>
-        <w:t xml:space="preserve"> and repair </w:t>
-      </w:r>
-      <w:r>
-        <w:rPr>
-          <w:b/>
-        </w:rPr>
-        <w:t>process</w:t>
-      </w:r>
-      <w:r>
-        <w:rPr>
-          <w:b w:val="0"/>
-        </w:rPr>
-        <w:t>.</w:t>
+        <w:t xml:space="preserve"> 2 and loss 0.</w:t>
       </w:r>
     </w:p>
     <w:p>
       <w:pPr>
-        <w:pStyle w:val="Heading3"/>
-      </w:pPr>
-      <w:r>
-        <w:t>Teacher reasoning · W1</w:t>
-      </w:r>
-    </w:p>
-    <w:p>
-      <w:pPr>
-        <w:spacing w:line="336" w:lineRule="auto" w:after="180"/>
-        <w:shd w:fill="F1F6FC"/>
-      </w:pPr>
-      <w:r>
-        <w:rPr>
-          <w:b w:val="0"/>
-        </w:rPr>
-        <w:t>Teacher explanation: No. Each weight row must have the same length as x.</w:t>
-      </w:r>
-    </w:p>
-    <w:p>
-      <w:pPr>
-        <w:spacing w:line="336" w:lineRule="auto" w:after="180"/>
-        <w:shd w:fill="F1F6FC"/>
-      </w:pPr>
-      <w:r>
-        <w:rPr>
-          <w:b w:val="0"/>
-        </w:rPr>
-        <w:t xml:space="preserve">Confirm the intended feature schema, then supply a valid two-feature </w:t>
-      </w:r>
-      <w:r>
-        <w:rPr>
-          <w:b/>
-        </w:rPr>
-        <w:t>input</w:t>
-      </w:r>
-      <w:r>
-        <w:rPr>
-          <w:b w:val="0"/>
-        </w:rPr>
-        <w:t xml:space="preserve"> or deliberately redesign and retrain the layer; do not silently discard a value.</w:t>
-      </w:r>
-    </w:p>
-    <w:p>
-      <w:pPr>
-        <w:pStyle w:val="Heading3"/>
-      </w:pPr>
-      <w:r>
-        <w:t>W2 Expose a hidden bias error</w:t>
-      </w:r>
-    </w:p>
-    <w:p>
-      <w:pPr>
-        <w:pStyle w:val="Heading3"/>
-      </w:pPr>
-      <w:r>
-        <w:t>Workbook question · W2</w:t>
-      </w:r>
-    </w:p>
-    <w:p>
-      <w:pPr>
-        <w:spacing w:line="336" w:lineRule="auto" w:after="180"/>
-        <w:shd w:fill="F5F1FB"/>
-      </w:pPr>
-      <w:r>
-        <w:rPr>
-          <w:b w:val="0"/>
-        </w:rPr>
-        <w:t>Compute scores and activations for x = [3, 1] with the lesson layer, then omit the third bias. Identify the first discrepancy and the resulting activation error.</w:t>
-      </w:r>
-    </w:p>
-    <w:p>
-      <w:pPr>
-        <w:pStyle w:val="Heading3"/>
-      </w:pPr>
-      <w:r>
-        <w:t>Teacher reasoning · W2</w:t>
-      </w:r>
-    </w:p>
-    <w:p>
-      <w:pPr>
-        <w:spacing w:line="336" w:lineRule="auto" w:after="180"/>
-        <w:shd w:fill="F1F6FC"/>
-      </w:pPr>
-      <w:r>
-        <w:rPr>
-          <w:b w:val="0"/>
-        </w:rPr>
-        <w:t>Teacher explanation: Correct scores and activations are [3, 1, 3]. Omitting the third bias produces [3, 1, 2]. The third score is the first discrepancy and now survives ReLU.</w:t>
-      </w:r>
-    </w:p>
-    <w:p>
-      <w:pPr>
-        <w:pStyle w:val="Heading3"/>
-      </w:pPr>
-      <w:r>
-        <w:t>W3 Check an update sign</w:t>
-      </w:r>
-    </w:p>
-    <w:p>
-      <w:pPr>
-        <w:pStyle w:val="Heading3"/>
-      </w:pPr>
-      <w:r>
-        <w:t>Workbook question · W3</w:t>
-      </w:r>
-    </w:p>
-    <w:p>
-      <w:pPr>
-        <w:spacing w:line="336" w:lineRule="auto" w:after="180"/>
-        <w:shd w:fill="F5F1FB"/>
-      </w:pPr>
-      <w:r>
-        <w:rPr>
-          <w:b w:val="0"/>
-        </w:rPr>
-        <w:t>For the diagnostic model at [1, 0], gradient [-4, -2] and rate 0.05, calculate the correct new parameters and loss. Compare with adding the gradient step.</w:t>
-      </w:r>
-    </w:p>
-    <w:p>
-      <w:pPr>
-        <w:pStyle w:val="Heading3"/>
-      </w:pPr>
-      <w:r>
-        <w:t>Teacher reasoning · W3</w:t>
-      </w:r>
-    </w:p>
-    <w:p>
-      <w:pPr>
-        <w:spacing w:line="336" w:lineRule="auto" w:after="180"/>
-        <w:shd w:fill="F1F6FC"/>
-      </w:pPr>
-      <w:r>
-        <w:rPr>
-          <w:b w:val="0"/>
-        </w:rPr>
-        <w:t xml:space="preserve">Teacher explanation: Correct subtraction gives [1.2, 0.1], </w:t>
-      </w:r>
-      <w:r>
-        <w:rPr>
-          <w:b/>
-        </w:rPr>
-        <w:t>prediction</w:t>
-      </w:r>
-      <w:r>
-        <w:rPr>
-          <w:b w:val="0"/>
-        </w:rPr>
-        <w:t xml:space="preserve"> 2.5 and loss 0.25. Addition gives [0.8, -0.1], </w:t>
-      </w:r>
-      <w:r>
-        <w:rPr>
-          <w:b/>
-        </w:rPr>
-        <w:t>prediction</w:t>
-      </w:r>
-      <w:r>
-        <w:rPr>
-          <w:b w:val="0"/>
-        </w:rPr>
-        <w:t xml:space="preserve"> 1.5 and loss 2.25, compared with starting loss 1.</w:t>
-      </w:r>
-    </w:p>
-    <w:p>
-      <w:pPr>
-        <w:pStyle w:val="Heading3"/>
-      </w:pPr>
-      <w:r>
-        <w:t>W4 Debug a new gradient independently</w:t>
-      </w:r>
-    </w:p>
-    <w:p>
-      <w:pPr>
-        <w:pStyle w:val="Heading3"/>
-      </w:pPr>
-      <w:r>
-        <w:t>Workbook question · W4</w:t>
-      </w:r>
-    </w:p>
-    <w:p>
-      <w:pPr>
-        <w:spacing w:line="336" w:lineRule="auto" w:after="180"/>
-        <w:shd w:fill="F5F1FB"/>
-      </w:pPr>
-      <w:r>
-        <w:rPr>
-          <w:b w:val="0"/>
-        </w:rPr>
-        <w:t>Use y = 3a + c, target 2, loss (y - 2) squared, at [a, c] = [0, 1]. A program returns gradient [-2, -6] in order [a, c].</w:t>
-      </w:r>
-    </w:p>
-    <w:p>
-      <w:pPr>
-        <w:spacing w:line="336" w:lineRule="auto" w:after="180"/>
-        <w:shd w:fill="F5F1FB"/>
-      </w:pPr>
-      <w:r>
-        <w:rPr>
-          <w:b w:val="0"/>
-        </w:rPr>
-        <w:t>Use symmetric step 0.1 to check each coordinate, then update both with the corrected gradient and rate 0.05. Report new parameters and loss.</w:t>
-      </w:r>
-    </w:p>
-    <w:p>
-      <w:pPr>
-        <w:pStyle w:val="Heading3"/>
-      </w:pPr>
-      <w:r>
-        <w:t>Teacher reasoning · W4</w:t>
-      </w:r>
-    </w:p>
-    <w:p>
-      <w:pPr>
-        <w:spacing w:line="336" w:lineRule="auto" w:after="180"/>
-        <w:shd w:fill="F1F6FC"/>
-      </w:pPr>
-      <w:r>
-        <w:rPr>
-          <w:b w:val="0"/>
-        </w:rPr>
-        <w:t xml:space="preserve">Teacher explanation: For a, losses at -0.1 and 0.1 are 1.69 and 0.49, giving -6. For c, losses at 0.9 and 1.1 are 1.21 and 0.81, giving -2. The entries were swapped. Correct update gives [0.3, 1.1], </w:t>
-      </w:r>
-      <w:r>
-        <w:rPr>
-          <w:b/>
-        </w:rPr>
-        <w:t>prediction</w:t>
-      </w:r>
-      <w:r>
-        <w:rPr>
-          <w:b w:val="0"/>
-        </w:rPr>
-        <w:t xml:space="preserve"> 2 and loss 0.</w:t>
-      </w:r>
-    </w:p>
-    <w:p>
-      <w:pPr>
-        <w:pStyle w:val="Heading3"/>
-      </w:pPr>
-      <w:r>
-        <w:t>W5 Keep independent regression checks</w:t>
-      </w:r>
-    </w:p>
-    <w:p>
-      <w:pPr>
-        <w:pStyle w:val="Heading3"/>
-      </w:pPr>
-      <w:r>
-        <w:t>Workbook question · W5</w:t>
-      </w:r>
-    </w:p>
-    <w:p>
-      <w:pPr>
-        <w:spacing w:line="336" w:lineRule="auto" w:after="180"/>
-        <w:shd w:fill="F5F1FB"/>
-      </w:pPr>
-      <w:r>
-        <w:rPr>
-          <w:b w:val="0"/>
-        </w:rPr>
-        <w:t>A program passes only the x = [1, 2] final-activation test. Propose one intermediate-value check, one malformed-</w:t>
-      </w:r>
-      <w:r>
-        <w:rPr>
-          <w:b/>
-        </w:rPr>
-        <w:t>input</w:t>
-      </w:r>
-      <w:r>
-        <w:rPr>
-          <w:b w:val="0"/>
-        </w:rPr>
-        <w:t xml:space="preserve"> check and one additional </w:t>
-      </w:r>
-      <w:r>
-        <w:rPr>
-          <w:b/>
-        </w:rPr>
-        <w:t>input</w:t>
-      </w:r>
-      <w:r>
-        <w:rPr>
-          <w:b w:val="0"/>
-        </w:rPr>
-        <w:t xml:space="preserve"> that exposes the bias omission.</w:t>
-      </w:r>
-    </w:p>
-    <w:p>
-      <w:pPr>
-        <w:pStyle w:val="Heading3"/>
-      </w:pPr>
-      <w:r>
-        <w:t>Teacher reasoning · W5</w:t>
-      </w:r>
-    </w:p>
-    <w:p>
-      <w:pPr>
-        <w:spacing w:line="336" w:lineRule="auto" w:after="180"/>
-        <w:shd w:fill="F1F6FC"/>
-      </w:pPr>
-      <w:r>
-        <w:rPr>
-          <w:b w:val="0"/>
-        </w:rPr>
-        <w:t xml:space="preserve">Teacher explanation: Check scores [1, 2, 0] before ReLU; reject a wrong </w:t>
-      </w:r>
-      <w:r>
-        <w:rPr>
-          <w:b/>
-        </w:rPr>
-        <w:t>input</w:t>
-      </w:r>
-      <w:r>
-        <w:rPr>
-          <w:b w:val="0"/>
-        </w:rPr>
-        <w:t xml:space="preserve"> length or bias count; test x = [3, 1], whose third activation must be 3.</w:t>
-      </w:r>
-    </w:p>
-    <w:p>
-      <w:pPr>
-        <w:spacing w:line="336" w:lineRule="auto" w:after="180"/>
-        <w:shd w:fill="F1F6FC"/>
-      </w:pPr>
-      <w:r>
-        <w:rPr>
-          <w:b w:val="0"/>
-        </w:rPr>
-        <w:t xml:space="preserve">These checks address different defects rather than repeating the same final </w:t>
-      </w:r>
-      <w:r>
-        <w:rPr>
-          <w:b/>
-        </w:rPr>
-        <w:t>output</w:t>
-      </w:r>
-      <w:r>
-        <w:rPr>
-          <w:b w:val="0"/>
-        </w:rPr>
-        <w:t>.</w:t>
-      </w:r>
-    </w:p>
-    <w:p>
-      <w:pPr>
-        <w:pStyle w:val="Heading3"/>
-      </w:pPr>
-      <w:r>
-        <w:t>Independent assessment and fresh retry</w:t>
-      </w:r>
-    </w:p>
-    <w:p>
-      <w:pPr>
-        <w:pStyle w:val="Heading3"/>
-      </w:pPr>
-      <w:r>
-        <w:t>Teacher key · Independent assessment and fresh retry</w:t>
-      </w:r>
-    </w:p>
-    <w:p>
-      <w:pPr>
-        <w:spacing w:line="336" w:lineRule="auto" w:after="180"/>
-        <w:shd w:fill="F1F6FC"/>
-      </w:pPr>
-      <w:r>
-        <w:rPr>
-          <w:b w:val="0"/>
-        </w:rPr>
-        <w:t>W4 requires partials [-6, -2], new parameters [0.3, 1.1] and loss 0. Fresh retry: y = 2p + q, target 4, at [1, 1]. With step 0.1, p losses 1.44 and 0.64 give -4; q losses 1.21 and 0.81 give -2.</w:t>
-      </w:r>
-    </w:p>
-    <w:p>
-      <w:pPr>
-        <w:spacing w:line="336" w:lineRule="auto" w:after="180"/>
-        <w:shd w:fill="F1F6FC"/>
-      </w:pPr>
-      <w:r>
-        <w:rPr>
-          <w:b w:val="0"/>
-        </w:rPr>
-        <w:t xml:space="preserve">Rate 0.1 gives [1.4, 1.2], </w:t>
-      </w:r>
-      <w:r>
-        <w:rPr>
-          <w:b/>
-        </w:rPr>
-        <w:t>prediction</w:t>
-      </w:r>
-      <w:r>
-        <w:rPr>
-          <w:b w:val="0"/>
-        </w:rPr>
-        <w:t xml:space="preserve"> 4 and loss 0. Require parameter ordering to remain explicit.</w:t>
-      </w:r>
-    </w:p>
-    <w:p>
-      <w:pPr>
-        <w:pStyle w:val="Heading3"/>
-      </w:pPr>
-      <w:r>
-        <w:t>Assess independent transfer</w:t>
-      </w:r>
-    </w:p>
-    <w:p>
-      <w:pPr>
-        <w:pStyle w:val="Heading3"/>
-      </w:pPr>
-      <w:r>
-        <w:t>Independent question · withhold the key</w:t>
-      </w:r>
-    </w:p>
-    <w:p>
-      <w:pPr>
-        <w:spacing w:line="336" w:lineRule="auto" w:after="180"/>
-        <w:shd w:fill="F5F1FB"/>
-      </w:pPr>
-      <w:r>
-        <w:rPr>
-          <w:b w:val="0"/>
-        </w:rPr>
-        <w:t>Selected case: Use y = 3a + c, target 2, loss (y - 2) squared, at [a, c] = [0, 1]. A program returns gradient [-2, -6] in order [a, c].</w:t>
-      </w:r>
-    </w:p>
-    <w:p>
-      <w:pPr>
-        <w:spacing w:line="336" w:lineRule="auto" w:after="180"/>
-        <w:shd w:fill="F5F1FB"/>
-      </w:pPr>
-      <w:r>
-        <w:rPr>
-          <w:b w:val="0"/>
-        </w:rPr>
-        <w:t>Use symmetric step 0.1 to check each coordinate, then update both with the corrected gradient and rate 0.05. Report new parameters and loss.</w:t>
-      </w:r>
-    </w:p>
-    <w:p>
-      <w:pPr>
-        <w:pStyle w:val="Heading3"/>
-      </w:pPr>
-      <w:r>
-        <w:t>Selected case answer</w:t>
-      </w:r>
-    </w:p>
-    <w:p>
-      <w:pPr>
-        <w:pStyle w:val="Heading3"/>
-      </w:pPr>
-      <w:r>
-        <w:t>Teacher key · Selected case answer</w:t>
-      </w:r>
-    </w:p>
-    <w:p>
-      <w:pPr>
-        <w:spacing w:line="336" w:lineRule="auto" w:after="180"/>
-        <w:shd w:fill="F1F6FC"/>
-      </w:pPr>
-      <w:r>
-        <w:rPr>
-          <w:b w:val="0"/>
-        </w:rPr>
-        <w:t xml:space="preserve">Teacher explanation: For a, losses at -0.1 and 0.1 are 1.69 and 0.49, giving -6. For c, losses at 0.9 and 1.1 are 1.21 and 0.81, giving -2. The entries were swapped. Correct update gives [0.3, 1.1], </w:t>
-      </w:r>
-      <w:r>
-        <w:rPr>
-          <w:b/>
-        </w:rPr>
-        <w:t>prediction</w:t>
-      </w:r>
-      <w:r>
-        <w:rPr>
-          <w:b w:val="0"/>
-        </w:rPr>
-        <w:t xml:space="preserve"> 2 and loss 0.</w:t>
+        <w:pStyle w:val="Heading2"/>
+      </w:pPr>
+      <w:r>
+        <w:t>Judge explanation,trace and limits</w:t>
       </w:r>
     </w:p>
     <w:tbl>
@@ -3639,54 +3714,55 @@
     </w:tbl>
     <w:p>
       <w:pPr>
-        <w:pStyle w:val="Heading3"/>
-      </w:pPr>
-      <w:r>
-        <w:t>Teacher key · Selected case answer</w:t>
+        <w:spacing w:line="336" w:lineRule="auto" w:after="180"/>
+      </w:pPr>
+      <w:r>
+        <w:rPr>
+          <w:b w:val="0"/>
+        </w:rPr>
+        <w:t>Record each dimension as not yet, with support, or independent. Accept a valid alternative procedure with a defensible trace.</w:t>
       </w:r>
     </w:p>
     <w:p>
       <w:pPr>
         <w:spacing w:line="336" w:lineRule="auto" w:after="180"/>
-        <w:shd w:fill="F1F6FC"/>
       </w:pPr>
       <w:r>
         <w:rPr>
           <w:b w:val="0"/>
         </w:rPr>
-        <w:t>Record each dimension as not yet, with support, or independent. Accept a valid alternative procedure with a defensible trace.</w:t>
+        <w:t xml:space="preserve">Do not penalise an honestly recorded model failure if the learner correctly explains its </w:t>
+      </w:r>
+      <w:r>
+        <w:rPr>
+          <w:b/>
+        </w:rPr>
+        <w:t>evidence</w:t>
+      </w:r>
+      <w:r>
+        <w:rPr>
+          <w:b w:val="0"/>
+        </w:rPr>
+        <w:t xml:space="preserve"> and limits.</w:t>
       </w:r>
     </w:p>
     <w:p>
       <w:pPr>
-        <w:spacing w:line="336" w:lineRule="auto" w:after="180"/>
-        <w:shd w:fill="F1F6FC"/>
-      </w:pPr>
-      <w:r>
-        <w:rPr>
-          <w:b w:val="0"/>
-        </w:rPr>
-        <w:t xml:space="preserve">Do not penalise an honestly recorded model failure if the learner correctly explains its </w:t>
-      </w:r>
-      <w:r>
-        <w:rPr>
-          <w:b/>
-        </w:rPr>
-        <w:t>evidence</w:t>
-      </w:r>
-      <w:r>
-        <w:rPr>
-          <w:b w:val="0"/>
-        </w:rPr>
-        <w:t xml:space="preserve"> and limits.</w:t>
+        <w:pStyle w:val="Heading2"/>
+      </w:pPr>
+      <w:r>
+        <w:t>Give one usable repair</w:t>
       </w:r>
     </w:p>
     <w:p>
       <w:pPr>
-        <w:pStyle w:val="Heading3"/>
-      </w:pPr>
-      <w:r>
-        <w:t>Feedback that the learner uses</w:t>
+        <w:spacing w:line="336" w:lineRule="auto" w:after="180"/>
+      </w:pPr>
+      <w:r>
+        <w:rPr>
+          <w:b w:val="0"/>
+        </w:rPr>
+        <w:t>Name the earliest unsupported step and give one action to repair it. Have the learner make that repair now and explain why. Then assess the relevant skill on a fresh, fully specified case.</w:t>
       </w:r>
     </w:p>
     <w:p>
@@ -3697,31 +3773,73 @@
         <w:rPr>
           <w:b w:val="0"/>
         </w:rPr>
-        <w:t>Name the earliest unsupported step and give one action to repair it. Have the learner make that repair now and explain why. Then assess the relevant skill on a fresh, fully specified case.</w:t>
+        <w:t>Confirm it was not previously practised with feedback; solve and check the new case before assigning it. A follow-up design prompt is a starting brief, not automatically an equivalent test.</w:t>
       </w:r>
     </w:p>
     <w:p>
       <w:pPr>
-        <w:spacing w:line="336" w:lineRule="auto" w:after="180"/>
-      </w:pPr>
-      <w:r>
-        <w:rPr>
-          <w:b w:val="0"/>
-        </w:rPr>
-        <w:t>Confirm it was not previously practised with feedback; solve and check the new case before assigning it. A follow-up design prompt is a starting brief, not automatically an equivalent test.</w:t>
+        <w:pStyle w:val="Heading2"/>
+      </w:pPr>
+      <w:r>
+        <w:t>W1 Reject a shape mismatch</w:t>
       </w:r>
     </w:p>
     <w:p>
       <w:pPr>
-        <w:pStyle w:val="Heading1"/>
-      </w:pPr>
-      <w:r>
-        <w:t>06. Connect the project, support and next lesson</w:t>
+        <w:spacing w:line="336" w:lineRule="auto" w:after="180"/>
+      </w:pPr>
+      <w:r>
+        <w:rPr>
+          <w:b w:val="0"/>
+        </w:rPr>
+        <w:t xml:space="preserve">The layer expects W </w:t>
+      </w:r>
+      <w:r>
+        <w:rPr>
+          <w:b/>
+        </w:rPr>
+        <w:t>shape</w:t>
+      </w:r>
+      <w:r>
+        <w:rPr>
+          <w:b w:val="0"/>
+        </w:rPr>
+        <w:t xml:space="preserve"> 3 by 2, b length 3 and x length 2. A submitted x has length 3. Should the last feature be silently ignored? State the failed </w:t>
+      </w:r>
+      <w:r>
+        <w:rPr>
+          <w:b/>
+        </w:rPr>
+        <w:t>contract</w:t>
+      </w:r>
+      <w:r>
+        <w:rPr>
+          <w:b w:val="0"/>
+        </w:rPr>
+        <w:t xml:space="preserve"> and repair </w:t>
+      </w:r>
+      <w:r>
+        <w:rPr>
+          <w:b/>
+        </w:rPr>
+        <w:t>process</w:t>
+      </w:r>
+      <w:r>
+        <w:rPr>
+          <w:b w:val="0"/>
+        </w:rPr>
+        <w:t>.</w:t>
       </w:r>
     </w:p>
     <w:p>
-      <w:r>
-        <w:t>Connect Debugging shapes and gradients to Image-pattern Network Investigation, adapt support and plan a later changed-case check.</w:t>
+      <w:pPr>
+        <w:spacing w:line="336" w:lineRule="auto" w:after="180"/>
+      </w:pPr>
+      <w:r>
+        <w:rPr>
+          <w:b w:val="0"/>
+        </w:rPr>
+        <w:t>Teacher explanation: No. Each weight row must have the same length as x.</w:t>
       </w:r>
     </w:p>
     <w:p>
@@ -3732,78 +3850,27 @@
         <w:rPr>
           <w:b w:val="0"/>
         </w:rPr>
-        <w:t xml:space="preserve">Add a labelled debugging </w:t>
+        <w:t xml:space="preserve">Confirm the intended feature schema, then supply a valid two-feature </w:t>
       </w:r>
       <w:r>
         <w:rPr>
           <w:b/>
         </w:rPr>
-        <w:t>shape</w:t>
+        <w:t>input</w:t>
       </w:r>
       <w:r>
         <w:rPr>
           <w:b w:val="0"/>
         </w:rPr>
-        <w:t xml:space="preserve">s and gradients </w:t>
-      </w:r>
-      <w:r>
-        <w:rPr>
-          <w:b/>
-        </w:rPr>
-        <w:t>evidence</w:t>
-      </w:r>
-      <w:r>
-        <w:rPr>
-          <w:b w:val="0"/>
-        </w:rPr>
-        <w:t xml:space="preserve"> sheet to Image-pattern Network Investigation. Show how you can check dimension </w:t>
-      </w:r>
-      <w:r>
-        <w:rPr>
-          <w:b/>
-        </w:rPr>
-        <w:t>contract</w:t>
-      </w:r>
-      <w:r>
-        <w:rPr>
-          <w:b w:val="0"/>
-        </w:rPr>
-        <w:t>s before computing a layer.</w:t>
+        <w:t xml:space="preserve"> or deliberately redesign and retrain the layer; do not silently discard a value.</w:t>
       </w:r>
     </w:p>
     <w:p>
       <w:pPr>
-        <w:spacing w:line="336" w:lineRule="auto" w:after="180"/>
-      </w:pPr>
-      <w:r>
-        <w:rPr>
-          <w:b w:val="0"/>
-        </w:rPr>
-        <w:t xml:space="preserve">Use the supplied fictional case and keep its </w:t>
-      </w:r>
-      <w:r>
-        <w:rPr>
-          <w:b/>
-        </w:rPr>
-        <w:t>input</w:t>
-      </w:r>
-      <w:r>
-        <w:rPr>
-          <w:b w:val="0"/>
-        </w:rPr>
-        <w:t xml:space="preserve">s, intermediate steps, calculation or </w:t>
-      </w:r>
-      <w:r>
-        <w:rPr>
-          <w:b/>
-        </w:rPr>
-        <w:t>prediction</w:t>
-      </w:r>
-      <w:r>
-        <w:rPr>
-          <w:b w:val="0"/>
-        </w:rPr>
-        <w:t>, and limitation. Connect this record to last week’s record; a matching answer without a trace is insufficient.</w:t>
+        <w:pStyle w:val="Heading2"/>
+      </w:pPr>
+      <w:r>
+        <w:t>W2 Expose a hidden bias error</w:t>
       </w:r>
     </w:p>
     <w:p>
@@ -3814,19 +3881,7 @@
         <w:rPr>
           <w:b w:val="0"/>
         </w:rPr>
-        <w:t xml:space="preserve">Provide labelled columns for </w:t>
-      </w:r>
-      <w:r>
-        <w:rPr>
-          <w:b/>
-        </w:rPr>
-        <w:t>input</w:t>
-      </w:r>
-      <w:r>
-        <w:rPr>
-          <w:b w:val="0"/>
-        </w:rPr>
-        <w:t>s, scores, activations and parameter coordinates; allow calculators.</w:t>
+        <w:t>Compute scores and activations for x = [3, 1] with the lesson layer, then omit the third bias. Identify the first discrepancy and the resulting activation error.</w:t>
       </w:r>
     </w:p>
     <w:p>
@@ -3837,30 +3892,15 @@
         <w:rPr>
           <w:b w:val="0"/>
         </w:rPr>
-        <w:t xml:space="preserve">Extension: test several positive and negative </w:t>
-      </w:r>
-      <w:r>
-        <w:rPr>
-          <w:b/>
-        </w:rPr>
-        <w:t>input</w:t>
-      </w:r>
-      <w:r>
-        <w:rPr>
-          <w:b w:val="0"/>
-        </w:rPr>
-        <w:t>s against an independent explicit formula and explain why a test at a ReLU corner needs different reasoning from a smooth gradient check.</w:t>
+        <w:t>Teacher explanation: Correct scores and activations are [3, 1, 3]. Omitting the third bias produces [3, 1, 2]. The third score is the first discrepancy and now survives ReLU.</w:t>
       </w:r>
     </w:p>
     <w:p>
       <w:pPr>
-        <w:spacing w:line="336" w:lineRule="auto" w:after="180"/>
-      </w:pPr>
-      <w:r>
-        <w:rPr>
-          <w:b w:val="0"/>
-        </w:rPr>
-        <w:t>Week 19 explores learned representations and the distinctions hidden activations preserve.</w:t>
+        <w:pStyle w:val="Heading2"/>
+      </w:pPr>
+      <w:r>
+        <w:t>W3 Check an update sign</w:t>
       </w:r>
     </w:p>
     <w:p>
@@ -3871,15 +3911,545 @@
         <w:rPr>
           <w:b w:val="0"/>
         </w:rPr>
-        <w:t>Retain the project ledger and assess a changed case after support. Check the relevant prerequisite before carrying this component forward.</w:t>
+        <w:t>For the diagnostic model at [1, 0], gradient [-4, -2] and rate 0.05, calculate the correct new parameters and loss. Compare with adding the gradient step.</w:t>
       </w:r>
     </w:p>
     <w:p>
       <w:pPr>
+        <w:spacing w:line="336" w:lineRule="auto" w:after="180"/>
+      </w:pPr>
+      <w:r>
+        <w:rPr>
+          <w:b w:val="0"/>
+        </w:rPr>
+        <w:t xml:space="preserve">Teacher explanation: Correct subtraction gives [1.2, 0.1], </w:t>
+      </w:r>
+      <w:r>
+        <w:rPr>
+          <w:b/>
+        </w:rPr>
+        <w:t>prediction</w:t>
+      </w:r>
+      <w:r>
+        <w:rPr>
+          <w:b w:val="0"/>
+        </w:rPr>
+        <w:t xml:space="preserve"> 2.5 and loss 0.25. Addition gives [0.8, -0.1], </w:t>
+      </w:r>
+      <w:r>
+        <w:rPr>
+          <w:b/>
+        </w:rPr>
+        <w:t>prediction</w:t>
+      </w:r>
+      <w:r>
+        <w:rPr>
+          <w:b w:val="0"/>
+        </w:rPr>
+        <w:t xml:space="preserve"> 1.5 and loss 2.25, compared with starting loss 1.</w:t>
+      </w:r>
+    </w:p>
+    <w:p>
+      <w:pPr>
+        <w:pStyle w:val="Heading2"/>
+      </w:pPr>
+      <w:r>
+        <w:t>W5 Keep independent regression checks</w:t>
+      </w:r>
+    </w:p>
+    <w:p>
+      <w:pPr>
+        <w:spacing w:line="336" w:lineRule="auto" w:after="180"/>
+      </w:pPr>
+      <w:r>
+        <w:rPr>
+          <w:b w:val="0"/>
+        </w:rPr>
+        <w:t>A program passes only the x = [1, 2] final-activation test. Propose one intermediate-value check, one malformed-</w:t>
+      </w:r>
+      <w:r>
+        <w:rPr>
+          <w:b/>
+        </w:rPr>
+        <w:t>input</w:t>
+      </w:r>
+      <w:r>
+        <w:rPr>
+          <w:b w:val="0"/>
+        </w:rPr>
+        <w:t xml:space="preserve"> check and one additional </w:t>
+      </w:r>
+      <w:r>
+        <w:rPr>
+          <w:b/>
+        </w:rPr>
+        <w:t>input</w:t>
+      </w:r>
+      <w:r>
+        <w:rPr>
+          <w:b w:val="0"/>
+        </w:rPr>
+        <w:t xml:space="preserve"> that exposes the bias omission.</w:t>
+      </w:r>
+    </w:p>
+    <w:p>
+      <w:pPr>
+        <w:spacing w:line="336" w:lineRule="auto" w:after="180"/>
+      </w:pPr>
+      <w:r>
+        <w:rPr>
+          <w:b w:val="0"/>
+        </w:rPr>
+        <w:t xml:space="preserve">Teacher explanation: Check scores [1, 2, 0] before ReLU; reject a wrong </w:t>
+      </w:r>
+      <w:r>
+        <w:rPr>
+          <w:b/>
+        </w:rPr>
+        <w:t>input</w:t>
+      </w:r>
+      <w:r>
+        <w:rPr>
+          <w:b w:val="0"/>
+        </w:rPr>
+        <w:t xml:space="preserve"> length or bias count; test x = [3, 1], whose third activation must be 3.</w:t>
+      </w:r>
+    </w:p>
+    <w:p>
+      <w:pPr>
+        <w:spacing w:line="336" w:lineRule="auto" w:after="180"/>
+      </w:pPr>
+      <w:r>
+        <w:rPr>
+          <w:b w:val="0"/>
+        </w:rPr>
+        <w:t xml:space="preserve">These checks address different defects rather than repeating the same final </w:t>
+      </w:r>
+      <w:r>
+        <w:rPr>
+          <w:b/>
+        </w:rPr>
+        <w:t>output</w:t>
+      </w:r>
+      <w:r>
+        <w:rPr>
+          <w:b w:val="0"/>
+        </w:rPr>
+        <w:t>.</w:t>
+      </w:r>
+    </w:p>
+    <w:p>
+      <w:pPr>
+        <w:pStyle w:val="Heading2"/>
+      </w:pPr>
+      <w:r>
+        <w:t>Earlier wording, alternatives and picture transcripts · reference / check after trying</w:t>
+      </w:r>
+    </w:p>
+    <w:p>
+      <w:pPr>
         <w:pStyle w:val="Heading3"/>
       </w:pPr>
       <w:r>
-        <w:t>Plan the delayed return</w:t>
+        <w:t>Guided and exit questions</w:t>
+      </w:r>
+    </w:p>
+    <w:p>
+      <w:pPr>
+        <w:spacing w:line="336" w:lineRule="auto" w:after="180"/>
+      </w:pPr>
+      <w:r>
+        <w:rPr>
+          <w:b w:val="0"/>
+        </w:rPr>
+        <w:t>Guided: correct scores [0, 2, -1], activations [0, 2, 0]. With the third bias omitted, scores become [0, 2, -2], but activations stay [0, 2, 0]. Exit: neither check is sufficient.</w:t>
+      </w:r>
+    </w:p>
+    <w:p>
+      <w:pPr>
+        <w:spacing w:line="336" w:lineRule="auto" w:after="180"/>
+      </w:pPr>
+      <w:r>
+        <w:rPr>
+          <w:b w:val="0"/>
+        </w:rPr>
+        <w:t xml:space="preserve">Verify the intermediate score, coordinate meanings and expected update, use multiple independent </w:t>
+      </w:r>
+      <w:r>
+        <w:rPr>
+          <w:b/>
+        </w:rPr>
+        <w:t>input</w:t>
+      </w:r>
+      <w:r>
+        <w:rPr>
+          <w:b w:val="0"/>
+        </w:rPr>
+        <w:t>s and retain malformed-dimension checks.</w:t>
+      </w:r>
+    </w:p>
+    <w:p>
+      <w:pPr>
+        <w:pStyle w:val="Heading3"/>
+      </w:pPr>
+      <w:r>
+        <w:t>W1 Reject a shape mismatch</w:t>
+      </w:r>
+    </w:p>
+    <w:p>
+      <w:pPr>
+        <w:pStyle w:val="Heading3"/>
+      </w:pPr>
+      <w:r>
+        <w:t>W2 Expose a hidden bias error</w:t>
+      </w:r>
+    </w:p>
+    <w:p>
+      <w:pPr>
+        <w:pStyle w:val="Heading3"/>
+      </w:pPr>
+      <w:r>
+        <w:t>W3 Check an update sign</w:t>
+      </w:r>
+    </w:p>
+    <w:p>
+      <w:pPr>
+        <w:pStyle w:val="Heading3"/>
+      </w:pPr>
+      <w:r>
+        <w:t>W4 Debug a new gradient independently</w:t>
+      </w:r>
+    </w:p>
+    <w:p>
+      <w:pPr>
+        <w:spacing w:line="336" w:lineRule="auto" w:after="180"/>
+      </w:pPr>
+      <w:r>
+        <w:rPr>
+          <w:b w:val="0"/>
+        </w:rPr>
+        <w:t>Use y = 3a + c, target 2, loss (y - 2) squared, at [a, c] = [0, 1]. A program returns gradient [-2, -6] in order [a, c].</w:t>
+      </w:r>
+    </w:p>
+    <w:p>
+      <w:pPr>
+        <w:spacing w:line="336" w:lineRule="auto" w:after="180"/>
+      </w:pPr>
+      <w:r>
+        <w:rPr>
+          <w:b w:val="0"/>
+        </w:rPr>
+        <w:t>Use symmetric step 0.1 to check each coordinate, then update both with the corrected gradient and rate 0.05. Report new parameters and loss.</w:t>
+      </w:r>
+    </w:p>
+    <w:p>
+      <w:pPr>
+        <w:spacing w:line="336" w:lineRule="auto" w:after="180"/>
+      </w:pPr>
+      <w:r>
+        <w:rPr>
+          <w:b w:val="0"/>
+        </w:rPr>
+        <w:t xml:space="preserve">Teacher explanation: For a, losses at -0.1 and 0.1 are 1.69 and 0.49, giving -6. For c, losses at 0.9 and 1.1 are 1.21 and 0.81, giving -2. The entries were swapped. Correct update gives [0.3, 1.1], </w:t>
+      </w:r>
+      <w:r>
+        <w:rPr>
+          <w:b/>
+        </w:rPr>
+        <w:t>prediction</w:t>
+      </w:r>
+      <w:r>
+        <w:rPr>
+          <w:b w:val="0"/>
+        </w:rPr>
+        <w:t xml:space="preserve"> 2 and loss 0.</w:t>
+      </w:r>
+    </w:p>
+    <w:p>
+      <w:pPr>
+        <w:pStyle w:val="Heading3"/>
+      </w:pPr>
+      <w:r>
+        <w:t>W5 Keep independent regression checks</w:t>
+      </w:r>
+    </w:p>
+    <w:p>
+      <w:pPr>
+        <w:pStyle w:val="Heading3"/>
+      </w:pPr>
+      <w:r>
+        <w:t>Independent assessment and fresh retry</w:t>
+      </w:r>
+    </w:p>
+    <w:p>
+      <w:pPr>
+        <w:spacing w:line="336" w:lineRule="auto" w:after="180"/>
+      </w:pPr>
+      <w:r>
+        <w:rPr>
+          <w:b w:val="0"/>
+        </w:rPr>
+        <w:t>W4 requires partials [-6, -2], new parameters [0.3, 1.1] and loss 0. Fresh retry: y = 2p + q, target 4, at [1, 1]. With step 0.1, p losses 1.44 and 0.64 give -4; q losses 1.21 and 0.81 give -2.</w:t>
+      </w:r>
+    </w:p>
+    <w:p>
+      <w:pPr>
+        <w:spacing w:line="336" w:lineRule="auto" w:after="180"/>
+      </w:pPr>
+      <w:r>
+        <w:rPr>
+          <w:b w:val="0"/>
+        </w:rPr>
+        <w:t xml:space="preserve">Rate 0.1 gives [1.4, 1.2], </w:t>
+      </w:r>
+      <w:r>
+        <w:rPr>
+          <w:b/>
+        </w:rPr>
+        <w:t>prediction</w:t>
+      </w:r>
+      <w:r>
+        <w:rPr>
+          <w:b w:val="0"/>
+        </w:rPr>
+        <w:t xml:space="preserve"> 4 and loss 0. Require parameter ordering to remain explicit.</w:t>
+      </w:r>
+    </w:p>
+    <w:p>
+      <w:pPr>
+        <w:pStyle w:val="Heading3"/>
+      </w:pPr>
+      <w:r>
+        <w:t>Assess independent transfer</w:t>
+      </w:r>
+    </w:p>
+    <w:p>
+      <w:pPr>
+        <w:pStyle w:val="Heading3"/>
+      </w:pPr>
+      <w:r>
+        <w:t>Selected case answer</w:t>
+      </w:r>
+    </w:p>
+    <w:p>
+      <w:pPr>
+        <w:pStyle w:val="Heading3"/>
+      </w:pPr>
+      <w:r>
+        <w:t>Feedback that the learner uses</w:t>
+      </w:r>
+    </w:p>
+    <w:p>
+      <w:pPr>
+        <w:pStyle w:val="Heading1"/>
+      </w:pPr>
+      <w:r>
+        <w:t>06. Connect,support and revisit the mathematics</w:t>
+      </w:r>
+    </w:p>
+    <w:p>
+      <w:r>
+        <w:t>Use the saved evidence to choose the next step.</w:t>
+      </w:r>
+    </w:p>
+    <w:p>
+      <w:pPr>
+        <w:pStyle w:val="Heading2"/>
+      </w:pPr>
+      <w:r>
+        <w:t>Project and next-week bridge</w:t>
+      </w:r>
+    </w:p>
+    <w:p>
+      <w:pPr>
+        <w:spacing w:line="336" w:lineRule="auto" w:after="180"/>
+      </w:pPr>
+      <w:r>
+        <w:rPr>
+          <w:b w:val="0"/>
+        </w:rPr>
+        <w:t xml:space="preserve">Add a labelled debugging </w:t>
+      </w:r>
+      <w:r>
+        <w:rPr>
+          <w:b/>
+        </w:rPr>
+        <w:t>shape</w:t>
+      </w:r>
+      <w:r>
+        <w:rPr>
+          <w:b w:val="0"/>
+        </w:rPr>
+        <w:t xml:space="preserve">s and gradients </w:t>
+      </w:r>
+      <w:r>
+        <w:rPr>
+          <w:b/>
+        </w:rPr>
+        <w:t>evidence</w:t>
+      </w:r>
+      <w:r>
+        <w:rPr>
+          <w:b w:val="0"/>
+        </w:rPr>
+        <w:t xml:space="preserve"> sheet to Image-pattern Network Investigation. Show how you can check dimension </w:t>
+      </w:r>
+      <w:r>
+        <w:rPr>
+          <w:b/>
+        </w:rPr>
+        <w:t>contract</w:t>
+      </w:r>
+      <w:r>
+        <w:rPr>
+          <w:b w:val="0"/>
+        </w:rPr>
+        <w:t>s before computing a layer.</w:t>
+      </w:r>
+    </w:p>
+    <w:p>
+      <w:pPr>
+        <w:spacing w:line="336" w:lineRule="auto" w:after="180"/>
+      </w:pPr>
+      <w:r>
+        <w:rPr>
+          <w:b w:val="0"/>
+        </w:rPr>
+        <w:t xml:space="preserve">Use the supplied fictional case and keep its </w:t>
+      </w:r>
+      <w:r>
+        <w:rPr>
+          <w:b/>
+        </w:rPr>
+        <w:t>input</w:t>
+      </w:r>
+      <w:r>
+        <w:rPr>
+          <w:b w:val="0"/>
+        </w:rPr>
+        <w:t xml:space="preserve">s, intermediate steps, calculation or </w:t>
+      </w:r>
+      <w:r>
+        <w:rPr>
+          <w:b/>
+        </w:rPr>
+        <w:t>prediction</w:t>
+      </w:r>
+      <w:r>
+        <w:rPr>
+          <w:b w:val="0"/>
+        </w:rPr>
+        <w:t>, and limitation. Connect this record to last week’s record; a matching answer without a trace is insufficient.</w:t>
+      </w:r>
+    </w:p>
+    <w:p>
+      <w:pPr>
+        <w:spacing w:line="336" w:lineRule="auto" w:after="180"/>
+      </w:pPr>
+      <w:r>
+        <w:rPr>
+          <w:b w:val="0"/>
+        </w:rPr>
+        <w:t xml:space="preserve">Provide labelled columns for </w:t>
+      </w:r>
+      <w:r>
+        <w:rPr>
+          <w:b/>
+        </w:rPr>
+        <w:t>input</w:t>
+      </w:r>
+      <w:r>
+        <w:rPr>
+          <w:b w:val="0"/>
+        </w:rPr>
+        <w:t>s, scores, activations and parameter coordinates; allow calculators.</w:t>
+      </w:r>
+    </w:p>
+    <w:p>
+      <w:pPr>
+        <w:spacing w:line="336" w:lineRule="auto" w:after="180"/>
+      </w:pPr>
+      <w:r>
+        <w:rPr>
+          <w:b w:val="0"/>
+        </w:rPr>
+        <w:t xml:space="preserve">Extension: test several positive and negative </w:t>
+      </w:r>
+      <w:r>
+        <w:rPr>
+          <w:b/>
+        </w:rPr>
+        <w:t>input</w:t>
+      </w:r>
+      <w:r>
+        <w:rPr>
+          <w:b w:val="0"/>
+        </w:rPr>
+        <w:t>s against an independent explicit formula and explain why a test at a ReLU corner needs different reasoning from a smooth gradient check.</w:t>
+      </w:r>
+    </w:p>
+    <w:p>
+      <w:pPr>
+        <w:spacing w:line="336" w:lineRule="auto" w:after="180"/>
+      </w:pPr>
+      <w:r>
+        <w:rPr>
+          <w:b w:val="0"/>
+        </w:rPr>
+        <w:t>Week 19 explores learned representations and the distinctions hidden activations preserve.</w:t>
+      </w:r>
+    </w:p>
+    <w:p>
+      <w:pPr>
+        <w:spacing w:line="336" w:lineRule="auto" w:after="180"/>
+      </w:pPr>
+      <w:r>
+        <w:rPr>
+          <w:b w:val="0"/>
+        </w:rPr>
+        <w:t>Retain the project ledger and assess a changed case after support. Check the relevant prerequisite before carrying this component forward.</w:t>
+      </w:r>
+    </w:p>
+    <w:p>
+      <w:pPr>
+        <w:spacing w:line="336" w:lineRule="auto" w:after="180"/>
+      </w:pPr>
+      <w:r>
+        <w:rPr>
+          <w:b w:val="0"/>
+        </w:rPr>
+        <w:t xml:space="preserve">For your Image-pattern Network Investigation, save the </w:t>
+      </w:r>
+      <w:r>
+        <w:rPr>
+          <w:b/>
+        </w:rPr>
+        <w:t>input</w:t>
+      </w:r>
+      <w:r>
+        <w:rPr>
+          <w:b w:val="0"/>
+        </w:rPr>
+        <w:t>, procedure, observed result and limitation of this check.</w:t>
+      </w:r>
+    </w:p>
+    <w:p>
+      <w:pPr>
+        <w:spacing w:line="336" w:lineRule="auto" w:after="180"/>
+      </w:pPr>
+      <w:r>
+        <w:rPr>
+          <w:b w:val="0"/>
+        </w:rPr>
+        <w:t>Label this worked example as practice; use a different, previously unreviewed case when checking independent understanding.</w:t>
+      </w:r>
+    </w:p>
+    <w:p>
+      <w:pPr>
+        <w:pStyle w:val="Heading2"/>
+      </w:pPr>
+      <w:r>
+        <w:t>Delayed return and support record</w:t>
       </w:r>
     </w:p>
     <w:p>
@@ -4096,44 +4666,26 @@
     </w:p>
     <w:p>
       <w:pPr>
-        <w:pStyle w:val="Heading3"/>
-      </w:pPr>
-      <w:r>
-        <w:t>Project evidence from this case</w:t>
+        <w:pStyle w:val="Heading2"/>
+      </w:pPr>
+      <w:r>
+        <w:t>Earlier wording, alternatives and picture transcripts · reference / check after trying</w:t>
       </w:r>
     </w:p>
     <w:p>
       <w:pPr>
-        <w:spacing w:line="336" w:lineRule="auto" w:after="180"/>
-      </w:pPr>
-      <w:r>
-        <w:rPr>
-          <w:b w:val="0"/>
-        </w:rPr>
-        <w:t xml:space="preserve">For your Image-pattern Network Investigation, save the </w:t>
-      </w:r>
-      <w:r>
-        <w:rPr>
-          <w:b/>
-        </w:rPr>
-        <w:t>input</w:t>
-      </w:r>
-      <w:r>
-        <w:rPr>
-          <w:b w:val="0"/>
-        </w:rPr>
-        <w:t>, procedure, observed result and limitation of this check.</w:t>
+        <w:pStyle w:val="Heading3"/>
+      </w:pPr>
+      <w:r>
+        <w:t>Plan the delayed return</w:t>
       </w:r>
     </w:p>
     <w:p>
       <w:pPr>
-        <w:spacing w:line="336" w:lineRule="auto" w:after="180"/>
-      </w:pPr>
-      <w:r>
-        <w:rPr>
-          <w:b w:val="0"/>
-        </w:rPr>
-        <w:t>Label this worked example as practice; use a different, previously unreviewed case when checking independent understanding.</w:t>
+        <w:pStyle w:val="Heading3"/>
+      </w:pPr>
+      <w:r>
+        <w:t>Project evidence from this case</w:t>
       </w:r>
     </w:p>
     <w:p>
@@ -4141,26 +4693,33 @@
         <w:pStyle w:val="Heading1"/>
       </w:pPr>
       <w:r>
-        <w:t>07. Prepare, teach and assess</w:t>
+        <w:t>Reference bank and extra practice</w:t>
       </w:r>
     </w:p>
     <w:p>
-      <w:r>
-        <w:t>Use this preparation summary alongside the detailed Debugging shapes and gradients lesson; it is a checklist rather than a replacement for the full sequence.</w:t>
+      <w:pPr>
+        <w:pStyle w:val="Heading1"/>
+      </w:pPr>
+      <w:r>
+        <w:t>07. Reference · Alternative planning checklist</w:t>
       </w:r>
     </w:p>
     <w:p>
-      <w:pPr>
-        <w:pStyle w:val="Heading3"/>
-      </w:pPr>
-      <w:r>
-        <w:t>Teaching target</w:t>
+      <w:r>
+        <w:t>Use alongside the main route when helpful.</w:t>
       </w:r>
     </w:p>
     <w:p>
       <w:pPr>
+        <w:pStyle w:val="Heading2"/>
+      </w:pPr>
+      <w:r>
+        <w:t>Planning,assessment and project reminders</w:t>
+      </w:r>
+    </w:p>
+    <w:p>
+      <w:pPr>
         <w:spacing w:line="336" w:lineRule="auto" w:after="180"/>
-        <w:shd w:fill="EDF7F3"/>
       </w:pPr>
       <w:r>
         <w:rPr>
@@ -4360,22 +4919,60 @@
     </w:p>
     <w:p>
       <w:pPr>
-        <w:pStyle w:val="Heading3"/>
-      </w:pPr>
-      <w:r>
-        <w:t>Supported practice answer</w:t>
+        <w:spacing w:line="336" w:lineRule="auto" w:after="180"/>
+      </w:pPr>
+      <w:r>
+        <w:rPr>
+          <w:b w:val="0"/>
+        </w:rPr>
+        <w:t>Reasoned practice answer: Teacher explanation: Correct scores and activations are [3, 1, 3]. Omitting the third bias produces [3, 1, 2]. The third score is the first discrepancy and now survives ReLU.</w:t>
       </w:r>
     </w:p>
     <w:p>
       <w:pPr>
         <w:spacing w:line="336" w:lineRule="auto" w:after="180"/>
-        <w:shd w:fill="F1F6FC"/>
       </w:pPr>
       <w:r>
         <w:rPr>
           <w:b w:val="0"/>
         </w:rPr>
-        <w:t>Reasoned practice answer: Teacher explanation: Correct scores and activations are [3, 1, 3]. Omitting the third bias produces [3, 1, 2]. The third score is the first discrepancy and now survives ReLU.</w:t>
+        <w:t xml:space="preserve">Check every learner before discussion: Use the worked case for Debugging </w:t>
+      </w:r>
+      <w:r>
+        <w:rPr>
+          <w:b/>
+        </w:rPr>
+        <w:t>shape</w:t>
+      </w:r>
+      <w:r>
+        <w:rPr>
+          <w:b w:val="0"/>
+        </w:rPr>
+        <w:t xml:space="preserve">s and gradients. Proposed explanation: “Matching </w:t>
+      </w:r>
+      <w:r>
+        <w:rPr>
+          <w:b/>
+        </w:rPr>
+        <w:t>output</w:t>
+      </w:r>
+      <w:r>
+        <w:rPr>
+          <w:b w:val="0"/>
+        </w:rPr>
+        <w:t xml:space="preserve"> </w:t>
+      </w:r>
+      <w:r>
+        <w:rPr>
+          <w:b/>
+        </w:rPr>
+        <w:t>shape</w:t>
+      </w:r>
+      <w:r>
+        <w:rPr>
+          <w:b w:val="0"/>
+        </w:rPr>
+        <w:t xml:space="preserve"> guarantees the computation”. Decide whether this explanation is supported.</w:t>
       </w:r>
     </w:p>
     <w:p>
@@ -4386,43 +4983,7 @@
         <w:rPr>
           <w:b w:val="0"/>
         </w:rPr>
-        <w:t xml:space="preserve">Check every learner before discussion: Use the worked case for Debugging </w:t>
-      </w:r>
-      <w:r>
-        <w:rPr>
-          <w:b/>
-        </w:rPr>
-        <w:t>shape</w:t>
-      </w:r>
-      <w:r>
-        <w:rPr>
-          <w:b w:val="0"/>
-        </w:rPr>
-        <w:t xml:space="preserve">s and gradients. Proposed explanation: “Matching </w:t>
-      </w:r>
-      <w:r>
-        <w:rPr>
-          <w:b/>
-        </w:rPr>
-        <w:t>output</w:t>
-      </w:r>
-      <w:r>
-        <w:rPr>
-          <w:b w:val="0"/>
-        </w:rPr>
-        <w:t xml:space="preserve"> </w:t>
-      </w:r>
-      <w:r>
-        <w:rPr>
-          <w:b/>
-        </w:rPr>
-        <w:t>shape</w:t>
-      </w:r>
-      <w:r>
-        <w:rPr>
-          <w:b w:val="0"/>
-        </w:rPr>
-        <w:t xml:space="preserve"> guarantees the computation”. Decide whether this explanation is supported.</w:t>
+        <w:t>Point to the step or supplied fact that decides; explain your repair if needed.</w:t>
       </w:r>
     </w:p>
     <w:p>
@@ -4433,117 +4994,69 @@
         <w:rPr>
           <w:b w:val="0"/>
         </w:rPr>
-        <w:t>Point to the step or supplied fact that decides; explain your repair if needed.</w:t>
+        <w:t>Misconception repair: Correct dimensions can hide swapped features, missing biases or wrong axis meanings.</w:t>
       </w:r>
     </w:p>
     <w:p>
       <w:pPr>
-        <w:pStyle w:val="Heading3"/>
-      </w:pPr>
-      <w:r>
-        <w:t>Repair the misconception</w:t>
+        <w:spacing w:line="336" w:lineRule="auto" w:after="180"/>
+      </w:pPr>
+      <w:r>
+        <w:rPr>
+          <w:b w:val="0"/>
+        </w:rPr>
+        <w:t xml:space="preserve">Support: read the exact case aloud, enlarge the labelled picture, supply </w:t>
+      </w:r>
+      <w:r>
+        <w:rPr>
+          <w:b/>
+        </w:rPr>
+        <w:t>input</w:t>
+      </w:r>
+      <w:r>
+        <w:rPr>
+          <w:b w:val="0"/>
+        </w:rPr>
+        <w:t xml:space="preserve"> cards and model only the first deciding step. Accept a spoken explanation or drawing; retain the reasoning goal.</w:t>
       </w:r>
     </w:p>
     <w:p>
       <w:pPr>
         <w:spacing w:line="336" w:lineRule="auto" w:after="180"/>
-        <w:shd w:fill="FFF5E6"/>
       </w:pPr>
       <w:r>
         <w:rPr>
           <w:b w:val="0"/>
         </w:rPr>
-        <w:t>Misconception repair: Correct dimensions can hide swapped features, missing biases or wrong axis meanings.</w:t>
+        <w:t xml:space="preserve">Extension: The program changes its declared order to [c, a] and returns [-12,-8]. Require a </w:t>
+      </w:r>
+      <w:r>
+        <w:rPr>
+          <w:b/>
+        </w:rPr>
+        <w:t>prediction</w:t>
+      </w:r>
+      <w:r>
+        <w:rPr>
+          <w:b w:val="0"/>
+        </w:rPr>
+        <w:t xml:space="preserve"> and a reason before comparing. Expected result: That vector now matches the declared coordinate order.</w:t>
       </w:r>
     </w:p>
     <w:p>
       <w:pPr>
-        <w:pStyle w:val="Heading3"/>
-      </w:pPr>
-      <w:r>
-        <w:t>Support without giving away the answer</w:t>
+        <w:spacing w:line="336" w:lineRule="auto" w:after="180"/>
+      </w:pPr>
+      <w:r>
+        <w:rPr>
+          <w:b w:val="0"/>
+        </w:rPr>
+        <w:t>Reason: Gradient values are meaningful only when their parameter names and array positions agree.</w:t>
       </w:r>
     </w:p>
     <w:p>
       <w:pPr>
         <w:spacing w:line="336" w:lineRule="auto" w:after="180"/>
-        <w:shd w:fill="F1F6F8"/>
-      </w:pPr>
-      <w:r>
-        <w:rPr>
-          <w:b w:val="0"/>
-        </w:rPr>
-        <w:t xml:space="preserve">Support: read the exact case aloud, enlarge the labelled picture, supply </w:t>
-      </w:r>
-      <w:r>
-        <w:rPr>
-          <w:b/>
-        </w:rPr>
-        <w:t>input</w:t>
-      </w:r>
-      <w:r>
-        <w:rPr>
-          <w:b w:val="0"/>
-        </w:rPr>
-        <w:t xml:space="preserve"> cards and model only the first deciding step. Accept a spoken explanation or drawing; retain the reasoning goal.</w:t>
-      </w:r>
-    </w:p>
-    <w:p>
-      <w:pPr>
-        <w:pStyle w:val="Heading3"/>
-      </w:pPr>
-      <w:r>
-        <w:t>Extend the reasoning</w:t>
-      </w:r>
-    </w:p>
-    <w:p>
-      <w:pPr>
-        <w:spacing w:line="336" w:lineRule="auto" w:after="180"/>
-        <w:shd w:fill="F5F1FB"/>
-      </w:pPr>
-      <w:r>
-        <w:rPr>
-          <w:b w:val="0"/>
-        </w:rPr>
-        <w:t xml:space="preserve">Extension: The program changes its declared order to [c, a] and returns [-12,-8]. Require a </w:t>
-      </w:r>
-      <w:r>
-        <w:rPr>
-          <w:b/>
-        </w:rPr>
-        <w:t>prediction</w:t>
-      </w:r>
-      <w:r>
-        <w:rPr>
-          <w:b w:val="0"/>
-        </w:rPr>
-        <w:t xml:space="preserve"> and a reason before comparing. Expected result: That vector now matches the declared coordinate order.</w:t>
-      </w:r>
-    </w:p>
-    <w:p>
-      <w:pPr>
-        <w:spacing w:line="336" w:lineRule="auto" w:after="180"/>
-        <w:shd w:fill="F5F1FB"/>
-      </w:pPr>
-      <w:r>
-        <w:rPr>
-          <w:b w:val="0"/>
-        </w:rPr>
-        <w:t>Reason: Gradient values are meaningful only when their parameter names and array positions agree.</w:t>
-      </w:r>
-    </w:p>
-    <w:p>
-      <w:pPr>
-        <w:pStyle w:val="Heading3"/>
-      </w:pPr>
-      <w:r>
-        <w:t>Protect the independent attempt</w:t>
-      </w:r>
-    </w:p>
-    <w:p>
-      <w:pPr>
-        <w:spacing w:line="336" w:lineRule="auto" w:after="180"/>
-        <w:shd w:fill="FFF5E6"/>
       </w:pPr>
       <w:r>
         <w:rPr>
@@ -4738,58 +5251,57 @@
     </w:tbl>
     <w:p>
       <w:pPr>
-        <w:pStyle w:val="Heading3"/>
-      </w:pPr>
-      <w:r>
-        <w:t>Project checkpoint</w:t>
+        <w:spacing w:line="336" w:lineRule="auto" w:after="180"/>
+      </w:pPr>
+      <w:r>
+        <w:rPr>
+          <w:b w:val="0"/>
+        </w:rPr>
+        <w:t>Project checkpoint: Test changed cases. Keep normal, boundary and failure cases; compare expected and observed results.</w:t>
       </w:r>
     </w:p>
     <w:p>
       <w:pPr>
         <w:spacing w:line="336" w:lineRule="auto" w:after="180"/>
-        <w:shd w:fill="EDF7F3"/>
       </w:pPr>
       <w:r>
         <w:rPr>
           <w:b w:val="0"/>
         </w:rPr>
-        <w:t>Project checkpoint: Test changed cases. Keep normal, boundary and failure cases; compare expected and observed results.</w:t>
+        <w:t xml:space="preserve">Use the weekly teacher answer for topic-specific reasoning. A saved progress tick is an activity record; judge mastery from the learner’s explanation and </w:t>
+      </w:r>
+      <w:r>
+        <w:rPr>
+          <w:b/>
+        </w:rPr>
+        <w:t>evidence</w:t>
+      </w:r>
+      <w:r>
+        <w:rPr>
+          <w:b w:val="0"/>
+        </w:rPr>
+        <w:t>.</w:t>
       </w:r>
     </w:p>
     <w:p>
       <w:pPr>
-        <w:spacing w:line="336" w:lineRule="auto" w:after="180"/>
-      </w:pPr>
-      <w:r>
-        <w:rPr>
-          <w:b w:val="0"/>
-        </w:rPr>
-        <w:t xml:space="preserve">Use the weekly teacher answer for topic-specific reasoning. A saved progress tick is an activity record; judge mastery from the learner’s explanation and </w:t>
-      </w:r>
-      <w:r>
-        <w:rPr>
-          <w:b/>
-        </w:rPr>
-        <w:t>evidence</w:t>
-      </w:r>
-      <w:r>
-        <w:rPr>
-          <w:b w:val="0"/>
-        </w:rPr>
-        <w:t>.</w:t>
+        <w:pStyle w:val="Heading1"/>
+      </w:pPr>
+      <w:r>
+        <w:t>08. Reference · Feedback,labs and repair paths</w:t>
       </w:r>
     </w:p>
     <w:p>
-      <w:pPr>
-        <w:pStyle w:val="Heading1"/>
-      </w:pPr>
-      <w:r>
-        <w:t>08. Use feedback, labs and repair paths</w:t>
+      <w:r>
+        <w:t>Retain the first attempt and the evidence used for a repair.</w:t>
       </w:r>
     </w:p>
     <w:p>
-      <w:r>
-        <w:t>Use feedback, earlier review and portfolios purposefully. Apply the coding routine only when this lesson has an executable lab.</w:t>
+      <w:pPr>
+        <w:pStyle w:val="Heading2"/>
+      </w:pPr>
+      <w:r>
+        <w:t>Feedback and record guidance</w:t>
       </w:r>
     </w:p>
     <w:p>
@@ -4888,40 +5400,17 @@
         <w:pStyle w:val="Heading1"/>
       </w:pPr>
       <w:r>
-        <w:t>09. Visual concept journey</w:t>
+        <w:t>09. Reference · Teach with the six pictures</w:t>
       </w:r>
     </w:p>
     <w:p>
       <w:r>
-        <w:t>Show one Debugging shapes and gradients graphic at a time, request a prediction and discuss its trace before the independent assessment.</w:t>
+        <w:t>Choose one picture for a particular reasoning move.</w:t>
       </w:r>
     </w:p>
     <w:p>
       <w:pPr>
-        <w:spacing w:line="336" w:lineRule="auto" w:after="180"/>
-      </w:pPr>
-      <w:r>
-        <w:rPr>
-          <w:b w:val="0"/>
-        </w:rPr>
-        <w:t xml:space="preserve">Use one picture at a time. Hide a worked result before asking for a </w:t>
-      </w:r>
-      <w:r>
-        <w:rPr>
-          <w:b/>
-        </w:rPr>
-        <w:t>prediction</w:t>
-      </w:r>
-      <w:r>
-        <w:rPr>
-          <w:b w:val="0"/>
-        </w:rPr>
-        <w:t>, then reveal it for feedback. These are supported teaching cases; retain the separate independent assessment for a fresh first attempt.</w:t>
-      </w:r>
-    </w:p>
-    <w:p>
-      <w:pPr>
-        <w:pStyle w:val="Heading3"/>
+        <w:pStyle w:val="Heading2"/>
       </w:pPr>
       <w:r>
         <w:t>01. Debugging shapes and gradients: the case</w:t>
@@ -4932,7 +5421,7 @@
         <w:drawing>
           <wp:inline xmlns:a="http://schemas.openxmlformats.org/drawingml/2006/main" xmlns:pic="http://schemas.openxmlformats.org/drawingml/2006/picture">
             <wp:extent cx="5486400" cy="3142488"/>
-            <wp:docPr id="2" name="Picture 2" descr="Catch a gradient -order bug before the optimiser changes parameters. Supplied facts: Toy y=2a+3c, target 4, start [a, c]=[1, 0]. Loss (y-4)². Program claims gradient [-12,-8] in order [a, c]. All inputs and outcomes in this worked example are invented classroom data; no real model run is claimed."/>
+            <wp:docPr id="3" name="Picture 3" descr="Catch a gradient -order bug before the optimiser changes parameters. Supplied facts: Toy y=2a+3c, target 4, start [a, c]=[1, 0]. Loss (y-4)². Program claims gradient [-12,-8] in order [a, c]. All inputs and outcomes in this worked example are invented classroom data; no real model run is claimed."/>
             <wp:cNvGraphicFramePr>
               <a:graphicFrameLocks noChangeAspect="1"/>
             </wp:cNvGraphicFramePr>
@@ -4944,7 +5433,7 @@
                     <pic:cNvPicPr/>
                   </pic:nvPicPr>
                   <pic:blipFill>
-                    <a:blip r:embed="rId10"/>
+                    <a:blip r:embed="rId11"/>
                     <a:stretch>
                       <a:fillRect/>
                     </a:stretch>
@@ -5000,7 +5489,6 @@
     <w:p>
       <w:pPr>
         <w:spacing w:line="336" w:lineRule="auto" w:after="180"/>
-        <w:shd w:fill="F5F1FB"/>
       </w:pPr>
       <w:r>
         <w:rPr>
@@ -5011,27 +5499,18 @@
     </w:p>
     <w:p>
       <w:pPr>
-        <w:pStyle w:val="Heading3"/>
-      </w:pPr>
-      <w:r>
-        <w:t>Discuss while showing the picture</w:t>
+        <w:spacing w:line="336" w:lineRule="auto" w:after="180"/>
+      </w:pPr>
+      <w:r>
+        <w:rPr>
+          <w:b w:val="0"/>
+        </w:rPr>
+        <w:t>Teacher prompt: Point to the given fact that matters most. Explain why it matters. Ask learners to describe one label or arrow in ordinary words. Use the adjacent transcript if the image is difficult to see.</w:t>
       </w:r>
     </w:p>
     <w:p>
       <w:pPr>
-        <w:spacing w:line="336" w:lineRule="auto" w:after="180"/>
-        <w:shd w:fill="F1F6F8"/>
-      </w:pPr>
-      <w:r>
-        <w:rPr>
-          <w:b w:val="0"/>
-        </w:rPr>
-        <w:t>Teacher prompt: Point to the given fact that matters most. Explain why it matters. Ask learners to describe one label or arrow in ordinary words. Use the adjacent transcript if the image is difficult to see.</w:t>
-      </w:r>
-    </w:p>
-    <w:p>
-      <w:pPr>
-        <w:pStyle w:val="Heading3"/>
+        <w:pStyle w:val="Heading2"/>
       </w:pPr>
       <w:r>
         <w:t>02. Follow the deciding steps</w:t>
@@ -5042,7 +5521,7 @@
         <w:drawing>
           <wp:inline xmlns:a="http://schemas.openxmlformats.org/drawingml/2006/main" xmlns:pic="http://schemas.openxmlformats.org/drawingml/2006/picture">
             <wp:extent cx="5486400" cy="3182112"/>
-            <wp:docPr id="3" name="Picture 3" descr="Compute correct gradient: y = 2, residual -2: gradient [-8,-12], not [-12,-8]. → Check coordinates: Step 0.1: a losses 3.24, 4.84 give -8; c losses 2.89, 5.29 give -12. → Apply correct update: At rate 0.01: new [a, c]=[1.08, 0.12]; y = 2.52, loss 2.1904."/>
+            <wp:docPr id="4" name="Picture 4" descr="Compute correct gradient: y = 2, residual -2: gradient [-8,-12], not [-12,-8]. → Check coordinates: Step 0.1: a losses 3.24, 4.84 give -8; c losses 2.89, 5.29 give -12. → Apply correct update: At rate 0.01: new [a, c]=[1.08, 0.12]; y = 2.52, loss 2.1904."/>
             <wp:cNvGraphicFramePr>
               <a:graphicFrameLocks noChangeAspect="1"/>
             </wp:cNvGraphicFramePr>
@@ -5054,7 +5533,7 @@
                     <pic:cNvPicPr/>
                   </pic:nvPicPr>
                   <pic:blipFill>
-                    <a:blip r:embed="rId11"/>
+                    <a:blip r:embed="rId9"/>
                     <a:stretch>
                       <a:fillRect/>
                     </a:stretch>
@@ -5087,7 +5566,6 @@
     <w:p>
       <w:pPr>
         <w:spacing w:line="336" w:lineRule="auto" w:after="180"/>
-        <w:shd w:fill="F5F1FB"/>
       </w:pPr>
       <w:r>
         <w:rPr>
@@ -5110,39 +5588,30 @@
     </w:p>
     <w:p>
       <w:pPr>
-        <w:pStyle w:val="Heading3"/>
-      </w:pPr>
-      <w:r>
-        <w:t>Discuss while showing the picture</w:t>
+        <w:spacing w:line="336" w:lineRule="auto" w:after="180"/>
+      </w:pPr>
+      <w:r>
+        <w:rPr>
+          <w:b w:val="0"/>
+        </w:rPr>
+        <w:t xml:space="preserve">Teacher prompt: Point to each numbered stage and explain which recorded </w:t>
+      </w:r>
+      <w:r>
+        <w:rPr>
+          <w:b/>
+        </w:rPr>
+        <w:t>input</w:t>
+      </w:r>
+      <w:r>
+        <w:rPr>
+          <w:b w:val="0"/>
+        </w:rPr>
+        <w:t xml:space="preserve"> it uses. Ask learners to describe one label or arrow in ordinary words. Use the adjacent transcript if the image is difficult to see.</w:t>
       </w:r>
     </w:p>
     <w:p>
       <w:pPr>
-        <w:spacing w:line="336" w:lineRule="auto" w:after="180"/>
-        <w:shd w:fill="F1F6F8"/>
-      </w:pPr>
-      <w:r>
-        <w:rPr>
-          <w:b w:val="0"/>
-        </w:rPr>
-        <w:t xml:space="preserve">Teacher prompt: Point to each numbered stage and explain which recorded </w:t>
-      </w:r>
-      <w:r>
-        <w:rPr>
-          <w:b/>
-        </w:rPr>
-        <w:t>input</w:t>
-      </w:r>
-      <w:r>
-        <w:rPr>
-          <w:b w:val="0"/>
-        </w:rPr>
-        <w:t xml:space="preserve"> it uses. Ask learners to describe one label or arrow in ordinary words. Use the adjacent transcript if the image is difficult to see.</w:t>
-      </w:r>
-    </w:p>
-    <w:p>
-      <w:pPr>
-        <w:pStyle w:val="Heading3"/>
+        <w:pStyle w:val="Heading2"/>
       </w:pPr>
       <w:r>
         <w:t>03. Repair from the first disagreement</w:t>
@@ -5153,7 +5622,7 @@
         <w:drawing>
           <wp:inline xmlns:a="http://schemas.openxmlformats.org/drawingml/2006/main" xmlns:pic="http://schemas.openxmlformats.org/drawingml/2006/picture">
             <wp:extent cx="5486400" cy="2834640"/>
-            <wp:docPr id="4" name="Picture 4" descr="Repair from the first disagreement. Input and dimensions | x length 2 W 3 by 2 b length 3 | Dimensions match. Scores before ReLU | [1, 2, 0] | [1, 2, -1]. Hidden activations | [1, 2, 0] | [1, 2, 0]"/>
+            <wp:docPr id="5" name="Picture 5" descr="Repair from the first disagreement. Input and dimensions | x length 2 W 3 by 2 b length 3 | Dimensions match. Scores before ReLU | [1, 2, 0] | [1, 2, -1]. Hidden activations | [1, 2, 0] | [1, 2, 0]"/>
             <wp:cNvGraphicFramePr>
               <a:graphicFrameLocks noChangeAspect="1"/>
             </wp:cNvGraphicFramePr>
@@ -5210,7 +5679,6 @@
     <w:p>
       <w:pPr>
         <w:spacing w:line="336" w:lineRule="auto" w:after="180"/>
-        <w:shd w:fill="F5F1FB"/>
       </w:pPr>
       <w:r>
         <w:rPr>
@@ -5221,27 +5689,18 @@
     </w:p>
     <w:p>
       <w:pPr>
-        <w:pStyle w:val="Heading3"/>
-      </w:pPr>
-      <w:r>
-        <w:t>Discuss while showing the picture</w:t>
+        <w:spacing w:line="336" w:lineRule="auto" w:after="180"/>
+      </w:pPr>
+      <w:r>
+        <w:rPr>
+          <w:b w:val="0"/>
+        </w:rPr>
+        <w:t>Teacher prompt: Read the labels and values. Explain the relationship the model shows. Ask learners to describe one label or arrow in ordinary words. Use the adjacent transcript if the image is difficult to see.</w:t>
       </w:r>
     </w:p>
     <w:p>
       <w:pPr>
-        <w:spacing w:line="336" w:lineRule="auto" w:after="180"/>
-        <w:shd w:fill="F1F6F8"/>
-      </w:pPr>
-      <w:r>
-        <w:rPr>
-          <w:b w:val="0"/>
-        </w:rPr>
-        <w:t>Teacher prompt: Read the labels and values. Explain the relationship the model shows. Ask learners to describe one label or arrow in ordinary words. Use the adjacent transcript if the image is difficult to see.</w:t>
-      </w:r>
-    </w:p>
-    <w:p>
-      <w:pPr>
-        <w:pStyle w:val="Heading3"/>
+        <w:pStyle w:val="Heading2"/>
       </w:pPr>
       <w:r>
         <w:t>04. Change one thing. Trace what follows.</w:t>
@@ -5252,7 +5711,7 @@
         <w:drawing>
           <wp:inline xmlns:a="http://schemas.openxmlformats.org/drawingml/2006/main" xmlns:pic="http://schemas.openxmlformats.org/drawingml/2006/picture">
             <wp:extent cx="5486400" cy="3026664"/>
-            <wp:docPr id="5" name="Picture 5" descr="Original case: At rate 0.01: new [a, c]=[1.08, 0.12]; y = 2.52, loss 2.1904. Changed condition: The program changes its declared order to [c, a] and returns [-12,-8]. Expected result: That vector now matches the declared coordinate order. Reason: Gradient values are meaningful only when their parameter names and array positions agree."/>
+            <wp:docPr id="6" name="Picture 6" descr="Original case: At rate 0.01: new [a, c]=[1.08, 0.12]; y = 2.52, loss 2.1904. Changed condition: The program changes its declared order to [c, a] and returns [-12,-8]. Expected result: That vector now matches the declared coordinate order. Reason: Gradient values are meaningful only when their parameter names and array positions agree."/>
             <wp:cNvGraphicFramePr>
               <a:graphicFrameLocks noChangeAspect="1"/>
             </wp:cNvGraphicFramePr>
@@ -5308,7 +5767,6 @@
     <w:p>
       <w:pPr>
         <w:spacing w:line="336" w:lineRule="auto" w:after="180"/>
-        <w:shd w:fill="F5F1FB"/>
       </w:pPr>
       <w:r>
         <w:rPr>
@@ -5319,39 +5777,29 @@
     </w:p>
     <w:p>
       <w:pPr>
-        <w:pStyle w:val="Heading3"/>
-      </w:pPr>
-      <w:r>
-        <w:t>Discuss while showing the picture</w:t>
+        <w:spacing w:line="336" w:lineRule="auto" w:after="180"/>
+      </w:pPr>
+      <w:r>
+        <w:rPr>
+          <w:b w:val="0"/>
+        </w:rPr>
+        <w:t>Teacher prompt: Predict before checking the worked changed-case result. Name what changed and what the supplied facts allow you to conclude. Ask learners to describe one label or arrow in ordinary words.</w:t>
       </w:r>
     </w:p>
     <w:p>
       <w:pPr>
         <w:spacing w:line="336" w:lineRule="auto" w:after="180"/>
-        <w:shd w:fill="F1F6F8"/>
       </w:pPr>
       <w:r>
         <w:rPr>
           <w:b w:val="0"/>
         </w:rPr>
-        <w:t>Teacher prompt: Predict before checking the worked changed-case result. Name what changed and what the supplied facts allow you to conclude. Ask learners to describe one label or arrow in ordinary words.</w:t>
+        <w:t>Use the adjacent transcript if the image is difficult to see. Changed-case reasoning: Gradient values are meaningful only when their parameter names and array positions agree.</w:t>
       </w:r>
     </w:p>
     <w:p>
       <w:pPr>
-        <w:spacing w:line="336" w:lineRule="auto" w:after="180"/>
-        <w:shd w:fill="F1F6F8"/>
-      </w:pPr>
-      <w:r>
-        <w:rPr>
-          <w:b w:val="0"/>
-        </w:rPr>
-        <w:t>Use the adjacent transcript if the image is difficult to see. Changed-case reasoning: Gradient values are meaningful only when their parameter names and array positions agree.</w:t>
-      </w:r>
-    </w:p>
-    <w:p>
-      <w:pPr>
-        <w:pStyle w:val="Heading3"/>
+        <w:pStyle w:val="Heading2"/>
       </w:pPr>
       <w:r>
         <w:t>05. Connect the explanation to its limit</w:t>
@@ -5362,7 +5810,7 @@
         <w:drawing>
           <wp:inline xmlns:a="http://schemas.openxmlformats.org/drawingml/2006/main" xmlns:pic="http://schemas.openxmlformats.org/drawingml/2006/picture">
             <wp:extent cx="5486400" cy="2834640"/>
-            <wp:docPr id="6" name="Picture 6" descr="Array shape and coordinate meaning both matter. A vector with two entries can have the right length but assign each derivative to the wrong parameter. Label the entries a and c, then perturb one coordinate at a time to check their slopes. Repairing the coordinate mapping is necessary before using the gradient to update the network. Limit: A correct gradient at one point does not establish every batch, shape or activation path is implemented correctly."/>
+            <wp:docPr id="7" name="Picture 7" descr="Array shape and coordinate meaning both matter. A vector with two entries can have the right length but assign each derivative to the wrong parameter. Label the entries a and c, then perturb one coordinate at a time to check their slopes. Repairing the coordinate mapping is necessary before using the gradient to update the network. Limit: A correct gradient at one point does not establish every batch, shape or activation path is implemented correctly."/>
             <wp:cNvGraphicFramePr>
               <a:graphicFrameLocks noChangeAspect="1"/>
             </wp:cNvGraphicFramePr>
@@ -5453,7 +5901,6 @@
     <w:p>
       <w:pPr>
         <w:spacing w:line="336" w:lineRule="auto" w:after="180"/>
-        <w:shd w:fill="F5F1FB"/>
       </w:pPr>
       <w:r>
         <w:rPr>
@@ -5464,51 +5911,41 @@
     </w:p>
     <w:p>
       <w:pPr>
-        <w:pStyle w:val="Heading3"/>
-      </w:pPr>
-      <w:r>
-        <w:t>Discuss while showing the picture</w:t>
+        <w:spacing w:line="336" w:lineRule="auto" w:after="180"/>
+      </w:pPr>
+      <w:r>
+        <w:rPr>
+          <w:b w:val="0"/>
+        </w:rPr>
+        <w:t>Teacher prompt: Explain the case, then point to a limit on the claim. Ask learners to describe one label or arrow in ordinary words. Use the adjacent transcript if the image is difficult to see.</w:t>
       </w:r>
     </w:p>
     <w:p>
       <w:pPr>
         <w:spacing w:line="336" w:lineRule="auto" w:after="180"/>
-        <w:shd w:fill="F1F6F8"/>
       </w:pPr>
       <w:r>
         <w:rPr>
           <w:b w:val="0"/>
         </w:rPr>
-        <w:t>Teacher prompt: Explain the case, then point to a limit on the claim. Ask learners to describe one label or arrow in ordinary words. Use the adjacent transcript if the image is difficult to see.</w:t>
+        <w:t xml:space="preserve">Keep the stated scope: A correct gradient at one point does not establish every batch, </w:t>
+      </w:r>
+      <w:r>
+        <w:rPr>
+          <w:b/>
+        </w:rPr>
+        <w:t>shape</w:t>
+      </w:r>
+      <w:r>
+        <w:rPr>
+          <w:b w:val="0"/>
+        </w:rPr>
+        <w:t xml:space="preserve"> or activation path is implemented correctly.</w:t>
       </w:r>
     </w:p>
     <w:p>
       <w:pPr>
-        <w:spacing w:line="336" w:lineRule="auto" w:after="180"/>
-        <w:shd w:fill="F1F6F8"/>
-      </w:pPr>
-      <w:r>
-        <w:rPr>
-          <w:b w:val="0"/>
-        </w:rPr>
-        <w:t xml:space="preserve">Keep the stated scope: A correct gradient at one point does not establish every batch, </w:t>
-      </w:r>
-      <w:r>
-        <w:rPr>
-          <w:b/>
-        </w:rPr>
-        <w:t>shape</w:t>
-      </w:r>
-      <w:r>
-        <w:rPr>
-          <w:b w:val="0"/>
-        </w:rPr>
-        <w:t xml:space="preserve"> or activation path is implemented correctly.</w:t>
-      </w:r>
-    </w:p>
-    <w:p>
-      <w:pPr>
-        <w:pStyle w:val="Heading3"/>
+        <w:pStyle w:val="Heading2"/>
       </w:pPr>
       <w:r>
         <w:t>06. Make the idea visible in your project</w:t>
@@ -5519,7 +5956,7 @@
         <w:drawing>
           <wp:inline xmlns:a="http://schemas.openxmlformats.org/drawingml/2006/main" xmlns:pic="http://schemas.openxmlformats.org/drawingml/2006/picture">
             <wp:extent cx="5486400" cy="3681984"/>
-            <wp:docPr id="7" name="Picture 7" descr="For your Image-pattern Network Investigation, save the input, procedure, observed result and limitation of this check. Label this worked example as practice; use a different, previously unreviewed case when checking independent understanding. Draw your input, deciding step, result and limit. Supported question: What should a debugging record pair with every gradient value? Point to the relevant step in the picture, then write the changed result and the rule or evidence that supports it."/>
+            <wp:docPr id="8" name="Picture 8" descr="For your Image-pattern Network Investigation, save the input, procedure, observed result and limitation of this check. Label this worked example as practice; use a different, previously unreviewed case when checking independent understanding. Draw your input, deciding step, result and limit. Supported question: What should a debugging record pair with every gradient value? Point to the relevant step in the picture, then write the changed result and the rule or evidence that supports it."/>
             <wp:cNvGraphicFramePr>
               <a:graphicFrameLocks noChangeAspect="1"/>
             </wp:cNvGraphicFramePr>
@@ -5622,7 +6059,6 @@
     <w:p>
       <w:pPr>
         <w:spacing w:line="336" w:lineRule="auto" w:after="180"/>
-        <w:shd w:fill="F5F1FB"/>
       </w:pPr>
       <w:r>
         <w:rPr>
@@ -5645,70 +6081,138 @@
     </w:p>
     <w:p>
       <w:pPr>
-        <w:pStyle w:val="Heading3"/>
-      </w:pPr>
-      <w:r>
-        <w:t>Discuss while showing the picture</w:t>
+        <w:spacing w:line="336" w:lineRule="auto" w:after="180"/>
+      </w:pPr>
+      <w:r>
+        <w:rPr>
+          <w:b w:val="0"/>
+        </w:rPr>
+        <w:t xml:space="preserve">Teacher prompt: Draw your project trace and justify the deciding step using </w:t>
+      </w:r>
+      <w:r>
+        <w:rPr>
+          <w:b/>
+        </w:rPr>
+        <w:t>evidence</w:t>
+      </w:r>
+      <w:r>
+        <w:rPr>
+          <w:b w:val="0"/>
+        </w:rPr>
+        <w:t>. Ask learners to describe one label or arrow in ordinary words. Use the adjacent transcript if the image is difficult to see.</w:t>
       </w:r>
     </w:p>
     <w:p>
       <w:pPr>
         <w:spacing w:line="336" w:lineRule="auto" w:after="180"/>
-        <w:shd w:fill="F1F6F8"/>
       </w:pPr>
       <w:r>
         <w:rPr>
           <w:b w:val="0"/>
         </w:rPr>
-        <w:t xml:space="preserve">Teacher prompt: Draw your project trace and justify the deciding step using </w:t>
+        <w:t xml:space="preserve">Supported practice key: Parameter name and index, expected </w:t>
       </w:r>
       <w:r>
         <w:rPr>
           <w:b/>
         </w:rPr>
-        <w:t>evidence</w:t>
+        <w:t>shape</w:t>
       </w:r>
       <w:r>
         <w:rPr>
           <w:b w:val="0"/>
         </w:rPr>
-        <w:t>. Ask learners to describe one label or arrow in ordinary words. Use the adjacent transcript if the image is difficult to see.</w:t>
+        <w:t>, analytic derivative and numerical check; correct [a, c] gradient is [-8,-12]. Changed-case check: That vector now matches the declared coordinate order.</w:t>
       </w:r>
     </w:p>
     <w:p>
       <w:pPr>
         <w:spacing w:line="336" w:lineRule="auto" w:after="180"/>
-        <w:shd w:fill="F1F6F8"/>
       </w:pPr>
       <w:r>
         <w:rPr>
           <w:b w:val="0"/>
         </w:rPr>
-        <w:t xml:space="preserve">Supported practice key: Parameter name and index, expected </w:t>
-      </w:r>
-      <w:r>
-        <w:rPr>
-          <w:b/>
-        </w:rPr>
-        <w:t>shape</w:t>
-      </w:r>
-      <w:r>
-        <w:rPr>
-          <w:b w:val="0"/>
-        </w:rPr>
-        <w:t>, analytic derivative and numerical check; correct [a, c] gradient is [-8,-12]. Changed-case check: That vector now matches the declared coordinate order.</w:t>
+        <w:t>Gradient values are meaningful only when their parameter names and array positions agree.</w:t>
       </w:r>
     </w:p>
     <w:p>
       <w:pPr>
+        <w:pStyle w:val="Heading2"/>
+      </w:pPr>
+      <w:r>
+        <w:t>Earlier wording, alternatives and picture transcripts · reference / check after trying</w:t>
+      </w:r>
+    </w:p>
+    <w:p>
+      <w:pPr>
         <w:spacing w:line="336" w:lineRule="auto" w:after="180"/>
-        <w:shd w:fill="F1F6F8"/>
       </w:pPr>
       <w:r>
         <w:rPr>
           <w:b w:val="0"/>
         </w:rPr>
-        <w:t>Gradient values are meaningful only when their parameter names and array positions agree.</w:t>
+        <w:t xml:space="preserve">Use one picture at a time. Hide a worked result before asking for a </w:t>
+      </w:r>
+      <w:r>
+        <w:rPr>
+          <w:b/>
+        </w:rPr>
+        <w:t>prediction</w:t>
+      </w:r>
+      <w:r>
+        <w:rPr>
+          <w:b w:val="0"/>
+        </w:rPr>
+        <w:t>, then reveal it for feedback. These are supported teaching cases; retain the separate independent assessment for a fresh first attempt.</w:t>
+      </w:r>
+    </w:p>
+    <w:p>
+      <w:pPr>
+        <w:pStyle w:val="Heading3"/>
+      </w:pPr>
+      <w:r>
+        <w:t>01. Debugging shapes and gradients: the case</w:t>
+      </w:r>
+    </w:p>
+    <w:p>
+      <w:pPr>
+        <w:pStyle w:val="Heading3"/>
+      </w:pPr>
+      <w:r>
+        <w:t>02. Follow the deciding steps</w:t>
+      </w:r>
+    </w:p>
+    <w:p>
+      <w:pPr>
+        <w:pStyle w:val="Heading3"/>
+      </w:pPr>
+      <w:r>
+        <w:t>03. Repair from the first disagreement</w:t>
+      </w:r>
+    </w:p>
+    <w:p>
+      <w:pPr>
+        <w:pStyle w:val="Heading3"/>
+      </w:pPr>
+      <w:r>
+        <w:t>04. Change one thing. Trace what follows.</w:t>
+      </w:r>
+    </w:p>
+    <w:p>
+      <w:pPr>
+        <w:pStyle w:val="Heading3"/>
+      </w:pPr>
+      <w:r>
+        <w:t>05. Connect the explanation to its limit</w:t>
+      </w:r>
+    </w:p>
+    <w:p>
+      <w:pPr>
+        <w:pStyle w:val="Heading3"/>
+      </w:pPr>
+      <w:r>
+        <w:t>06. Make the idea visible in your project</w:t>
       </w:r>
     </w:p>
     <w:sectPr>
